--- a/0.说明文件与教程/添加新物品和单位的教程.docx
+++ b/0.说明文件与教程/添加新物品和单位的教程.docx
@@ -9,6 +9,9 @@
           <w:ilvl w:val="0"/>
           <w:numId w:val="2"/>
         </w:numPr>
+        <w:rPr>
+          <w:rFonts w:hint="eastAsia"/>
+        </w:rPr>
       </w:pPr>
       <w:r>
         <w:rPr>
@@ -18,11 +21,28 @@
       </w:r>
     </w:p>
     <w:p>
-      <w:r>
-        <w:rPr>
-          <w:rFonts w:hint="eastAsia"/>
-        </w:rPr>
-        <w:t>本篇涉及到相关工具、概念的常识，如果已了解可以跳过。</w:t>
+      <w:pPr>
+        <w:rPr>
+          <w:rFonts w:hint="eastAsia"/>
+        </w:rPr>
+      </w:pPr>
+      <w:r>
+        <w:rPr>
+          <w:rFonts w:hint="eastAsia"/>
+        </w:rPr>
+        <w:t>本篇涉及到相关工具、概念的常识，</w:t>
+      </w:r>
+      <w:r>
+        <w:rPr>
+          <w:rFonts w:hint="eastAsia"/>
+        </w:rPr>
+        <w:t>包括git使用、文件路径、flash开发、文本编辑等，</w:t>
+      </w:r>
+      <w:r>
+        <w:rPr>
+          <w:rFonts w:hint="eastAsia"/>
+        </w:rPr>
+        <w:t>如果已了解可以跳过。</w:t>
       </w:r>
     </w:p>
     <w:p>
@@ -32,66 +52,39 @@
           <w:ilvl w:val="0"/>
           <w:numId w:val="3"/>
         </w:numPr>
-      </w:pPr>
-      <w:r>
-        <w:rPr>
-          <w:rFonts w:hint="eastAsia"/>
-        </w:rPr>
-        <w:t>项目开发文件、git与</w:t>
-      </w:r>
-      <w:proofErr w:type="spellStart"/>
-      <w:r>
-        <w:rPr>
-          <w:rFonts w:hint="eastAsia"/>
-        </w:rPr>
-        <w:t>github</w:t>
-      </w:r>
-      <w:proofErr w:type="spellEnd"/>
-    </w:p>
-    <w:p>
-      <w:pPr>
-        <w:pStyle w:val="a3"/>
-        <w:ind w:left="360" w:firstLineChars="0" w:firstLine="0"/>
-      </w:pPr>
-      <w:r>
-        <w:rPr>
-          <w:rFonts w:hint="eastAsia"/>
-        </w:rPr>
-        <w:t>闪7重置项目文件部署于</w:t>
-      </w:r>
-      <w:proofErr w:type="spellStart"/>
-      <w:r>
-        <w:rPr>
-          <w:rFonts w:hint="eastAsia"/>
-        </w:rPr>
-        <w:t>github</w:t>
-      </w:r>
-      <w:proofErr w:type="spellEnd"/>
-      <w:r>
-        <w:rPr>
-          <w:rFonts w:hint="eastAsia"/>
-        </w:rPr>
-        <w:t>的仓库上，如果你要多次参与开发工作，需要掌握如何在</w:t>
-      </w:r>
-      <w:proofErr w:type="spellStart"/>
-      <w:r>
-        <w:rPr>
-          <w:rFonts w:hint="eastAsia"/>
-        </w:rPr>
-        <w:t>github</w:t>
-      </w:r>
-      <w:proofErr w:type="spellEnd"/>
-      <w:r>
-        <w:rPr>
-          <w:rFonts w:hint="eastAsia"/>
-        </w:rPr>
-        <w:t>上获取和同步文件。</w:t>
-      </w:r>
-    </w:p>
-    <w:p>
-      <w:pPr>
-        <w:pStyle w:val="a3"/>
-        <w:ind w:left="360" w:firstLineChars="0" w:firstLine="0"/>
+        <w:rPr>
+          <w:rFonts w:hint="eastAsia"/>
+        </w:rPr>
+      </w:pPr>
+      <w:r>
+        <w:rPr>
+          <w:rFonts w:hint="eastAsia"/>
+        </w:rPr>
+        <w:t>项目开发文件、git与github</w:t>
+      </w:r>
+    </w:p>
+    <w:p>
+      <w:pPr>
+        <w:pStyle w:val="a3"/>
+        <w:ind w:left="360" w:firstLineChars="0" w:firstLine="0"/>
+        <w:rPr>
+          <w:rFonts w:hint="eastAsia"/>
+        </w:rPr>
+      </w:pPr>
+      <w:r>
+        <w:rPr>
+          <w:rFonts w:hint="eastAsia"/>
+        </w:rPr>
+        <w:t>闪7重置项目文件部署于github的仓库上，如果你要多次参与开发工作，需要掌握如何在github上获取和同步文件。</w:t>
+      </w:r>
+    </w:p>
+    <w:p>
+      <w:pPr>
+        <w:pStyle w:val="a3"/>
+        <w:ind w:left="360" w:firstLineChars="0" w:firstLine="0"/>
+        <w:rPr>
+          <w:rFonts w:hint="eastAsia"/>
+        </w:rPr>
       </w:pPr>
       <w:r>
         <w:rPr>
@@ -113,6 +106,9 @@
       <w:pPr>
         <w:pStyle w:val="a3"/>
         <w:ind w:left="360" w:firstLineChars="0" w:firstLine="0"/>
+        <w:rPr>
+          <w:rFonts w:hint="eastAsia"/>
+        </w:rPr>
       </w:pPr>
       <w:r>
         <w:rPr>
@@ -120,98 +116,58 @@
           <w:b/>
           <w:bCs/>
         </w:rPr>
-        <w:t>G</w:t>
-      </w:r>
+        <w:t>Git</w:t>
+      </w:r>
+      <w:r>
+        <w:rPr>
+          <w:rFonts w:hint="eastAsia"/>
+        </w:rPr>
+        <w:t>是一种高效的版本控制工具，多人协作开发时，通过git进行开发文件的管理，包括上传你的更改文件和同步其他人的更改文件等。</w:t>
+      </w:r>
+    </w:p>
+    <w:p>
+      <w:pPr>
+        <w:pStyle w:val="a3"/>
+        <w:ind w:left="360" w:firstLineChars="0" w:firstLine="0"/>
+        <w:rPr>
+          <w:rFonts w:hint="eastAsia"/>
+        </w:rPr>
+      </w:pPr>
       <w:r>
         <w:rPr>
           <w:rFonts w:hint="eastAsia"/>
           <w:b/>
           <w:bCs/>
         </w:rPr>
-        <w:t>it</w:t>
-      </w:r>
-      <w:r>
-        <w:rPr>
-          <w:rFonts w:hint="eastAsia"/>
-        </w:rPr>
-        <w:t>是一种高效的版本控制工具，多人协作开发时，通过git进行开发文件的管理，包括上传你的更改文件和同步其他人的更改文件等。</w:t>
-      </w:r>
-    </w:p>
-    <w:p>
-      <w:pPr>
-        <w:pStyle w:val="a3"/>
-        <w:ind w:left="360" w:firstLineChars="0" w:firstLine="0"/>
-      </w:pPr>
-      <w:proofErr w:type="spellStart"/>
+        <w:t>Github</w:t>
+      </w:r>
+      <w:r>
+        <w:rPr>
+          <w:rFonts w:hint="eastAsia"/>
+        </w:rPr>
+        <w:t>则是使用git工具进行文件托管的平台，面向开源项目。闪7重置就部署在github上。需要注意的是，github裸连并不稳定，有可能无法连上，你可以自行寻找解决方式。</w:t>
+      </w:r>
+    </w:p>
+    <w:p>
+      <w:pPr>
+        <w:pStyle w:val="a3"/>
+        <w:ind w:left="360" w:firstLineChars="0" w:firstLine="0"/>
+        <w:rPr>
+          <w:rFonts w:hint="eastAsia"/>
+        </w:rPr>
+      </w:pPr>
+      <w:r>
+        <w:rPr>
+          <w:rFonts w:hint="eastAsia"/>
+        </w:rPr>
+        <w:t>Git可以使用命令行执行，但对于大部分使用者（尤其是无代码基础的使用者）来说，需要通过</w:t>
+      </w:r>
       <w:r>
         <w:rPr>
           <w:rFonts w:hint="eastAsia"/>
           <w:b/>
           <w:bCs/>
         </w:rPr>
-        <w:t>Github</w:t>
-      </w:r>
-      <w:proofErr w:type="spellEnd"/>
-      <w:r>
-        <w:rPr>
-          <w:rFonts w:hint="eastAsia"/>
-        </w:rPr>
-        <w:t>则是使用git工具进行文件托管的平台，面向开源项目。闪7重置就部署在</w:t>
-      </w:r>
-      <w:proofErr w:type="spellStart"/>
-      <w:r>
-        <w:rPr>
-          <w:rFonts w:hint="eastAsia"/>
-        </w:rPr>
-        <w:t>github</w:t>
-      </w:r>
-      <w:proofErr w:type="spellEnd"/>
-      <w:r>
-        <w:rPr>
-          <w:rFonts w:hint="eastAsia"/>
-        </w:rPr>
-        <w:t>上。需要注意的是，</w:t>
-      </w:r>
-      <w:proofErr w:type="spellStart"/>
-      <w:r>
-        <w:rPr>
-          <w:rFonts w:hint="eastAsia"/>
-        </w:rPr>
-        <w:t>github</w:t>
-      </w:r>
-      <w:proofErr w:type="spellEnd"/>
-      <w:proofErr w:type="gramStart"/>
-      <w:r>
-        <w:rPr>
-          <w:rFonts w:hint="eastAsia"/>
-        </w:rPr>
-        <w:t>裸连并</w:t>
-      </w:r>
-      <w:proofErr w:type="gramEnd"/>
-      <w:r>
-        <w:rPr>
-          <w:rFonts w:hint="eastAsia"/>
-        </w:rPr>
-        <w:t>不稳定，有可能无法连上，你可以自行寻找解决方式。</w:t>
-      </w:r>
-    </w:p>
-    <w:p>
-      <w:pPr>
-        <w:pStyle w:val="a3"/>
-        <w:ind w:left="360" w:firstLineChars="0" w:firstLine="0"/>
-      </w:pPr>
-      <w:r>
-        <w:rPr>
-          <w:rFonts w:hint="eastAsia"/>
-        </w:rPr>
-        <w:t>Git可以使用命令行执行，但对于大部分使用者（尤其是无代码基础的使用者）来说，需要通过</w:t>
-      </w:r>
-      <w:r>
-        <w:rPr>
-          <w:rFonts w:hint="eastAsia"/>
-          <w:b/>
-          <w:bCs/>
-        </w:rPr>
         <w:t>可视化工具</w:t>
       </w:r>
       <w:r>
@@ -237,6 +193,9 @@
       <w:pPr>
         <w:pStyle w:val="a3"/>
         <w:ind w:left="360" w:firstLineChars="0" w:firstLine="0"/>
+        <w:rPr>
+          <w:rFonts w:hint="eastAsia"/>
+        </w:rPr>
       </w:pPr>
       <w:r>
         <w:rPr>
@@ -260,21 +219,7 @@
         <w:rPr>
           <w:rFonts w:hint="eastAsia"/>
         </w:rPr>
-        <w:t>这是</w:t>
-      </w:r>
-      <w:proofErr w:type="spellStart"/>
-      <w:r>
-        <w:rPr>
-          <w:rFonts w:hint="eastAsia"/>
-        </w:rPr>
-        <w:t>github</w:t>
-      </w:r>
-      <w:proofErr w:type="spellEnd"/>
-      <w:r>
-        <w:rPr>
-          <w:rFonts w:hint="eastAsia"/>
-        </w:rPr>
-        <w:t>推出的git可视化工具。</w:t>
+        <w:t>这是github推出的git可视化工具。</w:t>
       </w:r>
     </w:p>
     <w:p>
@@ -330,40 +275,15 @@
       <w:pPr>
         <w:pStyle w:val="a3"/>
         <w:ind w:left="360" w:firstLineChars="0" w:firstLine="0"/>
-      </w:pPr>
-      <w:r>
-        <w:rPr>
-          <w:rFonts w:hint="eastAsia"/>
-        </w:rPr>
-        <w:t>此外，</w:t>
-      </w:r>
-      <w:proofErr w:type="spellStart"/>
-      <w:r>
-        <w:rPr>
-          <w:rFonts w:hint="eastAsia"/>
-        </w:rPr>
-        <w:t>VSCode</w:t>
-      </w:r>
-      <w:proofErr w:type="spellEnd"/>
-      <w:r>
-        <w:rPr>
-          <w:rFonts w:hint="eastAsia"/>
-        </w:rPr>
-        <w:t>自带git可视化工具，如果你打算更改一些代码，</w:t>
-      </w:r>
-      <w:proofErr w:type="spellStart"/>
-      <w:r>
-        <w:rPr>
-          <w:rFonts w:hint="eastAsia"/>
-        </w:rPr>
-        <w:t>VSCode</w:t>
-      </w:r>
-      <w:proofErr w:type="spellEnd"/>
-      <w:r>
-        <w:rPr>
-          <w:rFonts w:hint="eastAsia"/>
-        </w:rPr>
-        <w:t>是可选的编辑器</w:t>
+        <w:rPr>
+          <w:rFonts w:hint="eastAsia"/>
+        </w:rPr>
+      </w:pPr>
+      <w:r>
+        <w:rPr>
+          <w:rFonts w:hint="eastAsia"/>
+        </w:rPr>
+        <w:t>此外，VSCode自带git可视化工具，如果你打算更改一些代码，VSCode是可选的编辑器</w:t>
       </w:r>
       <w:r>
         <w:rPr>
@@ -431,6 +351,9 @@
       <w:pPr>
         <w:pStyle w:val="a3"/>
         <w:ind w:left="360" w:firstLineChars="0" w:firstLine="0"/>
+        <w:rPr>
+          <w:rFonts w:hint="eastAsia"/>
+        </w:rPr>
       </w:pPr>
       <w:r>
         <w:rPr>
@@ -438,59 +361,58 @@
         </w:rPr>
         <w:t>如果你打算长期参与项目，可以参考教程文件夹下的</w:t>
       </w:r>
-      <w:proofErr w:type="spellStart"/>
       <w:r>
         <w:rPr>
           <w:rFonts w:hint="eastAsia"/>
           <w:b/>
           <w:bCs/>
         </w:rPr>
-        <w:t>github</w:t>
-      </w:r>
-      <w:proofErr w:type="spellEnd"/>
-      <w:r>
+        <w:t>github项目操作文档.txt</w:t>
+      </w:r>
+      <w:r>
+        <w:rPr>
+          <w:rFonts w:hint="eastAsia"/>
+        </w:rPr>
+        <w:t>。其中会介绍从</w:t>
+      </w:r>
+      <w:r>
+        <w:rPr>
+          <w:rFonts w:hint="eastAsia"/>
+        </w:rPr>
+        <w:t>注册 GitHub 账号到使用 GitHub Desktop 完成项目同步和版本管理</w:t>
+      </w:r>
+      <w:r>
+        <w:rPr>
+          <w:rFonts w:hint="eastAsia"/>
+        </w:rPr>
+        <w:t>的全部内容。</w:t>
+      </w:r>
+    </w:p>
+    <w:p>
+      <w:pPr>
+        <w:pStyle w:val="a3"/>
+        <w:ind w:left="360" w:firstLineChars="0" w:firstLine="0"/>
         <w:rPr>
           <w:rFonts w:hint="eastAsia"/>
           <w:b/>
           <w:bCs/>
         </w:rPr>
-        <w:t>项目操作文档.txt</w:t>
-      </w:r>
-      <w:r>
-        <w:rPr>
-          <w:rFonts w:hint="eastAsia"/>
-        </w:rPr>
-        <w:t>。其中会介绍从</w:t>
-      </w:r>
-      <w:r>
-        <w:rPr>
-          <w:rFonts w:hint="eastAsia"/>
-        </w:rPr>
-        <w:t>注册 GitHub 账号到使用 GitHub Desktop 完成项目同步和版本管理</w:t>
-      </w:r>
-      <w:r>
-        <w:rPr>
-          <w:rFonts w:hint="eastAsia"/>
-        </w:rPr>
-        <w:t>的全部内容。</w:t>
-      </w:r>
-    </w:p>
-    <w:p>
-      <w:pPr>
-        <w:pStyle w:val="a3"/>
-        <w:ind w:left="360" w:firstLineChars="0" w:firstLine="0"/>
-        <w:rPr>
+      </w:pPr>
+      <w:r>
+        <w:rPr>
+          <w:rFonts w:hint="eastAsia"/>
           <w:b/>
           <w:bCs/>
         </w:rPr>
-      </w:pPr>
+        <w:t>但一开始时，你可能只需要获取源文件来尝试一些开发工作，而不打算立刻参与项目更新。那么你可以搁置git这部分的学习，先获取源文件，等到确认将多次参与项目开发时再回过头来学习这部分内容</w:t>
+      </w:r>
       <w:r>
         <w:rPr>
           <w:rFonts w:hint="eastAsia"/>
           <w:b/>
           <w:bCs/>
         </w:rPr>
-        <w:t>但一开始时，你可能只需要获取源文件来尝试一些开发工作，而不打算立刻参与项目更新。那么你可以搁置git这部分的学习，先获取源文件，等到确认将多次参与项目开发时再回过头来学习这部分内容</w:t>
+        <w:t>，参考上一段的txt文件</w:t>
       </w:r>
       <w:r>
         <w:rPr>
@@ -498,14 +420,6 @@
           <w:b/>
           <w:bCs/>
         </w:rPr>
-        <w:t>，参考上一段的txt文件</w:t>
-      </w:r>
-      <w:r>
-        <w:rPr>
-          <w:rFonts w:hint="eastAsia"/>
-          <w:b/>
-          <w:bCs/>
-        </w:rPr>
         <w:t>。</w:t>
       </w:r>
     </w:p>
@@ -513,6 +427,9 @@
       <w:pPr>
         <w:pStyle w:val="a3"/>
         <w:ind w:left="360" w:firstLineChars="0" w:firstLine="0"/>
+        <w:rPr>
+          <w:rFonts w:hint="eastAsia"/>
+        </w:rPr>
       </w:pPr>
       <w:r>
         <w:rPr>
@@ -533,34 +450,16 @@
         <w:rPr>
           <w:rFonts w:hint="eastAsia"/>
         </w:rPr>
-        <w:t>如果想了解</w:t>
-      </w:r>
-      <w:r>
-        <w:rPr>
-          <w:rFonts w:hint="eastAsia"/>
-        </w:rPr>
-        <w:t>更多关于git的</w:t>
-      </w:r>
-      <w:r>
-        <w:rPr>
-          <w:rFonts w:hint="eastAsia"/>
-        </w:rPr>
-        <w:t>内容，可以百度</w:t>
-      </w:r>
-      <w:r>
-        <w:rPr>
-          <w:rFonts w:hint="eastAsia"/>
-        </w:rPr>
-        <w:t>，网上有更详细的教程和介绍</w:t>
-      </w:r>
-      <w:r>
-        <w:rPr>
-          <w:rFonts w:hint="eastAsia"/>
-        </w:rPr>
-        <w:t>。</w:t>
-      </w:r>
-    </w:p>
-    <w:p/>
+        <w:t>如果想了解更多关于git的内容，可以百度，网上有更详细的教程和介绍。</w:t>
+      </w:r>
+    </w:p>
+    <w:p>
+      <w:pPr>
+        <w:rPr>
+          <w:rFonts w:hint="eastAsia"/>
+        </w:rPr>
+      </w:pPr>
+    </w:p>
     <w:p>
       <w:pPr>
         <w:pStyle w:val="2"/>
@@ -568,12 +467,14 @@
           <w:ilvl w:val="0"/>
           <w:numId w:val="3"/>
         </w:numPr>
-      </w:pPr>
-      <w:r>
-        <w:rPr>
-          <w:rFonts w:hint="eastAsia"/>
-        </w:rPr>
-        <w:lastRenderedPageBreak/>
+        <w:rPr>
+          <w:rFonts w:hint="eastAsia"/>
+        </w:rPr>
+      </w:pPr>
+      <w:r>
+        <w:rPr>
+          <w:rFonts w:hint="eastAsia"/>
+        </w:rPr>
         <w:t>获取项目文件</w:t>
       </w:r>
     </w:p>
@@ -581,6 +482,9 @@
       <w:pPr>
         <w:pStyle w:val="a3"/>
         <w:ind w:left="360" w:firstLineChars="0" w:firstLine="0"/>
+        <w:rPr>
+          <w:rFonts w:hint="eastAsia"/>
+        </w:rPr>
       </w:pPr>
       <w:r>
         <w:rPr>
@@ -664,6 +568,9 @@
       <w:pPr>
         <w:pStyle w:val="a3"/>
         <w:ind w:left="360" w:firstLineChars="0" w:firstLine="0"/>
+        <w:rPr>
+          <w:rFonts w:hint="eastAsia"/>
+        </w:rPr>
       </w:pPr>
       <w:r>
         <w:rPr>
@@ -710,6 +617,9 @@
       <w:pPr>
         <w:pStyle w:val="a3"/>
         <w:ind w:left="360" w:firstLineChars="0" w:firstLine="0"/>
+        <w:rPr>
+          <w:rFonts w:hint="eastAsia"/>
+        </w:rPr>
       </w:pPr>
       <w:r>
         <w:rPr>
@@ -821,12 +731,79 @@
       <w:pPr>
         <w:pStyle w:val="a3"/>
         <w:ind w:left="360" w:firstLineChars="0" w:firstLine="0"/>
-      </w:pPr>
-    </w:p>
-    <w:p>
-      <w:pPr>
-        <w:pStyle w:val="a3"/>
-        <w:ind w:left="360" w:firstLineChars="0" w:firstLine="0"/>
+        <w:rPr>
+          <w:rFonts w:hint="eastAsia"/>
+        </w:rPr>
+      </w:pPr>
+      <w:r>
+        <w:rPr>
+          <w:rFonts w:hint="eastAsia"/>
+        </w:rPr>
+        <w:t>如果你只需要玩游戏，不需要开发，那么下这个就行。不过更新未必及时，群文件中可能有更新的版本。</w:t>
+      </w:r>
+    </w:p>
+    <w:p>
+      <w:pPr>
+        <w:pStyle w:val="a3"/>
+        <w:ind w:left="360" w:firstLineChars="0" w:firstLine="0"/>
+      </w:pPr>
+      <w:r>
+        <w:rPr>
+          <w:noProof/>
+        </w:rPr>
+        <w:drawing>
+          <wp:inline distT="0" distB="0" distL="0" distR="0" wp14:anchorId="598CA0A3" wp14:editId="7FE2A5A9">
+            <wp:extent cx="4356100" cy="1548707"/>
+            <wp:effectExtent l="0" t="0" r="6350" b="0"/>
+            <wp:docPr id="183613413" name="图片 1"/>
+            <wp:cNvGraphicFramePr>
+              <a:graphicFrameLocks xmlns:a="http://schemas.openxmlformats.org/drawingml/2006/main" noChangeAspect="1"/>
+            </wp:cNvGraphicFramePr>
+            <a:graphic xmlns:a="http://schemas.openxmlformats.org/drawingml/2006/main">
+              <a:graphicData uri="http://schemas.openxmlformats.org/drawingml/2006/picture">
+                <pic:pic xmlns:pic="http://schemas.openxmlformats.org/drawingml/2006/picture">
+                  <pic:nvPicPr>
+                    <pic:cNvPr id="183613413" name=""/>
+                    <pic:cNvPicPr/>
+                  </pic:nvPicPr>
+                  <pic:blipFill>
+                    <a:blip r:embed="rId10"/>
+                    <a:stretch>
+                      <a:fillRect/>
+                    </a:stretch>
+                  </pic:blipFill>
+                  <pic:spPr>
+                    <a:xfrm>
+                      <a:off x="0" y="0"/>
+                      <a:ext cx="4360495" cy="1550270"/>
+                    </a:xfrm>
+                    <a:prstGeom prst="rect">
+                      <a:avLst/>
+                    </a:prstGeom>
+                  </pic:spPr>
+                </pic:pic>
+              </a:graphicData>
+            </a:graphic>
+          </wp:inline>
+        </w:drawing>
+      </w:r>
+    </w:p>
+    <w:p>
+      <w:pPr>
+        <w:pStyle w:val="a3"/>
+        <w:ind w:left="360" w:firstLineChars="0" w:firstLine="0"/>
+        <w:rPr>
+          <w:rFonts w:hint="eastAsia"/>
+        </w:rPr>
+      </w:pPr>
+    </w:p>
+    <w:p>
+      <w:pPr>
+        <w:pStyle w:val="a3"/>
+        <w:ind w:left="360" w:firstLineChars="0" w:firstLine="0"/>
+        <w:rPr>
+          <w:rFonts w:hint="eastAsia"/>
+        </w:rPr>
       </w:pPr>
       <w:r>
         <w:rPr>
@@ -862,7 +839,14 @@
         <w:rPr>
           <w:rFonts w:hint="eastAsia"/>
         </w:rPr>
-        <w:t>。如果你要进游戏看效果，把开发文件夹的文件复制粘贴进游戏文件夹，覆盖其中文件，再打开游戏。开发文件夹一定要和游戏文件夹区分开，而且保证其中只有项目开发所用的文件</w:t>
+        <w:t>。如果你要进游戏看效果，把开发文件夹的文件复制粘贴进游戏文件夹，覆盖其中文件，再打开游戏。开发文件夹一定要和游戏文件夹区分开，而且保证其中只</w:t>
+      </w:r>
+      <w:r>
+        <w:rPr>
+          <w:rFonts w:hint="eastAsia"/>
+        </w:rPr>
+        <w:lastRenderedPageBreak/>
+        <w:t>有项目开发所用的文件</w:t>
       </w:r>
       <w:r>
         <w:rPr>
@@ -881,6 +865,9 @@
       <w:pPr>
         <w:pStyle w:val="a3"/>
         <w:ind w:left="360" w:firstLineChars="0" w:firstLine="0"/>
+        <w:rPr>
+          <w:rFonts w:hint="eastAsia"/>
+        </w:rPr>
       </w:pPr>
       <w:r>
         <w:rPr>
@@ -902,7 +889,7 @@
                     <pic:cNvPicPr/>
                   </pic:nvPicPr>
                   <pic:blipFill>
-                    <a:blip r:embed="rId10"/>
+                    <a:blip r:embed="rId11"/>
                     <a:stretch>
                       <a:fillRect/>
                     </a:stretch>
@@ -927,22 +914,22 @@
       <w:pPr>
         <w:pStyle w:val="a3"/>
         <w:ind w:left="360" w:firstLineChars="0" w:firstLine="0"/>
-      </w:pPr>
-      <w:r>
-        <w:rPr>
-          <w:rFonts w:hint="eastAsia"/>
-        </w:rPr>
-        <w:lastRenderedPageBreak/>
+        <w:rPr>
+          <w:rFonts w:hint="eastAsia"/>
+        </w:rPr>
+      </w:pPr>
+      <w:r>
+        <w:rPr>
+          <w:rFonts w:hint="eastAsia"/>
+        </w:rPr>
         <w:t>开发文件夹的上层文件夹可以随意命名，此处的</w:t>
       </w:r>
-      <w:proofErr w:type="spellStart"/>
       <w:r>
         <w:rPr>
           <w:rFonts w:hint="eastAsia"/>
         </w:rPr>
         <w:t>CrazyFlashNight</w:t>
       </w:r>
-      <w:proofErr w:type="spellEnd"/>
       <w:r>
         <w:rPr>
           <w:rFonts w:hint="eastAsia"/>
@@ -957,6 +944,9 @@
           <w:ilvl w:val="0"/>
           <w:numId w:val="3"/>
         </w:numPr>
+        <w:rPr>
+          <w:rFonts w:hint="eastAsia"/>
+        </w:rPr>
       </w:pPr>
       <w:r>
         <w:rPr>
@@ -964,11 +954,20 @@
         </w:rPr>
         <w:t>开发文件和游戏文件</w:t>
       </w:r>
-    </w:p>
-    <w:p>
-      <w:pPr>
-        <w:pStyle w:val="a3"/>
-        <w:ind w:left="360" w:firstLineChars="0" w:firstLine="0"/>
+      <w:r>
+        <w:rPr>
+          <w:rFonts w:hint="eastAsia"/>
+        </w:rPr>
+        <w:t>的对应</w:t>
+      </w:r>
+    </w:p>
+    <w:p>
+      <w:pPr>
+        <w:pStyle w:val="a3"/>
+        <w:ind w:left="360" w:firstLineChars="0" w:firstLine="0"/>
+        <w:rPr>
+          <w:rFonts w:hint="eastAsia"/>
+        </w:rPr>
       </w:pPr>
       <w:r>
         <w:rPr>
@@ -1009,18 +1008,495 @@
       <w:r>
         <w:rPr>
           <w:rFonts w:hint="eastAsia"/>
-        </w:rPr>
-        <w:t>开发文件夹就是上面图中示意的文件夹，你git拉取的路径，或者下载zip解压的路径。而游戏文件夹通过steam打开：</w:t>
-      </w:r>
-    </w:p>
-    <w:p>
-      <w:pPr>
-        <w:pStyle w:val="a3"/>
-        <w:ind w:left="360" w:firstLineChars="0" w:firstLine="0"/>
-        <w:rPr>
-          <w:rFonts w:hint="eastAsia"/>
-        </w:rPr>
-      </w:pPr>
+          <w:b/>
+          <w:bCs/>
+        </w:rPr>
+        <w:t>开发文件夹就</w:t>
+      </w:r>
+      <w:r>
+        <w:rPr>
+          <w:rFonts w:hint="eastAsia"/>
+        </w:rPr>
+        <w:t>是上面图中示意的文件夹，你git拉取的路径，或者下载zip解压的路径。而</w:t>
+      </w:r>
+      <w:r>
+        <w:rPr>
+          <w:rFonts w:hint="eastAsia"/>
+          <w:b/>
+          <w:bCs/>
+        </w:rPr>
+        <w:t>游戏文件夹</w:t>
+      </w:r>
+      <w:r>
+        <w:rPr>
+          <w:rFonts w:hint="eastAsia"/>
+        </w:rPr>
+        <w:t>是游戏调用的数据。</w:t>
+      </w:r>
+      <w:r>
+        <w:rPr>
+          <w:rFonts w:hint="eastAsia"/>
+          <w:b/>
+          <w:bCs/>
+        </w:rPr>
+        <w:t>你</w:t>
+      </w:r>
+      <w:r>
+        <w:rPr>
+          <w:rFonts w:hint="eastAsia"/>
+          <w:b/>
+          <w:bCs/>
+        </w:rPr>
+        <w:t>steam打开</w:t>
+      </w:r>
+      <w:r>
+        <w:rPr>
+          <w:rFonts w:hint="eastAsia"/>
+          <w:b/>
+          <w:bCs/>
+        </w:rPr>
+        <w:t>的游戏只会读取游戏文件夹中的文件，不会读取开发文件夹中的文件</w:t>
+      </w:r>
+      <w:r>
+        <w:rPr>
+          <w:rFonts w:hint="eastAsia"/>
+        </w:rPr>
+        <w:t>。</w:t>
+      </w:r>
+    </w:p>
+    <w:p>
+      <w:pPr>
+        <w:pStyle w:val="a3"/>
+        <w:ind w:left="360" w:firstLineChars="0" w:firstLine="0"/>
+        <w:rPr>
+          <w:rFonts w:hint="eastAsia"/>
+        </w:rPr>
+      </w:pPr>
+      <w:r>
+        <w:rPr>
+          <w:rFonts w:hint="eastAsia"/>
+          <w:b/>
+          <w:bCs/>
+        </w:rPr>
+        <w:t>游戏文件夹</w:t>
+      </w:r>
+      <w:r>
+        <w:rPr>
+          <w:rFonts w:hint="eastAsia"/>
+        </w:rPr>
+        <w:t>通过steam打开</w:t>
+      </w:r>
+      <w:r>
+        <w:rPr>
+          <w:rFonts w:hint="eastAsia"/>
+        </w:rPr>
+        <w:t>，右键闪客快打7佣兵帝国（单机版）</w:t>
+      </w:r>
+      <w:r>
+        <w:rPr>
+          <w:rFonts w:hint="eastAsia"/>
+        </w:rPr>
+        <w:t>：</w:t>
+      </w:r>
+    </w:p>
+    <w:p>
+      <w:pPr>
+        <w:pStyle w:val="a3"/>
+        <w:ind w:left="360" w:firstLineChars="0" w:firstLine="0"/>
+      </w:pPr>
+      <w:r>
+        <w:rPr>
+          <w:noProof/>
+        </w:rPr>
+        <w:drawing>
+          <wp:inline distT="0" distB="0" distL="0" distR="0" wp14:anchorId="6B3E29BA" wp14:editId="44B05BFC">
+            <wp:extent cx="1050193" cy="1365250"/>
+            <wp:effectExtent l="0" t="0" r="0" b="6350"/>
+            <wp:docPr id="1967825945" name="图片 1"/>
+            <wp:cNvGraphicFramePr>
+              <a:graphicFrameLocks xmlns:a="http://schemas.openxmlformats.org/drawingml/2006/main" noChangeAspect="1"/>
+            </wp:cNvGraphicFramePr>
+            <a:graphic xmlns:a="http://schemas.openxmlformats.org/drawingml/2006/main">
+              <a:graphicData uri="http://schemas.openxmlformats.org/drawingml/2006/picture">
+                <pic:pic xmlns:pic="http://schemas.openxmlformats.org/drawingml/2006/picture">
+                  <pic:nvPicPr>
+                    <pic:cNvPr id="1967825945" name=""/>
+                    <pic:cNvPicPr/>
+                  </pic:nvPicPr>
+                  <pic:blipFill>
+                    <a:blip r:embed="rId12"/>
+                    <a:stretch>
+                      <a:fillRect/>
+                    </a:stretch>
+                  </pic:blipFill>
+                  <pic:spPr>
+                    <a:xfrm>
+                      <a:off x="0" y="0"/>
+                      <a:ext cx="1056138" cy="1372979"/>
+                    </a:xfrm>
+                    <a:prstGeom prst="rect">
+                      <a:avLst/>
+                    </a:prstGeom>
+                  </pic:spPr>
+                </pic:pic>
+              </a:graphicData>
+            </a:graphic>
+          </wp:inline>
+        </w:drawing>
+      </w:r>
+      <w:r>
+        <w:rPr>
+          <w:noProof/>
+        </w:rPr>
+        <w:drawing>
+          <wp:inline distT="0" distB="0" distL="0" distR="0" wp14:anchorId="0B72ED32" wp14:editId="3F36BC43">
+            <wp:extent cx="3883873" cy="1055370"/>
+            <wp:effectExtent l="0" t="0" r="2540" b="0"/>
+            <wp:docPr id="1133730375" name="图片 1"/>
+            <wp:cNvGraphicFramePr>
+              <a:graphicFrameLocks xmlns:a="http://schemas.openxmlformats.org/drawingml/2006/main" noChangeAspect="1"/>
+            </wp:cNvGraphicFramePr>
+            <a:graphic xmlns:a="http://schemas.openxmlformats.org/drawingml/2006/main">
+              <a:graphicData uri="http://schemas.openxmlformats.org/drawingml/2006/picture">
+                <pic:pic xmlns:pic="http://schemas.openxmlformats.org/drawingml/2006/picture">
+                  <pic:nvPicPr>
+                    <pic:cNvPr id="1133730375" name=""/>
+                    <pic:cNvPicPr/>
+                  </pic:nvPicPr>
+                  <pic:blipFill>
+                    <a:blip r:embed="rId13"/>
+                    <a:stretch>
+                      <a:fillRect/>
+                    </a:stretch>
+                  </pic:blipFill>
+                  <pic:spPr>
+                    <a:xfrm>
+                      <a:off x="0" y="0"/>
+                      <a:ext cx="3897009" cy="1058939"/>
+                    </a:xfrm>
+                    <a:prstGeom prst="rect">
+                      <a:avLst/>
+                    </a:prstGeom>
+                  </pic:spPr>
+                </pic:pic>
+              </a:graphicData>
+            </a:graphic>
+          </wp:inline>
+        </w:drawing>
+      </w:r>
+    </w:p>
+    <w:p>
+      <w:pPr>
+        <w:pStyle w:val="a3"/>
+        <w:ind w:left="360" w:firstLineChars="0" w:firstLine="0"/>
+      </w:pPr>
+      <w:r>
+        <w:rPr>
+          <w:noProof/>
+        </w:rPr>
+        <w:drawing>
+          <wp:inline distT="0" distB="0" distL="0" distR="0" wp14:anchorId="51EAF333" wp14:editId="63467C10">
+            <wp:extent cx="5274310" cy="414020"/>
+            <wp:effectExtent l="0" t="0" r="2540" b="5080"/>
+            <wp:docPr id="323119611" name="图片 1"/>
+            <wp:cNvGraphicFramePr>
+              <a:graphicFrameLocks xmlns:a="http://schemas.openxmlformats.org/drawingml/2006/main" noChangeAspect="1"/>
+            </wp:cNvGraphicFramePr>
+            <a:graphic xmlns:a="http://schemas.openxmlformats.org/drawingml/2006/main">
+              <a:graphicData uri="http://schemas.openxmlformats.org/drawingml/2006/picture">
+                <pic:pic xmlns:pic="http://schemas.openxmlformats.org/drawingml/2006/picture">
+                  <pic:nvPicPr>
+                    <pic:cNvPr id="323119611" name=""/>
+                    <pic:cNvPicPr/>
+                  </pic:nvPicPr>
+                  <pic:blipFill>
+                    <a:blip r:embed="rId14"/>
+                    <a:stretch>
+                      <a:fillRect/>
+                    </a:stretch>
+                  </pic:blipFill>
+                  <pic:spPr>
+                    <a:xfrm>
+                      <a:off x="0" y="0"/>
+                      <a:ext cx="5274310" cy="414020"/>
+                    </a:xfrm>
+                    <a:prstGeom prst="rect">
+                      <a:avLst/>
+                    </a:prstGeom>
+                  </pic:spPr>
+                </pic:pic>
+              </a:graphicData>
+            </a:graphic>
+          </wp:inline>
+        </w:drawing>
+      </w:r>
+    </w:p>
+    <w:p>
+      <w:pPr>
+        <w:pStyle w:val="a3"/>
+        <w:ind w:left="360" w:firstLineChars="0" w:firstLine="0"/>
+      </w:pPr>
+      <w:r>
+        <w:rPr>
+          <w:rFonts w:hint="eastAsia"/>
+        </w:rPr>
+        <w:t>需要注意的是，</w:t>
+      </w:r>
+      <w:r>
+        <w:rPr>
+          <w:rFonts w:hint="eastAsia"/>
+        </w:rPr>
+        <w:t>开发</w:t>
+      </w:r>
+      <w:r>
+        <w:rPr>
+          <w:rFonts w:hint="eastAsia"/>
+        </w:rPr>
+        <w:t>项目里只包括</w:t>
+      </w:r>
+      <w:r>
+        <w:rPr>
+          <w:rFonts w:hint="eastAsia"/>
+        </w:rPr>
+        <w:t>resources</w:t>
+      </w:r>
+      <w:r>
+        <w:rPr>
+          <w:rFonts w:hint="eastAsia"/>
+        </w:rPr>
+        <w:t>文件夹</w:t>
+      </w:r>
+      <w:r>
+        <w:rPr>
+          <w:rFonts w:hint="eastAsia"/>
+        </w:rPr>
+        <w:t>的文件</w:t>
+      </w:r>
+      <w:r>
+        <w:rPr>
+          <w:rFonts w:hint="eastAsia"/>
+        </w:rPr>
+        <w:t>，因此，</w:t>
+      </w:r>
+      <w:r>
+        <w:rPr>
+          <w:rFonts w:hint="eastAsia"/>
+          <w:b/>
+          <w:bCs/>
+        </w:rPr>
+        <w:t>打开这个游戏目录后，你需要点进</w:t>
+      </w:r>
+      <w:r>
+        <w:rPr>
+          <w:rFonts w:hint="eastAsia"/>
+          <w:b/>
+          <w:bCs/>
+        </w:rPr>
+        <w:t>resources</w:t>
+      </w:r>
+      <w:r>
+        <w:rPr>
+          <w:rFonts w:hint="eastAsia"/>
+          <w:b/>
+          <w:bCs/>
+        </w:rPr>
+        <w:t>文件夹</w:t>
+      </w:r>
+      <w:r>
+        <w:rPr>
+          <w:rFonts w:hint="eastAsia"/>
+        </w:rPr>
+        <w:t>。</w:t>
+      </w:r>
+    </w:p>
+    <w:p>
+      <w:pPr>
+        <w:pStyle w:val="a3"/>
+        <w:ind w:left="360" w:firstLineChars="0" w:firstLine="0"/>
+      </w:pPr>
+      <w:r>
+        <w:rPr>
+          <w:noProof/>
+        </w:rPr>
+        <w:drawing>
+          <wp:inline distT="0" distB="0" distL="0" distR="0" wp14:anchorId="07E0DEFB" wp14:editId="732A9E06">
+            <wp:extent cx="5274310" cy="1072515"/>
+            <wp:effectExtent l="0" t="0" r="2540" b="0"/>
+            <wp:docPr id="678193687" name="图片 1"/>
+            <wp:cNvGraphicFramePr>
+              <a:graphicFrameLocks xmlns:a="http://schemas.openxmlformats.org/drawingml/2006/main" noChangeAspect="1"/>
+            </wp:cNvGraphicFramePr>
+            <a:graphic xmlns:a="http://schemas.openxmlformats.org/drawingml/2006/main">
+              <a:graphicData uri="http://schemas.openxmlformats.org/drawingml/2006/picture">
+                <pic:pic xmlns:pic="http://schemas.openxmlformats.org/drawingml/2006/picture">
+                  <pic:nvPicPr>
+                    <pic:cNvPr id="678193687" name=""/>
+                    <pic:cNvPicPr/>
+                  </pic:nvPicPr>
+                  <pic:blipFill>
+                    <a:blip r:embed="rId15"/>
+                    <a:stretch>
+                      <a:fillRect/>
+                    </a:stretch>
+                  </pic:blipFill>
+                  <pic:spPr>
+                    <a:xfrm>
+                      <a:off x="0" y="0"/>
+                      <a:ext cx="5274310" cy="1072515"/>
+                    </a:xfrm>
+                    <a:prstGeom prst="rect">
+                      <a:avLst/>
+                    </a:prstGeom>
+                  </pic:spPr>
+                </pic:pic>
+              </a:graphicData>
+            </a:graphic>
+          </wp:inline>
+        </w:drawing>
+      </w:r>
+    </w:p>
+    <w:p>
+      <w:pPr>
+        <w:pStyle w:val="a3"/>
+        <w:ind w:left="360" w:firstLineChars="0" w:firstLine="0"/>
+        <w:rPr>
+          <w:rFonts w:hint="eastAsia"/>
+        </w:rPr>
+      </w:pPr>
+      <w:r>
+        <w:rPr>
+          <w:rFonts w:hint="eastAsia"/>
+        </w:rPr>
+        <w:t>可以看到这里也有主文件</w:t>
+      </w:r>
+      <w:r>
+        <w:rPr>
+          <w:rFonts w:hint="eastAsia"/>
+        </w:rPr>
+        <w:t>CRAZYFLASHER7MercenaryEmpire.fla</w:t>
+      </w:r>
+      <w:r>
+        <w:rPr>
+          <w:rFonts w:hint="eastAsia"/>
+        </w:rPr>
+        <w:t>，和</w:t>
+      </w:r>
+      <w:r>
+        <w:rPr>
+          <w:rFonts w:hint="eastAsia"/>
+        </w:rPr>
+        <w:t>开发文件夹</w:t>
+      </w:r>
+      <w:r>
+        <w:rPr>
+          <w:rFonts w:hint="eastAsia"/>
+        </w:rPr>
+        <w:t>CrazyFlashNight</w:t>
+      </w:r>
+      <w:r>
+        <w:rPr>
+          <w:rFonts w:hint="eastAsia"/>
+        </w:rPr>
+        <w:t>的路径对应。</w:t>
+      </w:r>
+    </w:p>
+    <w:p>
+      <w:pPr>
+        <w:pStyle w:val="a3"/>
+        <w:ind w:left="360" w:firstLineChars="0" w:firstLine="0"/>
+        <w:rPr>
+          <w:rFonts w:hint="eastAsia"/>
+        </w:rPr>
+      </w:pPr>
+      <w:r>
+        <w:rPr>
+          <w:rFonts w:hint="eastAsia"/>
+        </w:rPr>
+        <w:t>所以</w:t>
+      </w:r>
+      <w:r>
+        <w:rPr>
+          <w:rFonts w:hint="eastAsia"/>
+        </w:rPr>
+        <w:t>当你更改完你的开发文件后，</w:t>
+      </w:r>
+      <w:r>
+        <w:rPr>
+          <w:rFonts w:hint="eastAsia"/>
+        </w:rPr>
+        <w:t>把</w:t>
+      </w:r>
+      <w:r>
+        <w:rPr>
+          <w:rFonts w:hint="eastAsia"/>
+          <w:b/>
+          <w:bCs/>
+        </w:rPr>
+        <w:t>开发文件夹</w:t>
+      </w:r>
+      <w:r>
+        <w:rPr>
+          <w:rFonts w:hint="eastAsia"/>
+        </w:rPr>
+        <w:t>的所有文件复制到</w:t>
+      </w:r>
+      <w:r>
+        <w:rPr>
+          <w:rFonts w:hint="eastAsia"/>
+          <w:b/>
+          <w:bCs/>
+        </w:rPr>
+        <w:t>游戏文件夹</w:t>
+      </w:r>
+      <w:r>
+        <w:rPr>
+          <w:rFonts w:hint="eastAsia"/>
+        </w:rPr>
+        <w:t>的</w:t>
+      </w:r>
+      <w:r>
+        <w:rPr>
+          <w:rFonts w:hint="eastAsia"/>
+          <w:b/>
+          <w:bCs/>
+        </w:rPr>
+        <w:t>resources</w:t>
+      </w:r>
+      <w:r>
+        <w:rPr>
+          <w:rFonts w:hint="eastAsia"/>
+          <w:b/>
+          <w:bCs/>
+        </w:rPr>
+        <w:t>文件夹</w:t>
+      </w:r>
+      <w:r>
+        <w:rPr>
+          <w:rFonts w:hint="eastAsia"/>
+        </w:rPr>
+        <w:t>之中，如果提示覆盖，说明正确。可以对照主文件的位置进行确定，不过如果你此前层错误安装过mod包，那么你的游戏文件夹可能在错误的路径中有主文</w:t>
+      </w:r>
+      <w:r>
+        <w:rPr>
+          <w:rFonts w:hint="eastAsia"/>
+        </w:rPr>
+        <w:lastRenderedPageBreak/>
+        <w:t>件，那推荐全部删除</w:t>
+      </w:r>
+      <w:r>
+        <w:rPr>
+          <w:rFonts w:hint="eastAsia"/>
+          <w:b/>
+          <w:bCs/>
+        </w:rPr>
+        <w:t>游戏文件夹</w:t>
+      </w:r>
+      <w:r>
+        <w:rPr>
+          <w:rFonts w:hint="eastAsia"/>
+        </w:rPr>
+        <w:t>再重装游戏。</w:t>
+      </w:r>
     </w:p>
     <w:p>
       <w:pPr>
@@ -1029,21 +1505,22 @@
           <w:ilvl w:val="0"/>
           <w:numId w:val="3"/>
         </w:numPr>
-      </w:pPr>
-      <w:r>
-        <w:rPr>
-          <w:rFonts w:hint="eastAsia"/>
-        </w:rPr>
-        <w:t>开发文件的Fla、</w:t>
-      </w:r>
-      <w:proofErr w:type="spellStart"/>
-      <w:r>
-        <w:rPr>
-          <w:rFonts w:hint="eastAsia"/>
-        </w:rPr>
-        <w:t>Swf</w:t>
-      </w:r>
-      <w:proofErr w:type="spellEnd"/>
+        <w:rPr>
+          <w:rFonts w:hint="eastAsia"/>
+        </w:rPr>
+      </w:pPr>
+      <w:r>
+        <w:rPr>
+          <w:rFonts w:hint="eastAsia"/>
+        </w:rPr>
+        <w:t>开发文件Fla、Swf</w:t>
+      </w:r>
+      <w:r>
+        <w:rPr>
+          <w:rFonts w:hint="eastAsia"/>
+        </w:rPr>
+        <w:t>格式文件</w:t>
+      </w:r>
       <w:r>
         <w:rPr>
           <w:rFonts w:hint="eastAsia"/>
@@ -1061,6 +1538,9 @@
       <w:pPr>
         <w:pStyle w:val="a3"/>
         <w:ind w:left="360" w:firstLineChars="0" w:firstLine="0"/>
+        <w:rPr>
+          <w:rFonts w:hint="eastAsia"/>
+        </w:rPr>
       </w:pPr>
       <w:r>
         <w:rPr>
@@ -1082,7 +1562,7 @@
                     <pic:cNvPicPr/>
                   </pic:nvPicPr>
                   <pic:blipFill>
-                    <a:blip r:embed="rId11"/>
+                    <a:blip r:embed="rId16"/>
                     <a:stretch>
                       <a:fillRect/>
                     </a:stretch>
@@ -1106,84 +1586,39 @@
     <w:p>
       <w:pPr>
         <w:pStyle w:val="5"/>
-      </w:pPr>
-      <w:r>
-        <w:rPr>
-          <w:rFonts w:hint="eastAsia"/>
-        </w:rPr>
-        <w:t>（1）</w:t>
-      </w:r>
-      <w:r>
-        <w:rPr>
-          <w:rFonts w:hint="eastAsia"/>
-        </w:rPr>
-        <w:t>Fla</w:t>
-      </w:r>
-      <w:r>
-        <w:rPr>
-          <w:rFonts w:hint="eastAsia"/>
-        </w:rPr>
-        <w:t>文件和</w:t>
-      </w:r>
-      <w:proofErr w:type="spellStart"/>
-      <w:r>
-        <w:rPr>
-          <w:rFonts w:hint="eastAsia"/>
-        </w:rPr>
-        <w:t>Swf</w:t>
-      </w:r>
-      <w:proofErr w:type="spellEnd"/>
-      <w:r>
-        <w:rPr>
-          <w:rFonts w:hint="eastAsia"/>
-        </w:rPr>
-        <w:t>文件</w:t>
-      </w:r>
-    </w:p>
-    <w:p>
-      <w:pPr>
-        <w:pStyle w:val="a3"/>
-        <w:ind w:left="360" w:firstLineChars="0" w:firstLine="0"/>
-      </w:pPr>
-      <w:r>
-        <w:rPr>
-          <w:rFonts w:hint="eastAsia"/>
-        </w:rPr>
-        <w:t>可以看到项目里有大量的</w:t>
-      </w:r>
-      <w:proofErr w:type="spellStart"/>
-      <w:r>
-        <w:rPr>
-          <w:rFonts w:hint="eastAsia"/>
-        </w:rPr>
-        <w:t>fla</w:t>
-      </w:r>
-      <w:proofErr w:type="spellEnd"/>
-      <w:r>
-        <w:rPr>
-          <w:rFonts w:hint="eastAsia"/>
-        </w:rPr>
-        <w:t>文件和</w:t>
-      </w:r>
-      <w:proofErr w:type="spellStart"/>
-      <w:r>
-        <w:rPr>
-          <w:rFonts w:hint="eastAsia"/>
-        </w:rPr>
-        <w:t>swf</w:t>
-      </w:r>
-      <w:proofErr w:type="spellEnd"/>
-      <w:r>
-        <w:rPr>
-          <w:rFonts w:hint="eastAsia"/>
-        </w:rPr>
-        <w:t>文件。</w:t>
-      </w:r>
-    </w:p>
-    <w:p>
-      <w:pPr>
-        <w:pStyle w:val="a3"/>
-        <w:ind w:left="360" w:firstLineChars="0" w:firstLine="0"/>
+        <w:rPr>
+          <w:rFonts w:hint="eastAsia"/>
+        </w:rPr>
+      </w:pPr>
+      <w:r>
+        <w:rPr>
+          <w:rFonts w:hint="eastAsia"/>
+        </w:rPr>
+        <w:t>（1）Fla文件和Swf文件</w:t>
+      </w:r>
+    </w:p>
+    <w:p>
+      <w:pPr>
+        <w:pStyle w:val="a3"/>
+        <w:ind w:left="360" w:firstLineChars="0" w:firstLine="0"/>
+        <w:rPr>
+          <w:rFonts w:hint="eastAsia"/>
+        </w:rPr>
+      </w:pPr>
+      <w:r>
+        <w:rPr>
+          <w:rFonts w:hint="eastAsia"/>
+        </w:rPr>
+        <w:t>可以看到项目里有大量的fla文件和swf文件。</w:t>
+      </w:r>
+    </w:p>
+    <w:p>
+      <w:pPr>
+        <w:pStyle w:val="a3"/>
+        <w:ind w:left="360" w:firstLineChars="0" w:firstLine="0"/>
+        <w:rPr>
+          <w:rFonts w:hint="eastAsia"/>
+        </w:rPr>
       </w:pPr>
       <w:r>
         <w:rPr>
@@ -1191,407 +1626,220 @@
           <w:b/>
           <w:bCs/>
         </w:rPr>
-        <w:t>.</w:t>
-      </w:r>
-      <w:proofErr w:type="spellStart"/>
+        <w:t>.fla后缀的fla文件</w:t>
+      </w:r>
+      <w:r>
+        <w:rPr>
+          <w:rFonts w:hint="eastAsia"/>
+        </w:rPr>
+        <w:t>就是我们开发用文件，项目的绝大部分素材、动画、部分代码都在其中编辑，需要使用开发工具进行编辑。fla文件只用于游戏开发，不能直接运行游戏。fla可以编译产生swf文件。</w:t>
+      </w:r>
+    </w:p>
+    <w:p>
+      <w:pPr>
+        <w:pStyle w:val="a3"/>
+        <w:ind w:left="360" w:firstLineChars="0" w:firstLine="0"/>
+        <w:rPr>
+          <w:rFonts w:hint="eastAsia"/>
+        </w:rPr>
+      </w:pPr>
       <w:r>
         <w:rPr>
           <w:rFonts w:hint="eastAsia"/>
           <w:b/>
           <w:bCs/>
         </w:rPr>
-        <w:t>fla</w:t>
-      </w:r>
-      <w:proofErr w:type="spellEnd"/>
+        <w:t>.swf后缀的swf文件</w:t>
+      </w:r>
+      <w:r>
+        <w:rPr>
+          <w:rFonts w:hint="eastAsia"/>
+        </w:rPr>
+        <w:t>是由fla文件编译得到的执行文件，可以运行游戏，你所运行的游戏读取的大部分素材和数据就是从swf文件里读取的。</w:t>
+      </w:r>
+    </w:p>
+    <w:p>
+      <w:pPr>
+        <w:pStyle w:val="5"/>
+        <w:rPr>
+          <w:rFonts w:hint="eastAsia"/>
+        </w:rPr>
+      </w:pPr>
+      <w:r>
+        <w:rPr>
+          <w:rFonts w:hint="eastAsia"/>
+        </w:rPr>
+        <w:t>（2）</w:t>
+      </w:r>
+      <w:r>
+        <w:rPr>
+          <w:rFonts w:hint="eastAsia"/>
+        </w:rPr>
+        <w:t>开发工具</w:t>
+      </w:r>
+      <w:r>
+        <w:rPr>
+          <w:rFonts w:hint="eastAsia"/>
+        </w:rPr>
+        <w:t>-</w:t>
+      </w:r>
+      <w:r>
+        <w:rPr>
+          <w:rFonts w:hint="eastAsia"/>
+          <w:b w:val="0"/>
+          <w:bCs w:val="0"/>
+        </w:rPr>
+        <w:t>Flash CS6</w:t>
+      </w:r>
+      <w:r>
+        <w:rPr>
+          <w:rFonts w:hint="eastAsia"/>
+          <w:b w:val="0"/>
+          <w:bCs w:val="0"/>
+        </w:rPr>
+        <w:t>和An</w:t>
+      </w:r>
+      <w:r>
+        <w:rPr>
+          <w:rFonts w:hint="eastAsia"/>
+        </w:rPr>
+        <w:t>：</w:t>
+      </w:r>
+    </w:p>
+    <w:p>
+      <w:pPr>
+        <w:pStyle w:val="a3"/>
+        <w:ind w:left="360" w:firstLineChars="0" w:firstLine="0"/>
+        <w:rPr>
+          <w:rFonts w:hint="eastAsia"/>
+        </w:rPr>
+      </w:pPr>
+      <w:r>
+        <w:rPr>
+          <w:rFonts w:hint="eastAsia"/>
+        </w:rPr>
+        <w:t>当前项目主要开发工具为</w:t>
+      </w:r>
       <w:r>
         <w:rPr>
           <w:rFonts w:hint="eastAsia"/>
           <w:b/>
           <w:bCs/>
         </w:rPr>
-        <w:t>后缀的</w:t>
-      </w:r>
-      <w:proofErr w:type="spellStart"/>
+        <w:t>Flash CS6</w:t>
+      </w:r>
+      <w:r>
+        <w:rPr>
+          <w:rFonts w:hint="eastAsia"/>
+        </w:rPr>
+        <w:t>，</w:t>
+      </w:r>
+      <w:r>
+        <w:rPr>
+          <w:rFonts w:hint="eastAsia"/>
+        </w:rPr>
+        <w:t>此外</w:t>
+      </w:r>
+      <w:r>
+        <w:rPr>
+          <w:rFonts w:hint="eastAsia"/>
+        </w:rPr>
+        <w:t>绘制素材和动画时可以使用</w:t>
+      </w:r>
       <w:r>
         <w:rPr>
           <w:rFonts w:hint="eastAsia"/>
           <w:b/>
           <w:bCs/>
         </w:rPr>
-        <w:t>fla</w:t>
-      </w:r>
-      <w:proofErr w:type="spellEnd"/>
+        <w:t>An</w:t>
+      </w:r>
+      <w:r>
+        <w:rPr>
+          <w:rFonts w:hint="eastAsia"/>
+        </w:rPr>
+        <w:t>辅助。</w:t>
+      </w:r>
+    </w:p>
+    <w:p>
+      <w:pPr>
+        <w:pStyle w:val="a3"/>
+        <w:ind w:left="360" w:firstLineChars="0" w:firstLine="0"/>
+        <w:rPr>
+          <w:rFonts w:hint="eastAsia"/>
+        </w:rPr>
+      </w:pPr>
       <w:r>
         <w:rPr>
           <w:rFonts w:hint="eastAsia"/>
           <w:b/>
           <w:bCs/>
         </w:rPr>
-        <w:t>文件</w:t>
-      </w:r>
-      <w:r>
-        <w:rPr>
-          <w:rFonts w:hint="eastAsia"/>
-        </w:rPr>
-        <w:t>就是我们开发用文件，项目的绝大部分素材、动画、部分代码都在其中编辑，需要使用开发工具进行编辑。</w:t>
-      </w:r>
-      <w:proofErr w:type="spellStart"/>
-      <w:r>
-        <w:rPr>
-          <w:rFonts w:hint="eastAsia"/>
-        </w:rPr>
-        <w:t>fla</w:t>
-      </w:r>
-      <w:proofErr w:type="spellEnd"/>
-      <w:r>
-        <w:rPr>
-          <w:rFonts w:hint="eastAsia"/>
-        </w:rPr>
-        <w:t>文件只用于</w:t>
-      </w:r>
-      <w:r>
-        <w:rPr>
-          <w:rFonts w:hint="eastAsia"/>
-        </w:rPr>
-        <w:t>游戏</w:t>
-      </w:r>
-      <w:r>
-        <w:rPr>
-          <w:rFonts w:hint="eastAsia"/>
-        </w:rPr>
-        <w:t>开发，不能直接运行游戏。</w:t>
-      </w:r>
-      <w:proofErr w:type="spellStart"/>
-      <w:r>
-        <w:rPr>
-          <w:rFonts w:hint="eastAsia"/>
-        </w:rPr>
-        <w:t>fla</w:t>
-      </w:r>
-      <w:proofErr w:type="spellEnd"/>
-      <w:r>
-        <w:rPr>
-          <w:rFonts w:hint="eastAsia"/>
-        </w:rPr>
-        <w:t>可以编译产生</w:t>
-      </w:r>
-      <w:proofErr w:type="spellStart"/>
-      <w:r>
-        <w:rPr>
-          <w:rFonts w:hint="eastAsia"/>
-        </w:rPr>
-        <w:t>swf</w:t>
-      </w:r>
-      <w:proofErr w:type="spellEnd"/>
-      <w:r>
-        <w:rPr>
-          <w:rFonts w:hint="eastAsia"/>
-        </w:rPr>
-        <w:t>文件。</w:t>
-      </w:r>
-    </w:p>
-    <w:p>
-      <w:pPr>
-        <w:pStyle w:val="a3"/>
-        <w:ind w:left="360" w:firstLineChars="0" w:firstLine="0"/>
-      </w:pPr>
-      <w:r>
+        <w:t>所有游戏中实际使用的swf对应的fla文件，都必须用Flash CS6编辑，不能用An打开</w:t>
+      </w:r>
+      <w:r>
+        <w:rPr>
+          <w:rFonts w:hint="eastAsia"/>
+        </w:rPr>
+        <w:t>。An也可以编辑fla</w:t>
+      </w:r>
+      <w:r>
+        <w:rPr>
+          <w:rFonts w:hint="eastAsia"/>
+        </w:rPr>
+        <w:t>，但无法兼容as2代码，会导致fla里的as2</w:t>
+      </w:r>
+      <w:r>
+        <w:rPr>
+          <w:rFonts w:hint="eastAsia"/>
+        </w:rPr>
+        <w:t>语言的</w:t>
+      </w:r>
+      <w:r>
+        <w:rPr>
+          <w:rFonts w:hint="eastAsia"/>
+        </w:rPr>
+        <w:t>代码失效，而本项目由as2语言实现</w:t>
+      </w:r>
+      <w:r>
+        <w:rPr>
+          <w:rFonts w:hint="eastAsia"/>
+        </w:rPr>
+        <w:t>。</w:t>
+      </w:r>
+    </w:p>
+    <w:p>
+      <w:pPr>
+        <w:pStyle w:val="a3"/>
+        <w:ind w:left="360" w:firstLineChars="0" w:firstLine="0"/>
         <w:rPr>
           <w:rFonts w:hint="eastAsia"/>
           <w:b/>
           <w:bCs/>
         </w:rPr>
-        <w:t>.</w:t>
-      </w:r>
-      <w:proofErr w:type="spellStart"/>
+      </w:pPr>
       <w:r>
         <w:rPr>
           <w:rFonts w:hint="eastAsia"/>
           <w:b/>
           <w:bCs/>
         </w:rPr>
-        <w:t>swf</w:t>
-      </w:r>
-      <w:proofErr w:type="spellEnd"/>
+        <w:t>因此，再次强调，只有你的素材fla可以用An进行编辑，再将编辑得到的素材复制到游戏用的fla中。而游戏用的fla不可通过An编辑，仅可以使用</w:t>
+      </w:r>
       <w:r>
         <w:rPr>
           <w:rFonts w:hint="eastAsia"/>
           <w:b/>
           <w:bCs/>
         </w:rPr>
-        <w:t>后缀的</w:t>
-      </w:r>
-      <w:proofErr w:type="spellStart"/>
+        <w:t>Flash CS6编辑</w:t>
+      </w:r>
       <w:r>
         <w:rPr>
           <w:rFonts w:hint="eastAsia"/>
           <w:b/>
           <w:bCs/>
         </w:rPr>
-        <w:t>swf</w:t>
-      </w:r>
-      <w:proofErr w:type="spellEnd"/>
-      <w:r>
-        <w:rPr>
-          <w:rFonts w:hint="eastAsia"/>
-          <w:b/>
-          <w:bCs/>
-        </w:rPr>
-        <w:t>文件</w:t>
-      </w:r>
-      <w:r>
-        <w:rPr>
-          <w:rFonts w:hint="eastAsia"/>
-        </w:rPr>
-        <w:t>是由</w:t>
-      </w:r>
-      <w:proofErr w:type="spellStart"/>
-      <w:r>
-        <w:rPr>
-          <w:rFonts w:hint="eastAsia"/>
-        </w:rPr>
-        <w:t>fla</w:t>
-      </w:r>
-      <w:proofErr w:type="spellEnd"/>
-      <w:r>
-        <w:rPr>
-          <w:rFonts w:hint="eastAsia"/>
-        </w:rPr>
-        <w:t>文件编译得到的执行文件，可以运行游戏，你所运行的游戏读取的大部分素材和数据就是从</w:t>
-      </w:r>
-      <w:proofErr w:type="spellStart"/>
-      <w:r>
-        <w:rPr>
-          <w:rFonts w:hint="eastAsia"/>
-        </w:rPr>
-        <w:t>swf</w:t>
-      </w:r>
-      <w:proofErr w:type="spellEnd"/>
-      <w:r>
-        <w:rPr>
-          <w:rFonts w:hint="eastAsia"/>
-        </w:rPr>
-        <w:t>文件里读取的。</w:t>
-      </w:r>
-    </w:p>
-    <w:p>
-      <w:pPr>
-        <w:pStyle w:val="5"/>
-      </w:pPr>
-      <w:r>
-        <w:rPr>
-          <w:rFonts w:hint="eastAsia"/>
-        </w:rPr>
-        <w:t>（2）</w:t>
-      </w:r>
-      <w:r>
-        <w:rPr>
-          <w:rFonts w:hint="eastAsia"/>
-        </w:rPr>
-        <w:t>开发工具</w:t>
-      </w:r>
-      <w:r>
-        <w:rPr>
-          <w:rFonts w:hint="eastAsia"/>
-        </w:rPr>
-        <w:t>-</w:t>
-      </w:r>
-      <w:r>
-        <w:rPr>
-          <w:rFonts w:hint="eastAsia"/>
-          <w:b w:val="0"/>
-          <w:bCs w:val="0"/>
-        </w:rPr>
-        <w:t>Flash CS6</w:t>
-      </w:r>
-      <w:r>
-        <w:rPr>
-          <w:rFonts w:hint="eastAsia"/>
-          <w:b w:val="0"/>
-          <w:bCs w:val="0"/>
-        </w:rPr>
-        <w:t>和An</w:t>
-      </w:r>
-      <w:r>
-        <w:rPr>
-          <w:rFonts w:hint="eastAsia"/>
-        </w:rPr>
-        <w:t>：</w:t>
-      </w:r>
-    </w:p>
-    <w:p>
-      <w:pPr>
-        <w:pStyle w:val="a3"/>
-        <w:ind w:left="360" w:firstLineChars="0" w:firstLine="0"/>
-      </w:pPr>
-      <w:r>
-        <w:rPr>
-          <w:rFonts w:hint="eastAsia"/>
-        </w:rPr>
-        <w:t>当前项目主要开发工具为</w:t>
-      </w:r>
-      <w:r>
-        <w:rPr>
-          <w:rFonts w:hint="eastAsia"/>
-          <w:b/>
-          <w:bCs/>
-        </w:rPr>
-        <w:t>Flash CS6</w:t>
-      </w:r>
-      <w:r>
-        <w:rPr>
-          <w:rFonts w:hint="eastAsia"/>
-        </w:rPr>
-        <w:t>，</w:t>
-      </w:r>
-      <w:r>
-        <w:rPr>
-          <w:rFonts w:hint="eastAsia"/>
-        </w:rPr>
-        <w:t>此外</w:t>
-      </w:r>
-      <w:r>
-        <w:rPr>
-          <w:rFonts w:hint="eastAsia"/>
-        </w:rPr>
-        <w:t>绘制素材和动画时可以使用</w:t>
-      </w:r>
-      <w:r>
-        <w:rPr>
-          <w:rFonts w:hint="eastAsia"/>
-          <w:b/>
-          <w:bCs/>
-        </w:rPr>
-        <w:t>An</w:t>
-      </w:r>
-      <w:r>
-        <w:rPr>
-          <w:rFonts w:hint="eastAsia"/>
-        </w:rPr>
-        <w:t>辅助。</w:t>
-      </w:r>
-    </w:p>
-    <w:p>
-      <w:pPr>
-        <w:pStyle w:val="a3"/>
-        <w:ind w:left="360" w:firstLineChars="0" w:firstLine="0"/>
-      </w:pPr>
-      <w:r>
-        <w:rPr>
-          <w:rFonts w:hint="eastAsia"/>
-          <w:b/>
-          <w:bCs/>
-        </w:rPr>
-        <w:t>所有游戏中实际使用的</w:t>
-      </w:r>
-      <w:proofErr w:type="spellStart"/>
-      <w:r>
-        <w:rPr>
-          <w:rFonts w:hint="eastAsia"/>
-          <w:b/>
-          <w:bCs/>
-        </w:rPr>
-        <w:t>swf</w:t>
-      </w:r>
-      <w:proofErr w:type="spellEnd"/>
-      <w:r>
-        <w:rPr>
-          <w:rFonts w:hint="eastAsia"/>
-          <w:b/>
-          <w:bCs/>
-        </w:rPr>
-        <w:t>对应的</w:t>
-      </w:r>
-      <w:proofErr w:type="spellStart"/>
-      <w:r>
-        <w:rPr>
-          <w:rFonts w:hint="eastAsia"/>
-          <w:b/>
-          <w:bCs/>
-        </w:rPr>
-        <w:t>fla</w:t>
-      </w:r>
-      <w:proofErr w:type="spellEnd"/>
-      <w:r>
-        <w:rPr>
-          <w:rFonts w:hint="eastAsia"/>
-          <w:b/>
-          <w:bCs/>
-        </w:rPr>
-        <w:t>文件，都必须用</w:t>
-      </w:r>
-      <w:r>
-        <w:rPr>
-          <w:rFonts w:hint="eastAsia"/>
-          <w:b/>
-          <w:bCs/>
-        </w:rPr>
-        <w:t>Flash CS6</w:t>
-      </w:r>
-      <w:r>
-        <w:rPr>
-          <w:rFonts w:hint="eastAsia"/>
-          <w:b/>
-          <w:bCs/>
-        </w:rPr>
-        <w:t>编辑，不能用An打开</w:t>
-      </w:r>
-      <w:r>
-        <w:rPr>
-          <w:rFonts w:hint="eastAsia"/>
-        </w:rPr>
-        <w:t>。An也可以编辑</w:t>
-      </w:r>
-      <w:proofErr w:type="spellStart"/>
-      <w:r>
-        <w:rPr>
-          <w:rFonts w:hint="eastAsia"/>
-        </w:rPr>
-        <w:t>fla</w:t>
-      </w:r>
-      <w:proofErr w:type="spellEnd"/>
-      <w:r>
-        <w:rPr>
-          <w:rFonts w:hint="eastAsia"/>
-        </w:rPr>
-        <w:t>，但无法兼容as2代码，会导致</w:t>
-      </w:r>
-      <w:proofErr w:type="spellStart"/>
-      <w:r>
-        <w:rPr>
-          <w:rFonts w:hint="eastAsia"/>
-        </w:rPr>
-        <w:t>fla</w:t>
-      </w:r>
-      <w:proofErr w:type="spellEnd"/>
-      <w:r>
-        <w:rPr>
-          <w:rFonts w:hint="eastAsia"/>
-        </w:rPr>
-        <w:t>里的as2</w:t>
-      </w:r>
-      <w:r>
-        <w:rPr>
-          <w:rFonts w:hint="eastAsia"/>
-        </w:rPr>
-        <w:t>语言</w:t>
-      </w:r>
-      <w:r>
-        <w:rPr>
-          <w:rFonts w:hint="eastAsia"/>
-        </w:rPr>
-        <w:t>的</w:t>
-      </w:r>
-      <w:r>
-        <w:rPr>
-          <w:rFonts w:hint="eastAsia"/>
-        </w:rPr>
-        <w:t>代码失效，而本项目由as2语言实现</w:t>
-      </w:r>
-      <w:r>
-        <w:rPr>
-          <w:rFonts w:hint="eastAsia"/>
-        </w:rPr>
         <w:t>。</w:t>
       </w:r>
     </w:p>
@@ -1600,93 +1848,8 @@
         <w:pStyle w:val="a3"/>
         <w:ind w:left="360" w:firstLineChars="0" w:firstLine="0"/>
         <w:rPr>
-          <w:b/>
-          <w:bCs/>
-        </w:rPr>
-      </w:pPr>
-      <w:r>
-        <w:rPr>
-          <w:rFonts w:hint="eastAsia"/>
-          <w:b/>
-          <w:bCs/>
-        </w:rPr>
-        <w:t>因此，再次强调，只有你的素材</w:t>
-      </w:r>
-      <w:proofErr w:type="spellStart"/>
-      <w:r>
-        <w:rPr>
-          <w:rFonts w:hint="eastAsia"/>
-          <w:b/>
-          <w:bCs/>
-        </w:rPr>
-        <w:t>fla</w:t>
-      </w:r>
-      <w:proofErr w:type="spellEnd"/>
-      <w:r>
-        <w:rPr>
-          <w:rFonts w:hint="eastAsia"/>
-          <w:b/>
-          <w:bCs/>
-        </w:rPr>
-        <w:t>可以用An进行编辑，再将编辑得到的素材复制到游戏用的</w:t>
-      </w:r>
-      <w:proofErr w:type="spellStart"/>
-      <w:r>
-        <w:rPr>
-          <w:rFonts w:hint="eastAsia"/>
-          <w:b/>
-          <w:bCs/>
-        </w:rPr>
-        <w:t>fla</w:t>
-      </w:r>
-      <w:proofErr w:type="spellEnd"/>
-      <w:r>
-        <w:rPr>
-          <w:rFonts w:hint="eastAsia"/>
-          <w:b/>
-          <w:bCs/>
-        </w:rPr>
-        <w:t>中。而游戏用的</w:t>
-      </w:r>
-      <w:proofErr w:type="spellStart"/>
-      <w:r>
-        <w:rPr>
-          <w:rFonts w:hint="eastAsia"/>
-          <w:b/>
-          <w:bCs/>
-        </w:rPr>
-        <w:t>fla</w:t>
-      </w:r>
-      <w:proofErr w:type="spellEnd"/>
-      <w:r>
-        <w:rPr>
-          <w:rFonts w:hint="eastAsia"/>
-          <w:b/>
-          <w:bCs/>
-        </w:rPr>
-        <w:t>不可通过An编辑，仅可以使用</w:t>
-      </w:r>
-      <w:r>
-        <w:rPr>
-          <w:rFonts w:hint="eastAsia"/>
-          <w:b/>
-          <w:bCs/>
-        </w:rPr>
-        <w:t>Flash CS6编辑</w:t>
-      </w:r>
-      <w:r>
-        <w:rPr>
-          <w:rFonts w:hint="eastAsia"/>
-          <w:b/>
-          <w:bCs/>
-        </w:rPr>
-        <w:t>。</w:t>
-      </w:r>
-    </w:p>
-    <w:p>
-      <w:pPr>
-        <w:pStyle w:val="a3"/>
-        <w:ind w:left="360" w:firstLineChars="0" w:firstLine="0"/>
+          <w:rFonts w:hint="eastAsia"/>
+        </w:rPr>
       </w:pPr>
       <w:r>
         <w:rPr>
@@ -1714,7 +1877,7 @@
                     <pic:cNvPicPr/>
                   </pic:nvPicPr>
                   <pic:blipFill>
-                    <a:blip r:embed="rId12"/>
+                    <a:blip r:embed="rId17"/>
                     <a:stretch>
                       <a:fillRect/>
                     </a:stretch>
@@ -1739,6 +1902,9 @@
       <w:pPr>
         <w:pStyle w:val="a3"/>
         <w:ind w:left="360" w:firstLineChars="0" w:firstLine="0"/>
+        <w:rPr>
+          <w:rFonts w:hint="eastAsia"/>
+        </w:rPr>
       </w:pPr>
       <w:r>
         <w:rPr>
@@ -1766,7 +1932,7 @@
                     <pic:cNvPicPr/>
                   </pic:nvPicPr>
                   <pic:blipFill>
-                    <a:blip r:embed="rId13"/>
+                    <a:blip r:embed="rId18"/>
                     <a:stretch>
                       <a:fillRect/>
                     </a:stretch>
@@ -1791,27 +1957,15 @@
       <w:pPr>
         <w:pStyle w:val="a3"/>
         <w:ind w:left="360" w:firstLineChars="0" w:firstLine="0"/>
-      </w:pPr>
-      <w:r>
-        <w:rPr>
-          <w:rFonts w:hint="eastAsia"/>
-        </w:rPr>
-        <w:lastRenderedPageBreak/>
-        <w:t>以上两个软件在</w:t>
-      </w:r>
-      <w:proofErr w:type="gramStart"/>
-      <w:r>
-        <w:rPr>
-          <w:rFonts w:hint="eastAsia"/>
-        </w:rPr>
-        <w:t>群文件</w:t>
-      </w:r>
-      <w:proofErr w:type="gramEnd"/>
-      <w:r>
-        <w:rPr>
-          <w:rFonts w:hint="eastAsia"/>
-        </w:rPr>
-        <w:t xml:space="preserve">都有，可自行下载。 </w:t>
+        <w:rPr>
+          <w:rFonts w:hint="eastAsia"/>
+        </w:rPr>
+      </w:pPr>
+      <w:r>
+        <w:rPr>
+          <w:rFonts w:hint="eastAsia"/>
+        </w:rPr>
+        <w:t xml:space="preserve">以上两个软件在群文件都有，可自行下载。 </w:t>
       </w:r>
     </w:p>
     <w:p>
@@ -1837,13 +1991,7 @@
         <w:rPr>
           <w:rFonts w:hint="eastAsia"/>
         </w:rPr>
-        <w:t>）</w:t>
-      </w:r>
-      <w:r>
-        <w:rPr>
-          <w:rFonts w:hint="eastAsia"/>
-        </w:rPr>
-        <w:t>执行</w:t>
+        <w:t>）执行</w:t>
       </w:r>
       <w:r>
         <w:rPr>
@@ -1855,13 +2003,7 @@
         <w:rPr>
           <w:rFonts w:hint="eastAsia"/>
         </w:rPr>
-        <w:t>flash player</w:t>
-      </w:r>
-      <w:r>
-        <w:rPr>
-          <w:rFonts w:hint="eastAsia"/>
-        </w:rPr>
-        <w:t>和游戏主文件</w:t>
+        <w:t>flash player和游戏主文件</w:t>
       </w:r>
       <w:r>
         <w:rPr>
@@ -1874,6 +2016,9 @@
       <w:pPr>
         <w:pStyle w:val="a3"/>
         <w:ind w:left="360" w:firstLineChars="0" w:firstLine="0"/>
+        <w:rPr>
+          <w:rFonts w:hint="eastAsia"/>
+        </w:rPr>
       </w:pPr>
       <w:r>
         <w:rPr>
@@ -1881,7 +2026,13 @@
           <w:b/>
           <w:bCs/>
         </w:rPr>
-        <w:t>flash player</w:t>
+        <w:t>flash player是可以运行swf文件的游戏执行工具</w:t>
+      </w:r>
+      <w:r>
+        <w:rPr>
+          <w:rFonts w:hint="eastAsia"/>
+        </w:rPr>
+        <w:t>，也就是说你用flash player打开游戏的swf就可以玩了。需要注意的是，游戏拆分为大量swf，其中有一个</w:t>
       </w:r>
       <w:r>
         <w:rPr>
@@ -1889,78 +2040,6 @@
           <w:b/>
           <w:bCs/>
         </w:rPr>
-        <w:t>是可以运行</w:t>
-      </w:r>
-      <w:proofErr w:type="spellStart"/>
-      <w:r>
-        <w:rPr>
-          <w:rFonts w:hint="eastAsia"/>
-          <w:b/>
-          <w:bCs/>
-        </w:rPr>
-        <w:t>swf</w:t>
-      </w:r>
-      <w:proofErr w:type="spellEnd"/>
-      <w:r>
-        <w:rPr>
-          <w:rFonts w:hint="eastAsia"/>
-          <w:b/>
-          <w:bCs/>
-        </w:rPr>
-        <w:t>文件的游戏执行工具</w:t>
-      </w:r>
-      <w:r>
-        <w:rPr>
-          <w:rFonts w:hint="eastAsia"/>
-        </w:rPr>
-        <w:t>，也就是说你用</w:t>
-      </w:r>
-      <w:r>
-        <w:rPr>
-          <w:rFonts w:hint="eastAsia"/>
-        </w:rPr>
-        <w:t>flash player</w:t>
-      </w:r>
-      <w:r>
-        <w:rPr>
-          <w:rFonts w:hint="eastAsia"/>
-        </w:rPr>
-        <w:t>打开游戏的</w:t>
-      </w:r>
-      <w:proofErr w:type="spellStart"/>
-      <w:r>
-        <w:rPr>
-          <w:rFonts w:hint="eastAsia"/>
-        </w:rPr>
-        <w:t>swf</w:t>
-      </w:r>
-      <w:proofErr w:type="spellEnd"/>
-      <w:r>
-        <w:rPr>
-          <w:rFonts w:hint="eastAsia"/>
-        </w:rPr>
-        <w:t>就可以玩了。需要注意的是，游戏拆分为大量</w:t>
-      </w:r>
-      <w:proofErr w:type="spellStart"/>
-      <w:r>
-        <w:rPr>
-          <w:rFonts w:hint="eastAsia"/>
-        </w:rPr>
-        <w:t>swf</w:t>
-      </w:r>
-      <w:proofErr w:type="spellEnd"/>
-      <w:r>
-        <w:rPr>
-          <w:rFonts w:hint="eastAsia"/>
-        </w:rPr>
-        <w:t>，其中有一个</w:t>
-      </w:r>
-      <w:r>
-        <w:rPr>
-          <w:rFonts w:hint="eastAsia"/>
-          <w:b/>
-          <w:bCs/>
-        </w:rPr>
         <w:t>主文件</w:t>
       </w:r>
       <w:r>
@@ -1973,21 +2052,7 @@
         <w:rPr>
           <w:rFonts w:hint="eastAsia"/>
         </w:rPr>
-        <w:t>文件（包括其他</w:t>
-      </w:r>
-      <w:proofErr w:type="spellStart"/>
-      <w:r>
-        <w:rPr>
-          <w:rFonts w:hint="eastAsia"/>
-        </w:rPr>
-        <w:t>swf</w:t>
-      </w:r>
-      <w:proofErr w:type="spellEnd"/>
-      <w:r>
-        <w:rPr>
-          <w:rFonts w:hint="eastAsia"/>
-        </w:rPr>
-        <w:t>）</w:t>
+        <w:t>文件（包括其他swf）</w:t>
       </w:r>
       <w:r>
         <w:rPr>
@@ -2005,32 +2070,22 @@
         <w:rPr>
           <w:rFonts w:hint="eastAsia"/>
         </w:rPr>
-        <w:t>。因此，你要打开主文件的</w:t>
-      </w:r>
-      <w:proofErr w:type="spellStart"/>
-      <w:r>
-        <w:rPr>
-          <w:rFonts w:hint="eastAsia"/>
-        </w:rPr>
-        <w:t>swf</w:t>
-      </w:r>
-      <w:proofErr w:type="spellEnd"/>
-      <w:r>
-        <w:rPr>
-          <w:rFonts w:hint="eastAsia"/>
-        </w:rPr>
-        <w:t>才可以玩：</w:t>
-      </w:r>
-    </w:p>
-    <w:p>
-      <w:pPr>
-        <w:pStyle w:val="a3"/>
-        <w:ind w:left="360" w:firstLineChars="0" w:firstLine="0"/>
+        <w:t>。因此，你要打开主文件的swf才可以玩：</w:t>
+      </w:r>
+    </w:p>
+    <w:p>
+      <w:pPr>
+        <w:pStyle w:val="a3"/>
+        <w:ind w:left="360" w:firstLineChars="0" w:firstLine="0"/>
+        <w:rPr>
+          <w:rFonts w:hint="eastAsia"/>
+        </w:rPr>
       </w:pPr>
       <w:r>
         <w:rPr>
           <w:noProof/>
         </w:rPr>
+        <w:lastRenderedPageBreak/>
         <w:drawing>
           <wp:inline distT="0" distB="0" distL="0" distR="0" wp14:anchorId="42F04444" wp14:editId="1677B6C1">
             <wp:extent cx="4699242" cy="679485"/>
@@ -2047,7 +2102,7 @@
                     <pic:cNvPicPr/>
                   </pic:nvPicPr>
                   <pic:blipFill>
-                    <a:blip r:embed="rId14"/>
+                    <a:blip r:embed="rId19"/>
                     <a:stretch>
                       <a:fillRect/>
                     </a:stretch>
@@ -2072,40 +2127,15 @@
       <w:pPr>
         <w:pStyle w:val="a3"/>
         <w:ind w:left="360" w:firstLineChars="0" w:firstLine="0"/>
-      </w:pPr>
-      <w:r>
-        <w:rPr>
-          <w:rFonts w:hint="eastAsia"/>
-        </w:rPr>
-        <w:t>当然，通常情况下，你是使用exe运行游戏，这是因为exe把flash player和主文件的</w:t>
-      </w:r>
-      <w:proofErr w:type="spellStart"/>
-      <w:r>
-        <w:rPr>
-          <w:rFonts w:hint="eastAsia"/>
-        </w:rPr>
-        <w:t>swf</w:t>
-      </w:r>
-      <w:proofErr w:type="spellEnd"/>
-      <w:r>
-        <w:rPr>
-          <w:rFonts w:hint="eastAsia"/>
-        </w:rPr>
-        <w:t>打包在了一起，当你打开exe时，实际上就是用这个exe里的flash player在运行这个exe里的</w:t>
-      </w:r>
-      <w:proofErr w:type="spellStart"/>
-      <w:r>
-        <w:rPr>
-          <w:rFonts w:hint="eastAsia"/>
-        </w:rPr>
-        <w:t>swf</w:t>
-      </w:r>
-      <w:proofErr w:type="spellEnd"/>
-      <w:r>
-        <w:rPr>
-          <w:rFonts w:hint="eastAsia"/>
-        </w:rPr>
-        <w:t>。如果你使用steam启动游戏，则打开的也是exe文件。</w:t>
+        <w:rPr>
+          <w:rFonts w:hint="eastAsia"/>
+        </w:rPr>
+      </w:pPr>
+      <w:r>
+        <w:rPr>
+          <w:rFonts w:hint="eastAsia"/>
+        </w:rPr>
+        <w:t>当然，通常情况下，你是使用exe运行游戏，这是因为exe把flash player和主文件的swf打包在了一起，当你打开exe时，实际上就是用这个exe里的flash player在运行这个exe里的swf。如果你使用steam启动游戏，则打开的也是exe文件。</w:t>
       </w:r>
     </w:p>
     <w:p>
@@ -2136,7 +2166,7 @@
                     <pic:cNvPicPr/>
                   </pic:nvPicPr>
                   <pic:blipFill>
-                    <a:blip r:embed="rId15"/>
+                    <a:blip r:embed="rId20"/>
                     <a:stretch>
                       <a:fillRect/>
                     </a:stretch>
@@ -2161,6 +2191,9 @@
       <w:pPr>
         <w:pStyle w:val="a3"/>
         <w:ind w:left="360" w:firstLineChars="0" w:firstLine="0"/>
+        <w:rPr>
+          <w:rFonts w:hint="eastAsia"/>
+        </w:rPr>
       </w:pPr>
       <w:r>
         <w:rPr>
@@ -2173,6 +2206,9 @@
       <w:pPr>
         <w:pStyle w:val="a3"/>
         <w:ind w:left="360" w:firstLineChars="0" w:firstLine="0"/>
+        <w:rPr>
+          <w:rFonts w:hint="eastAsia"/>
+        </w:rPr>
       </w:pPr>
       <w:r>
         <w:rPr>
@@ -2190,35 +2226,7 @@
         <w:rPr>
           <w:rFonts w:hint="eastAsia"/>
         </w:rPr>
-        <w:t>.fla，编辑之后将其编译为同名</w:t>
-      </w:r>
-      <w:proofErr w:type="spellStart"/>
-      <w:r>
-        <w:rPr>
-          <w:rFonts w:hint="eastAsia"/>
-        </w:rPr>
-        <w:t>swf</w:t>
-      </w:r>
-      <w:proofErr w:type="spellEnd"/>
-      <w:r>
-        <w:rPr>
-          <w:rFonts w:hint="eastAsia"/>
-        </w:rPr>
-        <w:t>，再将该</w:t>
-      </w:r>
-      <w:proofErr w:type="spellStart"/>
-      <w:r>
-        <w:rPr>
-          <w:rFonts w:hint="eastAsia"/>
-        </w:rPr>
-        <w:t>swf</w:t>
-      </w:r>
-      <w:proofErr w:type="spellEnd"/>
-      <w:r>
-        <w:rPr>
-          <w:rFonts w:hint="eastAsia"/>
-        </w:rPr>
-        <w:t>打包成exe。</w:t>
+        <w:t>.fla，编辑之后将其编译为同名swf，再将该swf打包成exe。</w:t>
       </w:r>
     </w:p>
     <w:p>
@@ -2246,129 +2254,45 @@
       <w:pPr>
         <w:pStyle w:val="a3"/>
         <w:ind w:left="360" w:firstLineChars="0" w:firstLine="0"/>
-      </w:pPr>
-      <w:r>
-        <w:rPr>
-          <w:rFonts w:hint="eastAsia"/>
-        </w:rPr>
-        <w:t>不过，目前游戏的exe文件已改为自动运行同一目录里的</w:t>
-      </w:r>
-      <w:proofErr w:type="spellStart"/>
-      <w:r>
-        <w:rPr>
-          <w:rFonts w:hint="eastAsia"/>
-        </w:rPr>
-        <w:t>swf</w:t>
-      </w:r>
-      <w:proofErr w:type="spellEnd"/>
-      <w:r>
-        <w:rPr>
-          <w:rFonts w:hint="eastAsia"/>
-        </w:rPr>
-        <w:t>，因此现在更新主文件的</w:t>
-      </w:r>
-      <w:proofErr w:type="spellStart"/>
-      <w:r>
-        <w:rPr>
-          <w:rFonts w:hint="eastAsia"/>
-        </w:rPr>
-        <w:t>swf</w:t>
-      </w:r>
-      <w:proofErr w:type="spellEnd"/>
-      <w:r>
-        <w:rPr>
-          <w:rFonts w:hint="eastAsia"/>
-        </w:rPr>
-        <w:t>后已经不需要再打包成exe了。</w:t>
-      </w:r>
-    </w:p>
-    <w:p>
-      <w:pPr>
-        <w:pStyle w:val="a3"/>
-        <w:ind w:left="360" w:firstLineChars="0" w:firstLine="0"/>
-      </w:pPr>
-      <w:r>
-        <w:rPr>
-          <w:rFonts w:hint="eastAsia"/>
-        </w:rPr>
-        <w:t>根据上文，主文件的</w:t>
-      </w:r>
-      <w:proofErr w:type="spellStart"/>
-      <w:r>
-        <w:rPr>
-          <w:rFonts w:hint="eastAsia"/>
-        </w:rPr>
-        <w:t>swf</w:t>
-      </w:r>
-      <w:proofErr w:type="spellEnd"/>
-      <w:r>
-        <w:rPr>
-          <w:rFonts w:hint="eastAsia"/>
-        </w:rPr>
-        <w:t>和exe都可以用来运行游戏。</w:t>
-      </w:r>
-      <w:r>
-        <w:rPr>
-          <w:rFonts w:hint="eastAsia"/>
-        </w:rPr>
-        <w:t>无论用哪种方式打开主文件，都可以调用游戏目录内其他</w:t>
-      </w:r>
-      <w:proofErr w:type="spellStart"/>
-      <w:r>
-        <w:rPr>
-          <w:rFonts w:hint="eastAsia"/>
-        </w:rPr>
-        <w:t>swf</w:t>
-      </w:r>
-      <w:proofErr w:type="spellEnd"/>
-      <w:r>
-        <w:rPr>
-          <w:rFonts w:hint="eastAsia"/>
-        </w:rPr>
-        <w:t>以及xml、</w:t>
-      </w:r>
-      <w:proofErr w:type="spellStart"/>
-      <w:r>
-        <w:rPr>
-          <w:rFonts w:hint="eastAsia"/>
-        </w:rPr>
-        <w:t>json</w:t>
-      </w:r>
-      <w:proofErr w:type="spellEnd"/>
-      <w:r>
-        <w:rPr>
-          <w:rFonts w:hint="eastAsia"/>
-        </w:rPr>
-        <w:t>等格式存储的素材和数据。</w:t>
-      </w:r>
-    </w:p>
-    <w:p>
-      <w:pPr>
-        <w:pStyle w:val="a3"/>
-        <w:ind w:left="360" w:firstLineChars="0" w:firstLine="0"/>
-        <w:rPr>
-          <w:rFonts w:hint="eastAsia"/>
-        </w:rPr>
-      </w:pPr>
-      <w:r>
-        <w:rPr>
-          <w:rFonts w:hint="eastAsia"/>
-        </w:rPr>
-        <w:t>游戏安装包已经自带了一个flash player 20，你也可以用这个游玩其他flash游戏，打开对应</w:t>
-      </w:r>
-      <w:proofErr w:type="spellStart"/>
-      <w:r>
-        <w:rPr>
-          <w:rFonts w:hint="eastAsia"/>
-        </w:rPr>
-        <w:t>swf</w:t>
-      </w:r>
-      <w:proofErr w:type="spellEnd"/>
-      <w:r>
-        <w:rPr>
-          <w:rFonts w:hint="eastAsia"/>
-        </w:rPr>
-        <w:t>即可。</w:t>
+        <w:rPr>
+          <w:rFonts w:hint="eastAsia"/>
+        </w:rPr>
+      </w:pPr>
+      <w:r>
+        <w:rPr>
+          <w:rFonts w:hint="eastAsia"/>
+        </w:rPr>
+        <w:t>不过，目前游戏的exe文件已改为自动运行同一目录里的swf，因此现在更新主文件的swf后已经不需要再打包成exe了。</w:t>
+      </w:r>
+    </w:p>
+    <w:p>
+      <w:pPr>
+        <w:pStyle w:val="a3"/>
+        <w:ind w:left="360" w:firstLineChars="0" w:firstLine="0"/>
+        <w:rPr>
+          <w:rFonts w:hint="eastAsia"/>
+        </w:rPr>
+      </w:pPr>
+      <w:r>
+        <w:rPr>
+          <w:rFonts w:hint="eastAsia"/>
+        </w:rPr>
+        <w:t>根据上文，主文件的swf和exe都可以用来运行游戏。无论用哪种方式打开主文件，都可以调用游戏目录内其他swf以及xml、json等格式存储的素材和数据。</w:t>
+      </w:r>
+    </w:p>
+    <w:p>
+      <w:pPr>
+        <w:pStyle w:val="a3"/>
+        <w:ind w:left="360" w:firstLineChars="0" w:firstLine="0"/>
+        <w:rPr>
+          <w:rFonts w:hint="eastAsia"/>
+        </w:rPr>
+      </w:pPr>
+      <w:r>
+        <w:rPr>
+          <w:rFonts w:hint="eastAsia"/>
+        </w:rPr>
+        <w:t>游戏安装包已经自带了一个flash player 20，你也可以用这个游玩其他flash游戏，打开对应swf即可。</w:t>
       </w:r>
     </w:p>
     <w:p>
@@ -2382,34 +2306,8 @@
         <w:rPr>
           <w:rFonts w:hint="eastAsia"/>
         </w:rPr>
-        <w:t>（</w:t>
-      </w:r>
-      <w:r>
-        <w:rPr>
-          <w:rFonts w:hint="eastAsia"/>
-        </w:rPr>
-        <w:t>4</w:t>
-      </w:r>
-      <w:r>
-        <w:rPr>
-          <w:rFonts w:hint="eastAsia"/>
-        </w:rPr>
-        <w:t>）</w:t>
-      </w:r>
-      <w:r>
-        <w:rPr>
-          <w:rFonts w:hint="eastAsia"/>
-        </w:rPr>
-        <w:t>文本编辑工具-notepad3或notepad++或</w:t>
-      </w:r>
-      <w:proofErr w:type="spellStart"/>
-      <w:r>
-        <w:rPr>
-          <w:rFonts w:hint="eastAsia"/>
-        </w:rPr>
-        <w:t>VSCode</w:t>
-      </w:r>
-      <w:proofErr w:type="spellEnd"/>
+        <w:t>（4）文本编辑工具-notepad3或notepad++或VSCode</w:t>
+      </w:r>
       <w:r>
         <w:rPr>
           <w:rFonts w:hint="eastAsia"/>
@@ -2421,6 +2319,9 @@
       <w:pPr>
         <w:pStyle w:val="a3"/>
         <w:ind w:left="360" w:firstLineChars="0" w:firstLine="0"/>
+        <w:rPr>
+          <w:rFonts w:hint="eastAsia"/>
+        </w:rPr>
       </w:pPr>
       <w:r>
         <w:rPr>
@@ -2445,32 +2346,24 @@
       <w:pPr>
         <w:pStyle w:val="a3"/>
         <w:ind w:left="360" w:firstLineChars="0" w:firstLine="0"/>
-      </w:pPr>
-      <w:r>
-        <w:rPr>
-          <w:rFonts w:hint="eastAsia"/>
-        </w:rPr>
-        <w:t>文本编辑工具实际上也是开发工具，用于编辑文本类文件。正如flash CS6用于编辑</w:t>
-      </w:r>
-      <w:proofErr w:type="spellStart"/>
-      <w:r>
-        <w:rPr>
-          <w:rFonts w:hint="eastAsia"/>
-        </w:rPr>
-        <w:t>fla</w:t>
-      </w:r>
-      <w:proofErr w:type="spellEnd"/>
-      <w:r>
-        <w:rPr>
-          <w:rFonts w:hint="eastAsia"/>
-        </w:rPr>
-        <w:t>文件。</w:t>
-      </w:r>
-    </w:p>
-    <w:p>
-      <w:pPr>
-        <w:pStyle w:val="a3"/>
-        <w:ind w:left="360" w:firstLineChars="0" w:firstLine="0"/>
+        <w:rPr>
+          <w:rFonts w:hint="eastAsia"/>
+        </w:rPr>
+      </w:pPr>
+      <w:r>
+        <w:rPr>
+          <w:rFonts w:hint="eastAsia"/>
+        </w:rPr>
+        <w:t>文本编辑工具实际上也是开发工具，用于编辑文本类文件。正如flash CS6用于编辑fla文件。</w:t>
+      </w:r>
+    </w:p>
+    <w:p>
+      <w:pPr>
+        <w:pStyle w:val="a3"/>
+        <w:ind w:left="360" w:firstLineChars="0" w:firstLine="0"/>
+        <w:rPr>
+          <w:rFonts w:hint="eastAsia"/>
+        </w:rPr>
       </w:pPr>
       <w:r>
         <w:rPr>
@@ -2488,21 +2381,7 @@
         <w:rPr>
           <w:rFonts w:hint="eastAsia"/>
         </w:rPr>
-        <w:t>也能打开，其中存储了大量文本，实际上存储的是游戏会使用到的数据。目前主要用xml格式和</w:t>
-      </w:r>
-      <w:proofErr w:type="spellStart"/>
-      <w:r>
-        <w:rPr>
-          <w:rFonts w:hint="eastAsia"/>
-        </w:rPr>
-        <w:t>json</w:t>
-      </w:r>
-      <w:proofErr w:type="spellEnd"/>
-      <w:r>
-        <w:rPr>
-          <w:rFonts w:hint="eastAsia"/>
-        </w:rPr>
-        <w:t>格式存储</w:t>
+        <w:t>也能打开，其中存储了大量文本，实际上存储的是游戏会使用到的数据。目前主要用xml格式和json格式存储</w:t>
       </w:r>
       <w:r>
         <w:rPr>
@@ -2521,12 +2400,14 @@
       <w:pPr>
         <w:pStyle w:val="a3"/>
         <w:ind w:left="360" w:firstLineChars="0" w:firstLine="0"/>
+        <w:rPr>
+          <w:rFonts w:hint="eastAsia"/>
+        </w:rPr>
       </w:pPr>
       <w:r>
         <w:rPr>
           <w:noProof/>
         </w:rPr>
-        <w:lastRenderedPageBreak/>
         <w:drawing>
           <wp:inline distT="0" distB="0" distL="0" distR="0" wp14:anchorId="3013C770" wp14:editId="3D859237">
             <wp:extent cx="5274310" cy="1949450"/>
@@ -2543,7 +2424,7 @@
                     <pic:cNvPicPr/>
                   </pic:nvPicPr>
                   <pic:blipFill>
-                    <a:blip r:embed="rId16"/>
+                    <a:blip r:embed="rId21"/>
                     <a:stretch>
                       <a:fillRect/>
                     </a:stretch>
@@ -2576,25 +2457,16 @@
         <w:rPr>
           <w:rFonts w:hint="eastAsia"/>
         </w:rPr>
-        <w:t>比如</w:t>
-      </w:r>
-      <w:r>
-        <w:rPr>
-          <w:rFonts w:hint="eastAsia"/>
-        </w:rPr>
-        <w:t>data</w:t>
-      </w:r>
-      <w:r>
-        <w:rPr>
-          <w:rFonts w:hint="eastAsia"/>
-        </w:rPr>
-        <w:t>文件夹下的item文件夹里就是装备的数据，task文件夹就是任务的数据和文本等。</w:t>
-      </w:r>
-    </w:p>
-    <w:p>
-      <w:pPr>
-        <w:pStyle w:val="a3"/>
-        <w:ind w:left="360" w:firstLineChars="0" w:firstLine="0"/>
+        <w:t>比如data文件夹下的item文件夹里就是装备的数据，task文件夹就是任务的数据和文本等。</w:t>
+      </w:r>
+    </w:p>
+    <w:p>
+      <w:pPr>
+        <w:pStyle w:val="a3"/>
+        <w:ind w:left="360" w:firstLineChars="0" w:firstLine="0"/>
+        <w:rPr>
+          <w:rFonts w:hint="eastAsia"/>
+        </w:rPr>
       </w:pPr>
       <w:r>
         <w:rPr>
@@ -2615,6 +2487,7 @@
         <w:rPr>
           <w:rFonts w:hint="eastAsia"/>
         </w:rPr>
+        <w:lastRenderedPageBreak/>
         <w:t>notepad3或notepad++</w:t>
       </w:r>
       <w:r>
@@ -2640,30 +2513,24 @@
       <w:pPr>
         <w:pStyle w:val="a3"/>
         <w:ind w:left="360" w:firstLineChars="0" w:firstLine="0"/>
-      </w:pPr>
-      <w:r>
-        <w:rPr>
-          <w:rFonts w:hint="eastAsia"/>
-        </w:rPr>
-        <w:t>此处的示例是</w:t>
-      </w:r>
-      <w:r>
-        <w:rPr>
-          <w:rFonts w:hint="eastAsia"/>
-        </w:rPr>
-        <w:t>notepad3</w:t>
-      </w:r>
-      <w:r>
-        <w:rPr>
-          <w:rFonts w:hint="eastAsia"/>
-        </w:rPr>
-        <w:t>的效果，可以看到，格式里关键部分都有高亮或色彩标注：</w:t>
-      </w:r>
-    </w:p>
-    <w:p>
-      <w:pPr>
-        <w:pStyle w:val="a3"/>
-        <w:ind w:left="360" w:firstLineChars="0" w:firstLine="0"/>
+        <w:rPr>
+          <w:rFonts w:hint="eastAsia"/>
+        </w:rPr>
+      </w:pPr>
+      <w:r>
+        <w:rPr>
+          <w:rFonts w:hint="eastAsia"/>
+        </w:rPr>
+        <w:t>此处的示例是notepad3的效果，可以看到，格式里关键部分都有高亮或色彩标注：</w:t>
+      </w:r>
+    </w:p>
+    <w:p>
+      <w:pPr>
+        <w:pStyle w:val="a3"/>
+        <w:ind w:left="360" w:firstLineChars="0" w:firstLine="0"/>
+        <w:rPr>
+          <w:rFonts w:hint="eastAsia"/>
+        </w:rPr>
       </w:pPr>
       <w:r>
         <w:rPr>
@@ -2685,7 +2552,7 @@
                     <pic:cNvPicPr/>
                   </pic:nvPicPr>
                   <pic:blipFill>
-                    <a:blip r:embed="rId17"/>
+                    <a:blip r:embed="rId22"/>
                     <a:stretch>
                       <a:fillRect/>
                     </a:stretch>
@@ -2710,6 +2577,9 @@
       <w:pPr>
         <w:pStyle w:val="a3"/>
         <w:ind w:left="360" w:firstLineChars="0" w:firstLine="0"/>
+        <w:rPr>
+          <w:rFonts w:hint="eastAsia"/>
+        </w:rPr>
       </w:pPr>
       <w:r>
         <w:rPr>
@@ -2727,136 +2597,74 @@
         <w:rPr>
           <w:rFonts w:hint="eastAsia"/>
         </w:rPr>
-        <w:t>，则强烈推荐</w:t>
-      </w:r>
-      <w:proofErr w:type="spellStart"/>
-      <w:r>
-        <w:rPr>
-          <w:rFonts w:hint="eastAsia"/>
-        </w:rPr>
-        <w:t>VSCode</w:t>
-      </w:r>
-      <w:proofErr w:type="spellEnd"/>
+        <w:t>，则强烈推荐VSCode。VSCode本身是</w:t>
+      </w:r>
+      <w:r>
+        <w:rPr>
+          <w:rFonts w:hint="eastAsia"/>
+        </w:rPr>
+        <w:t>一种</w:t>
+      </w:r>
+      <w:r>
+        <w:rPr>
+          <w:rFonts w:hint="eastAsia"/>
+        </w:rPr>
+        <w:t>文本编辑工具，但功能复杂</w:t>
+      </w:r>
+      <w:r>
+        <w:rPr>
+          <w:rFonts w:hint="eastAsia"/>
+        </w:rPr>
+        <w:t>，</w:t>
+      </w:r>
+      <w:r>
+        <w:rPr>
+          <w:rFonts w:hint="eastAsia"/>
+        </w:rPr>
+        <w:t>相应的</w:t>
+      </w:r>
+      <w:r>
+        <w:rPr>
+          <w:rFonts w:hint="eastAsia"/>
+        </w:rPr>
+        <w:t>可能</w:t>
+      </w:r>
+      <w:r>
+        <w:rPr>
+          <w:rFonts w:hint="eastAsia"/>
+        </w:rPr>
+        <w:t>需要一定的学习来掌握</w:t>
+      </w:r>
+      <w:r>
+        <w:rPr>
+          <w:rFonts w:hint="eastAsia"/>
+        </w:rPr>
+        <w:t>，经常用于代码开发工作</w:t>
+      </w:r>
+      <w:r>
+        <w:rPr>
+          <w:rFonts w:hint="eastAsia"/>
+        </w:rPr>
+        <w:t>。VSCode可以实现大量功能，包括上文提到的git版本控制，尤其是添加插件后可以实现很多复杂应用。</w:t>
+      </w:r>
+      <w:r>
+        <w:rPr>
+          <w:rFonts w:hint="eastAsia"/>
+        </w:rPr>
+        <w:t>编辑文本当然也可以使用VSCode</w:t>
+      </w:r>
+      <w:r>
+        <w:rPr>
+          <w:rFonts w:hint="eastAsia"/>
+        </w:rPr>
+        <w:t>，如下图</w:t>
+      </w:r>
       <w:r>
         <w:rPr>
           <w:rFonts w:hint="eastAsia"/>
         </w:rPr>
         <w:t>。</w:t>
       </w:r>
-      <w:proofErr w:type="spellStart"/>
-      <w:r>
-        <w:rPr>
-          <w:rFonts w:hint="eastAsia"/>
-        </w:rPr>
-        <w:t>VSCode</w:t>
-      </w:r>
-      <w:proofErr w:type="spellEnd"/>
-      <w:r>
-        <w:rPr>
-          <w:rFonts w:hint="eastAsia"/>
-        </w:rPr>
-        <w:t>本身是</w:t>
-      </w:r>
-      <w:r>
-        <w:rPr>
-          <w:rFonts w:hint="eastAsia"/>
-        </w:rPr>
-        <w:t>一种</w:t>
-      </w:r>
-      <w:r>
-        <w:rPr>
-          <w:rFonts w:hint="eastAsia"/>
-        </w:rPr>
-        <w:t>文本编辑工具，但功能复杂</w:t>
-      </w:r>
-      <w:r>
-        <w:rPr>
-          <w:rFonts w:hint="eastAsia"/>
-        </w:rPr>
-        <w:t>，</w:t>
-      </w:r>
-      <w:r>
-        <w:rPr>
-          <w:rFonts w:hint="eastAsia"/>
-        </w:rPr>
-        <w:t>相应的</w:t>
-      </w:r>
-      <w:r>
-        <w:rPr>
-          <w:rFonts w:hint="eastAsia"/>
-        </w:rPr>
-        <w:t>可能</w:t>
-      </w:r>
-      <w:r>
-        <w:rPr>
-          <w:rFonts w:hint="eastAsia"/>
-        </w:rPr>
-        <w:t>需要一定的学习来掌握</w:t>
-      </w:r>
-      <w:r>
-        <w:rPr>
-          <w:rFonts w:hint="eastAsia"/>
-        </w:rPr>
-        <w:t>，经常用于代码开发工作</w:t>
-      </w:r>
-      <w:r>
-        <w:rPr>
-          <w:rFonts w:hint="eastAsia"/>
-        </w:rPr>
-        <w:t>。</w:t>
-      </w:r>
-      <w:proofErr w:type="spellStart"/>
-      <w:r>
-        <w:rPr>
-          <w:rFonts w:hint="eastAsia"/>
-        </w:rPr>
-        <w:t>VSCode</w:t>
-      </w:r>
-      <w:proofErr w:type="spellEnd"/>
-      <w:r>
-        <w:rPr>
-          <w:rFonts w:hint="eastAsia"/>
-        </w:rPr>
-        <w:t>可以实现大量功能，包括上文提到的git版本控制，尤其是</w:t>
-      </w:r>
-      <w:r>
-        <w:rPr>
-          <w:rFonts w:hint="eastAsia"/>
-        </w:rPr>
-        <w:t>添加插件后</w:t>
-      </w:r>
-      <w:r>
-        <w:rPr>
-          <w:rFonts w:hint="eastAsia"/>
-        </w:rPr>
-        <w:t>可以实现很多复杂应用。</w:t>
-      </w:r>
-      <w:r>
-        <w:rPr>
-          <w:rFonts w:hint="eastAsia"/>
-        </w:rPr>
-        <w:t>编辑文本当然也可以使用</w:t>
-      </w:r>
-      <w:proofErr w:type="spellStart"/>
-      <w:r>
-        <w:rPr>
-          <w:rFonts w:hint="eastAsia"/>
-        </w:rPr>
-        <w:t>VSCode</w:t>
-      </w:r>
-      <w:proofErr w:type="spellEnd"/>
-      <w:r>
-        <w:rPr>
-          <w:rFonts w:hint="eastAsia"/>
-        </w:rPr>
-        <w:t>，如下图</w:t>
-      </w:r>
-      <w:r>
-        <w:rPr>
-          <w:rFonts w:hint="eastAsia"/>
-        </w:rPr>
-        <w:t>。</w:t>
-      </w:r>
       <w:r>
         <w:rPr>
           <w:rFonts w:hint="eastAsia"/>
@@ -2889,10 +2697,10 @@
           <w:noProof/>
         </w:rPr>
         <w:drawing>
-          <wp:inline distT="0" distB="0" distL="0" distR="0" wp14:anchorId="20CE80FD" wp14:editId="290D1C56">
-            <wp:extent cx="5274310" cy="1843405"/>
+          <wp:inline distT="0" distB="0" distL="0" distR="0" wp14:anchorId="1C31ACDD" wp14:editId="005166AF">
+            <wp:extent cx="5274310" cy="1367155"/>
             <wp:effectExtent l="0" t="0" r="2540" b="4445"/>
-            <wp:docPr id="1745144137" name="图片 1"/>
+            <wp:docPr id="486134690" name="图片 1"/>
             <wp:cNvGraphicFramePr>
               <a:graphicFrameLocks xmlns:a="http://schemas.openxmlformats.org/drawingml/2006/main" noChangeAspect="1"/>
             </wp:cNvGraphicFramePr>
@@ -2900,11 +2708,11 @@
               <a:graphicData uri="http://schemas.openxmlformats.org/drawingml/2006/picture">
                 <pic:pic xmlns:pic="http://schemas.openxmlformats.org/drawingml/2006/picture">
                   <pic:nvPicPr>
-                    <pic:cNvPr id="1745144137" name=""/>
+                    <pic:cNvPr id="486134690" name=""/>
                     <pic:cNvPicPr/>
                   </pic:nvPicPr>
                   <pic:blipFill>
-                    <a:blip r:embed="rId18"/>
+                    <a:blip r:embed="rId23"/>
                     <a:stretch>
                       <a:fillRect/>
                     </a:stretch>
@@ -2912,7 +2720,7 @@
                   <pic:spPr>
                     <a:xfrm>
                       <a:off x="0" y="0"/>
-                      <a:ext cx="5274310" cy="1843405"/>
+                      <a:ext cx="5274310" cy="1367155"/>
                     </a:xfrm>
                     <a:prstGeom prst="rect">
                       <a:avLst/>
@@ -2936,52 +2744,7 @@
         <w:rPr>
           <w:rFonts w:hint="eastAsia"/>
         </w:rPr>
-        <w:lastRenderedPageBreak/>
-        <w:t>（</w:t>
-      </w:r>
-      <w:r>
-        <w:rPr>
-          <w:rFonts w:hint="eastAsia"/>
-        </w:rPr>
-        <w:t>5</w:t>
-      </w:r>
-      <w:r>
-        <w:rPr>
-          <w:rFonts w:hint="eastAsia"/>
-        </w:rPr>
-        <w:t>）文本</w:t>
-      </w:r>
-      <w:r>
-        <w:rPr>
-          <w:rFonts w:hint="eastAsia"/>
-        </w:rPr>
-        <w:t>类型</w:t>
-      </w:r>
-      <w:r>
-        <w:rPr>
-          <w:rFonts w:hint="eastAsia"/>
-        </w:rPr>
-        <w:t>-</w:t>
-      </w:r>
-      <w:r>
-        <w:rPr>
-          <w:rFonts w:hint="eastAsia"/>
-        </w:rPr>
-        <w:t>xml格式、</w:t>
-      </w:r>
-      <w:proofErr w:type="spellStart"/>
-      <w:r>
-        <w:rPr>
-          <w:rFonts w:hint="eastAsia"/>
-        </w:rPr>
-        <w:t>json</w:t>
-      </w:r>
-      <w:proofErr w:type="spellEnd"/>
-      <w:r>
-        <w:rPr>
-          <w:rFonts w:hint="eastAsia"/>
-        </w:rPr>
-        <w:t>格式的文本，以及as代码文件</w:t>
+        <w:t>（5）文本类型-xml格式、json格式的文本，以及as代码文件</w:t>
       </w:r>
       <w:r>
         <w:rPr>
@@ -3039,7 +2802,31 @@
         <w:rPr>
           <w:rFonts w:hint="eastAsia"/>
         </w:rPr>
-        <w:t>格式的特点是用标签包裹数据，可以认为标签代表属性名，其中包裹的内容代表属性值。比如这里的</w:t>
+        <w:t>格式的特点是用</w:t>
+      </w:r>
+      <w:r>
+        <w:rPr>
+          <w:rFonts w:hint="eastAsia"/>
+        </w:rPr>
+        <w:t>&lt;&gt;</w:t>
+      </w:r>
+      <w:r>
+        <w:rPr>
+          <w:rFonts w:hint="eastAsia"/>
+        </w:rPr>
+        <w:t>标签包裹数据，可以认为标签代表属性名，其中包裹的内容代表属性值</w:t>
+      </w:r>
+      <w:r>
+        <w:rPr>
+          <w:rFonts w:hint="eastAsia"/>
+        </w:rPr>
+        <w:t>。</w:t>
+      </w:r>
+      <w:r>
+        <w:rPr>
+          <w:rFonts w:hint="eastAsia"/>
+        </w:rPr>
+        <w:t>比如这里的</w:t>
       </w:r>
       <w:r>
         <w:rPr>
@@ -3065,89 +2852,174 @@
         </w:rPr>
         <w:t>。</w:t>
       </w:r>
-      <w:r>
-        <w:rPr>
-          <w:rFonts w:hint="eastAsia"/>
-        </w:rPr>
-        <w:t>标签必须是成对的，有</w:t>
-      </w:r>
-      <w:r>
-        <w:rPr>
-          <w:rFonts w:hint="eastAsia"/>
-        </w:rPr>
-        <w:t>&lt;name&gt;</w:t>
-      </w:r>
-      <w:r>
-        <w:rPr>
-          <w:rFonts w:hint="eastAsia"/>
-        </w:rPr>
-        <w:t>就必须有</w:t>
-      </w:r>
-      <w:r>
-        <w:rPr>
-          <w:rFonts w:hint="eastAsia"/>
-        </w:rPr>
-        <w:t>&lt;/name&gt;</w:t>
-      </w:r>
-      <w:r>
-        <w:rPr>
-          <w:rFonts w:hint="eastAsia"/>
-        </w:rPr>
-        <w:t>。</w:t>
-      </w:r>
-    </w:p>
-    <w:p>
-      <w:pPr>
-        <w:pStyle w:val="a3"/>
-        <w:ind w:left="360" w:firstLineChars="0" w:firstLine="0"/>
-      </w:pPr>
-      <w:r>
-        <w:rPr>
-          <w:rFonts w:hint="eastAsia"/>
-        </w:rPr>
-        <w:t>如果想了解</w:t>
-      </w:r>
-      <w:r>
-        <w:rPr>
-          <w:rFonts w:hint="eastAsia"/>
-        </w:rPr>
-        <w:t>更多关于xml的</w:t>
-      </w:r>
-      <w:r>
-        <w:rPr>
-          <w:rFonts w:hint="eastAsia"/>
-        </w:rPr>
-        <w:t>内容，可以百度。</w:t>
-      </w:r>
-    </w:p>
-    <w:p>
-      <w:pPr>
-        <w:pStyle w:val="a3"/>
-        <w:ind w:left="360" w:firstLineChars="0" w:firstLine="0"/>
-      </w:pPr>
-      <w:r>
-        <w:rPr>
-          <w:rFonts w:hint="eastAsia"/>
-        </w:rPr>
-        <w:t>此外，项目里还会用到</w:t>
-      </w:r>
-      <w:proofErr w:type="spellStart"/>
       <w:r>
         <w:rPr>
           <w:rFonts w:hint="eastAsia"/>
           <w:b/>
           <w:bCs/>
         </w:rPr>
-        <w:t>json</w:t>
-      </w:r>
-      <w:proofErr w:type="spellEnd"/>
+        <w:t>标签必须是成对的</w:t>
+      </w:r>
+      <w:r>
+        <w:rPr>
+          <w:rFonts w:hint="eastAsia"/>
+        </w:rPr>
+        <w:t>，有</w:t>
+      </w:r>
+      <w:r>
+        <w:rPr>
+          <w:rFonts w:hint="eastAsia"/>
+        </w:rPr>
+        <w:t>&lt;name&gt;</w:t>
+      </w:r>
+      <w:r>
+        <w:rPr>
+          <w:rFonts w:hint="eastAsia"/>
+        </w:rPr>
+        <w:t>就必须有</w:t>
+      </w:r>
+      <w:r>
+        <w:rPr>
+          <w:rFonts w:hint="eastAsia"/>
+        </w:rPr>
+        <w:t>&lt;/name&gt;</w:t>
+      </w:r>
+      <w:r>
+        <w:rPr>
+          <w:rFonts w:hint="eastAsia"/>
+        </w:rPr>
+        <w:t>，后者是对前者标签的封闭，二者之间是标签的值</w:t>
+      </w:r>
+      <w:r>
+        <w:rPr>
+          <w:rFonts w:hint="eastAsia"/>
+        </w:rPr>
+        <w:t>。</w:t>
+      </w:r>
+    </w:p>
+    <w:p>
+      <w:pPr>
+        <w:pStyle w:val="a3"/>
+        <w:ind w:left="360" w:firstLineChars="0" w:firstLine="0"/>
+      </w:pPr>
+      <w:r>
+        <w:rPr>
+          <w:rFonts w:hint="eastAsia"/>
+        </w:rPr>
+        <w:t>不过，标签之中可以嵌套一层标签，例如&lt;属性&gt;&lt;hp&gt;10&lt;/hp&gt;</w:t>
+      </w:r>
+      <w:r>
+        <w:rPr>
+          <w:rFonts w:hint="eastAsia"/>
+        </w:rPr>
+        <w:t>&lt;</w:t>
+      </w:r>
+      <w:r>
+        <w:rPr>
+          <w:rFonts w:hint="eastAsia"/>
+        </w:rPr>
+        <w:t>m</w:t>
+      </w:r>
+      <w:r>
+        <w:rPr>
+          <w:rFonts w:hint="eastAsia"/>
+        </w:rPr>
+        <w:t>p&gt;</w:t>
+      </w:r>
+      <w:r>
+        <w:rPr>
+          <w:rFonts w:hint="eastAsia"/>
+        </w:rPr>
+        <w:t>2</w:t>
+      </w:r>
+      <w:r>
+        <w:rPr>
+          <w:rFonts w:hint="eastAsia"/>
+        </w:rPr>
+        <w:t>0&lt;/</w:t>
+      </w:r>
+      <w:r>
+        <w:rPr>
+          <w:rFonts w:hint="eastAsia"/>
+        </w:rPr>
+        <w:t>m</w:t>
+      </w:r>
+      <w:r>
+        <w:rPr>
+          <w:rFonts w:hint="eastAsia"/>
+        </w:rPr>
+        <w:t>p&gt;</w:t>
+      </w:r>
+      <w:r>
+        <w:rPr>
+          <w:rFonts w:hint="eastAsia"/>
+        </w:rPr>
+        <w:t>&lt;/属性&gt;</w:t>
+      </w:r>
+    </w:p>
+    <w:p>
+      <w:pPr>
+        <w:pStyle w:val="a3"/>
+        <w:ind w:left="360" w:firstLineChars="0" w:firstLine="0"/>
+        <w:rPr>
+          <w:rFonts w:hint="eastAsia"/>
+        </w:rPr>
+      </w:pPr>
+      <w:r>
+        <w:rPr>
+          <w:rFonts w:hint="eastAsia"/>
+        </w:rPr>
+        <w:t>这就是属性之中的hp是10，而属性之中的mp是20，hp和mp两个标签是同一层级的，而属性是他们的上一层。</w:t>
+      </w:r>
+    </w:p>
+    <w:p>
+      <w:pPr>
+        <w:pStyle w:val="a3"/>
+        <w:ind w:left="360" w:firstLineChars="0" w:firstLine="0"/>
+        <w:rPr>
+          <w:rFonts w:hint="eastAsia"/>
+        </w:rPr>
+      </w:pPr>
+      <w:r>
+        <w:rPr>
+          <w:rFonts w:hint="eastAsia"/>
+        </w:rPr>
+        <w:t>如果想了解</w:t>
+      </w:r>
+      <w:r>
+        <w:rPr>
+          <w:rFonts w:hint="eastAsia"/>
+        </w:rPr>
+        <w:t>更多关于xml的</w:t>
+      </w:r>
+      <w:r>
+        <w:rPr>
+          <w:rFonts w:hint="eastAsia"/>
+        </w:rPr>
+        <w:t>内容，可以百度。</w:t>
+      </w:r>
+    </w:p>
+    <w:p>
+      <w:pPr>
+        <w:pStyle w:val="a3"/>
+        <w:ind w:left="360" w:firstLineChars="0" w:firstLine="0"/>
+        <w:rPr>
+          <w:rFonts w:hint="eastAsia"/>
+        </w:rPr>
+      </w:pPr>
+      <w:r>
+        <w:rPr>
+          <w:rFonts w:hint="eastAsia"/>
+        </w:rPr>
+        <w:t>此外，项目里还会用到</w:t>
+      </w:r>
       <w:r>
         <w:rPr>
           <w:rFonts w:hint="eastAsia"/>
           <w:b/>
           <w:bCs/>
         </w:rPr>
-        <w:t>格式</w:t>
+        <w:t>json格式</w:t>
       </w:r>
       <w:r>
         <w:rPr>
@@ -3160,6 +3032,9 @@
       <w:pPr>
         <w:pStyle w:val="a3"/>
         <w:ind w:left="360" w:firstLineChars="0" w:firstLine="0"/>
+        <w:rPr>
+          <w:rFonts w:hint="eastAsia"/>
+        </w:rPr>
       </w:pPr>
       <w:r>
         <w:rPr>
@@ -3181,7 +3056,7 @@
                     <pic:cNvPicPr/>
                   </pic:nvPicPr>
                   <pic:blipFill>
-                    <a:blip r:embed="rId19"/>
+                    <a:blip r:embed="rId24"/>
                     <a:stretch>
                       <a:fillRect/>
                     </a:stretch>
@@ -3206,40 +3081,16 @@
       <w:pPr>
         <w:pStyle w:val="a3"/>
         <w:ind w:left="360" w:firstLineChars="0" w:firstLine="0"/>
-      </w:pPr>
-      <w:r>
-        <w:rPr>
-          <w:rFonts w:hint="eastAsia"/>
-        </w:rPr>
-        <w:t>比如存储商店项目的shop文件就是</w:t>
-      </w:r>
-      <w:proofErr w:type="spellStart"/>
-      <w:r>
-        <w:rPr>
-          <w:rFonts w:hint="eastAsia"/>
-        </w:rPr>
-        <w:t>json</w:t>
-      </w:r>
-      <w:proofErr w:type="spellEnd"/>
-      <w:r>
-        <w:rPr>
-          <w:rFonts w:hint="eastAsia"/>
-        </w:rPr>
-        <w:t>文件。</w:t>
-      </w:r>
-      <w:proofErr w:type="spellStart"/>
-      <w:r>
-        <w:rPr>
-          <w:rFonts w:hint="eastAsia"/>
-        </w:rPr>
-        <w:t>json</w:t>
-      </w:r>
-      <w:proofErr w:type="spellEnd"/>
-      <w:r>
-        <w:rPr>
-          <w:rFonts w:hint="eastAsia"/>
-        </w:rPr>
-        <w:t>文件的格式是</w:t>
+        <w:rPr>
+          <w:rFonts w:hint="eastAsia"/>
+        </w:rPr>
+      </w:pPr>
+      <w:r>
+        <w:rPr>
+          <w:rFonts w:hint="eastAsia"/>
+        </w:rPr>
+        <w:lastRenderedPageBreak/>
+        <w:t>比如存储商店项目的shop文件就是json文件。json文件的格式是</w:t>
       </w:r>
       <w:r>
         <w:rPr>
@@ -3291,7 +3142,6 @@
         </w:rPr>
         <w:t>格式是</w:t>
       </w:r>
-      <w:proofErr w:type="gramStart"/>
       <w:r>
         <w:rPr>
           <w:b/>
@@ -3299,7 +3149,6 @@
         </w:rPr>
         <w:t>”</w:t>
       </w:r>
-      <w:proofErr w:type="gramEnd"/>
       <w:r>
         <w:rPr>
           <w:rFonts w:hint="eastAsia"/>
@@ -3316,7 +3165,6 @@
         </w:rPr>
         <w:t>名</w:t>
       </w:r>
-      <w:proofErr w:type="gramStart"/>
       <w:r>
         <w:rPr>
           <w:b/>
@@ -3324,7 +3172,6 @@
         </w:rPr>
         <w:t>”</w:t>
       </w:r>
-      <w:proofErr w:type="gramEnd"/>
       <w:r>
         <w:rPr>
           <w:rFonts w:hint="eastAsia"/>
@@ -3343,13 +3190,7 @@
         <w:rPr>
           <w:rFonts w:hint="eastAsia"/>
         </w:rPr>
-        <w:t>用{}包裹</w:t>
-      </w:r>
-      <w:r>
-        <w:rPr>
-          <w:rFonts w:hint="eastAsia"/>
-        </w:rPr>
-        <w:t>多个键值对，</w:t>
+        <w:t>用{}包裹多个键值对，</w:t>
       </w:r>
       <w:r>
         <w:rPr>
@@ -3409,47 +3250,63 @@
           <w:b/>
           <w:bCs/>
         </w:rPr>
-        <w:t>键</w:t>
-      </w:r>
-      <w:proofErr w:type="gramStart"/>
+        <w:t>键名</w:t>
+      </w:r>
+      <w:r>
+        <w:rPr>
+          <w:rFonts w:hint="eastAsia"/>
+        </w:rPr>
+        <w:t>需要</w:t>
+      </w:r>
+      <w:r>
+        <w:rPr>
+          <w:rFonts w:hint="eastAsia"/>
+        </w:rPr>
+        <w:t>在</w:t>
+      </w:r>
+      <w:r>
+        <w:rPr>
+          <w:rFonts w:hint="eastAsia"/>
+        </w:rPr>
+        <w:t>英文</w:t>
+      </w:r>
+      <w:r>
+        <w:rPr>
+          <w:rFonts w:hint="eastAsia"/>
+        </w:rPr>
+        <w:t>引号</w:t>
+      </w:r>
+      <w:r>
+        <w:rPr>
+          <w:rFonts w:hint="eastAsia"/>
+        </w:rPr>
+        <w:t>中，但</w:t>
+      </w:r>
       <w:r>
         <w:rPr>
           <w:rFonts w:hint="eastAsia"/>
           <w:b/>
           <w:bCs/>
         </w:rPr>
-        <w:t>名</w:t>
-      </w:r>
-      <w:r>
-        <w:rPr>
-          <w:rFonts w:hint="eastAsia"/>
-        </w:rPr>
-        <w:t>需要</w:t>
-      </w:r>
-      <w:proofErr w:type="gramEnd"/>
-      <w:r>
-        <w:rPr>
-          <w:rFonts w:hint="eastAsia"/>
-        </w:rPr>
-        <w:t>在</w:t>
-      </w:r>
-      <w:r>
-        <w:rPr>
-          <w:rFonts w:hint="eastAsia"/>
-        </w:rPr>
-        <w:t>英文</w:t>
-      </w:r>
-      <w:r>
-        <w:rPr>
-          <w:rFonts w:hint="eastAsia"/>
-        </w:rPr>
-        <w:t>引号</w:t>
-      </w:r>
-      <w:r>
-        <w:rPr>
-          <w:rFonts w:hint="eastAsia"/>
-        </w:rPr>
-        <w:t>中，但</w:t>
+        <w:t>值</w:t>
+      </w:r>
+      <w:r>
+        <w:rPr>
+          <w:rFonts w:hint="eastAsia"/>
+        </w:rPr>
+        <w:t>可以是不同的数据类型，包括数字、字符串、数组以及</w:t>
+      </w:r>
+      <w:r>
+        <w:rPr>
+          <w:rFonts w:hint="eastAsia"/>
+        </w:rPr>
+        <w:t>键值对</w:t>
+      </w:r>
+      <w:r>
+        <w:rPr>
+          <w:rFonts w:hint="eastAsia"/>
+        </w:rPr>
+        <w:t>，只有</w:t>
       </w:r>
       <w:r>
         <w:rPr>
@@ -3463,33 +3320,734 @@
         <w:rPr>
           <w:rFonts w:hint="eastAsia"/>
         </w:rPr>
-        <w:t>可以是不同的数据类型，包括数字、字符串、数组</w:t>
-      </w:r>
-      <w:proofErr w:type="gramStart"/>
-      <w:r>
-        <w:rPr>
-          <w:rFonts w:hint="eastAsia"/>
-        </w:rPr>
-        <w:t>以及</w:t>
-      </w:r>
-      <w:r>
-        <w:rPr>
-          <w:rFonts w:hint="eastAsia"/>
-        </w:rPr>
-        <w:t>键</w:t>
-      </w:r>
-      <w:proofErr w:type="gramEnd"/>
-      <w:r>
-        <w:rPr>
-          <w:rFonts w:hint="eastAsia"/>
-        </w:rPr>
-        <w:t>值对</w:t>
-      </w:r>
-      <w:r>
-        <w:rPr>
-          <w:rFonts w:hint="eastAsia"/>
-        </w:rPr>
-        <w:t>，只有</w:t>
+        <w:t>是</w:t>
+      </w:r>
+      <w:r>
+        <w:rPr>
+          <w:rFonts w:hint="eastAsia"/>
+        </w:rPr>
+        <w:t>字符串</w:t>
+      </w:r>
+      <w:r>
+        <w:rPr>
+          <w:rFonts w:hint="eastAsia"/>
+        </w:rPr>
+        <w:t>时</w:t>
+      </w:r>
+      <w:r>
+        <w:rPr>
+          <w:rFonts w:hint="eastAsia"/>
+        </w:rPr>
+        <w:t>需要放在英文</w:t>
+      </w:r>
+      <w:r>
+        <w:rPr>
+          <w:rFonts w:hint="eastAsia"/>
+        </w:rPr>
+        <w:t>引号</w:t>
+      </w:r>
+      <w:r>
+        <w:rPr>
+          <w:rFonts w:hint="eastAsia"/>
+        </w:rPr>
+        <w:t>中</w:t>
+      </w:r>
+      <w:r>
+        <w:rPr>
+          <w:rFonts w:hint="eastAsia"/>
+        </w:rPr>
+        <w:t>。</w:t>
+      </w:r>
+      <w:r>
+        <w:rPr>
+          <w:rFonts w:hint="eastAsia"/>
+        </w:rPr>
+        <w:t>在游戏中，经常见到用键名记录属性名，值记录属性值的情况，不过很多时候应用场景会更复杂。</w:t>
+      </w:r>
+    </w:p>
+    <w:p>
+      <w:pPr>
+        <w:pStyle w:val="a3"/>
+        <w:ind w:left="360" w:firstLineChars="0" w:firstLine="0"/>
+        <w:rPr>
+          <w:rFonts w:hint="eastAsia"/>
+        </w:rPr>
+      </w:pPr>
+      <w:r>
+        <w:rPr>
+          <w:rFonts w:hint="eastAsia"/>
+        </w:rPr>
+        <w:t>如果一个键值对的值也是一个键值对，</w:t>
+      </w:r>
+      <w:r>
+        <w:rPr>
+          <w:rFonts w:hint="eastAsia"/>
+        </w:rPr>
+        <w:t>可以说</w:t>
+      </w:r>
+      <w:r>
+        <w:rPr>
+          <w:rFonts w:hint="eastAsia"/>
+        </w:rPr>
+        <w:t>这就是一种嵌套。</w:t>
+      </w:r>
+      <w:r>
+        <w:rPr>
+          <w:rFonts w:hint="eastAsia"/>
+        </w:rPr>
+        <w:t>例如：</w:t>
+      </w:r>
+    </w:p>
+    <w:p>
+      <w:pPr>
+        <w:pStyle w:val="a3"/>
+        <w:ind w:left="360" w:firstLineChars="0" w:firstLine="0"/>
+        <w:rPr>
+          <w:rFonts w:hint="eastAsia"/>
+        </w:rPr>
+      </w:pPr>
+      <w:r>
+        <w:rPr>
+          <w:rFonts w:hint="eastAsia"/>
+        </w:rPr>
+        <w:t>{</w:t>
+      </w:r>
+    </w:p>
+    <w:p>
+      <w:pPr>
+        <w:pStyle w:val="a3"/>
+        <w:ind w:left="360" w:firstLineChars="0" w:firstLine="0"/>
+        <w:rPr>
+          <w:rFonts w:hint="eastAsia"/>
+        </w:rPr>
+      </w:pPr>
+      <w:r>
+        <w:tab/>
+      </w:r>
+      <w:r>
+        <w:tab/>
+      </w:r>
+      <w:r>
+        <w:t>“</w:t>
+      </w:r>
+      <w:r>
+        <w:rPr>
+          <w:rFonts w:hint="eastAsia"/>
+        </w:rPr>
+        <w:t>键名1</w:t>
+      </w:r>
+      <w:r>
+        <w:t>”</w:t>
+      </w:r>
+      <w:r>
+        <w:rPr>
+          <w:rFonts w:hint="eastAsia"/>
+        </w:rPr>
+        <w:t>:</w:t>
+      </w:r>
+      <w:r>
+        <w:t>”</w:t>
+      </w:r>
+      <w:r>
+        <w:rPr>
+          <w:rFonts w:hint="eastAsia"/>
+        </w:rPr>
+        <w:t>键1对应的值1</w:t>
+      </w:r>
+      <w:r>
+        <w:rPr>
+          <w:rFonts w:hint="eastAsia"/>
+        </w:rPr>
+        <w:t>，是字符串所以有</w:t>
+      </w:r>
+      <w:r>
+        <w:rPr>
+          <w:rFonts w:hint="eastAsia"/>
+        </w:rPr>
+        <w:t>引号</w:t>
+      </w:r>
+      <w:r>
+        <w:rPr>
+          <w:rFonts w:hint="eastAsia"/>
+        </w:rPr>
+        <w:t>。下一</w:t>
+      </w:r>
+      <w:r>
+        <w:rPr>
+          <w:rFonts w:hint="eastAsia"/>
+        </w:rPr>
+        <w:t>项是数字就</w:t>
+      </w:r>
+      <w:r>
+        <w:rPr>
+          <w:rFonts w:hint="eastAsia"/>
+        </w:rPr>
+        <w:t>没引号</w:t>
+      </w:r>
+      <w:r>
+        <w:t>”</w:t>
+      </w:r>
+      <w:r>
+        <w:rPr>
+          <w:rFonts w:hint="eastAsia"/>
+        </w:rPr>
+        <w:t>,</w:t>
+      </w:r>
+    </w:p>
+    <w:p>
+      <w:pPr>
+        <w:pStyle w:val="a3"/>
+        <w:ind w:left="360" w:firstLineChars="0" w:firstLine="0"/>
+        <w:rPr>
+          <w:rFonts w:hint="eastAsia"/>
+        </w:rPr>
+      </w:pPr>
+      <w:r>
+        <w:tab/>
+      </w:r>
+      <w:r>
+        <w:tab/>
+        <w:t>“</w:t>
+      </w:r>
+      <w:r>
+        <w:rPr>
+          <w:rFonts w:hint="eastAsia"/>
+        </w:rPr>
+        <w:t>键名</w:t>
+      </w:r>
+      <w:r>
+        <w:rPr>
+          <w:rFonts w:hint="eastAsia"/>
+        </w:rPr>
+        <w:t>2</w:t>
+      </w:r>
+      <w:r>
+        <w:t>”</w:t>
+      </w:r>
+      <w:r>
+        <w:rPr>
+          <w:rFonts w:hint="eastAsia"/>
+        </w:rPr>
+        <w:t>:</w:t>
+      </w:r>
+      <w:r>
+        <w:rPr>
+          <w:rFonts w:hint="eastAsia"/>
+        </w:rPr>
+        <w:t>2,</w:t>
+      </w:r>
+    </w:p>
+    <w:p>
+      <w:pPr>
+        <w:pStyle w:val="a3"/>
+        <w:ind w:left="360" w:firstLineChars="0" w:firstLine="0"/>
+        <w:rPr>
+          <w:rFonts w:hint="eastAsia"/>
+        </w:rPr>
+      </w:pPr>
+      <w:r>
+        <w:tab/>
+      </w:r>
+      <w:r>
+        <w:tab/>
+        <w:t>“</w:t>
+      </w:r>
+      <w:r>
+        <w:rPr>
+          <w:rFonts w:hint="eastAsia"/>
+        </w:rPr>
+        <w:t>键名3</w:t>
+      </w:r>
+      <w:r>
+        <w:t>”</w:t>
+      </w:r>
+      <w:r>
+        <w:rPr>
+          <w:rFonts w:hint="eastAsia"/>
+        </w:rPr>
+        <w:t>:</w:t>
+      </w:r>
+      <w:r>
+        <w:rPr>
+          <w:rFonts w:hint="eastAsia"/>
+        </w:rPr>
+        <w:t>{</w:t>
+      </w:r>
+    </w:p>
+    <w:p>
+      <w:pPr>
+        <w:pStyle w:val="a3"/>
+        <w:ind w:left="1680" w:firstLineChars="0"/>
+        <w:rPr>
+          <w:rFonts w:hint="eastAsia"/>
+        </w:rPr>
+      </w:pPr>
+      <w:r>
+        <w:rPr>
+          <w:rFonts w:hint="eastAsia"/>
+        </w:rPr>
+        <w:t>“嵌套的键1”:</w:t>
+      </w:r>
+      <w:r>
+        <w:t>”</w:t>
+      </w:r>
+      <w:r>
+        <w:rPr>
+          <w:rFonts w:hint="eastAsia"/>
+        </w:rPr>
+        <w:t>可以看到键3的值是一个新的键值对</w:t>
+      </w:r>
+      <w:r>
+        <w:t>”</w:t>
+      </w:r>
+    </w:p>
+    <w:p>
+      <w:pPr>
+        <w:pStyle w:val="a3"/>
+        <w:ind w:left="1260" w:firstLineChars="0"/>
+        <w:rPr>
+          <w:rFonts w:hint="eastAsia"/>
+        </w:rPr>
+      </w:pPr>
+      <w:r>
+        <w:rPr>
+          <w:rFonts w:hint="eastAsia"/>
+        </w:rPr>
+        <w:t>}</w:t>
+      </w:r>
+      <w:r>
+        <w:rPr>
+          <w:rFonts w:hint="eastAsia"/>
+        </w:rPr>
+        <w:t>,</w:t>
+      </w:r>
+    </w:p>
+    <w:p>
+      <w:pPr>
+        <w:pStyle w:val="a3"/>
+        <w:ind w:left="360" w:firstLineChars="0" w:firstLine="0"/>
+        <w:rPr>
+          <w:rFonts w:hint="eastAsia"/>
+        </w:rPr>
+      </w:pPr>
+      <w:r>
+        <w:tab/>
+      </w:r>
+      <w:r>
+        <w:tab/>
+        <w:t>“</w:t>
+      </w:r>
+      <w:r>
+        <w:rPr>
+          <w:rFonts w:hint="eastAsia"/>
+        </w:rPr>
+        <w:t>键名4</w:t>
+      </w:r>
+      <w:r>
+        <w:t>”</w:t>
+      </w:r>
+      <w:r>
+        <w:rPr>
+          <w:rFonts w:hint="eastAsia"/>
+        </w:rPr>
+        <w:t>:[</w:t>
+      </w:r>
+      <w:r>
+        <w:t>“</w:t>
+      </w:r>
+      <w:r>
+        <w:rPr>
+          <w:rFonts w:hint="eastAsia"/>
+        </w:rPr>
+        <w:t>这是一个数组</w:t>
+      </w:r>
+      <w:r>
+        <w:t>”</w:t>
+      </w:r>
+      <w:r>
+        <w:rPr>
+          <w:rFonts w:hint="eastAsia"/>
+        </w:rPr>
+        <w:t>,</w:t>
+      </w:r>
+      <w:r>
+        <w:t>”</w:t>
+      </w:r>
+      <w:r>
+        <w:rPr>
+          <w:rFonts w:hint="eastAsia"/>
+        </w:rPr>
+        <w:t>这是数组里第二个项</w:t>
+      </w:r>
+      <w:r>
+        <w:t>”</w:t>
+      </w:r>
+      <w:r>
+        <w:rPr>
+          <w:rFonts w:hint="eastAsia"/>
+        </w:rPr>
+        <w:t>,</w:t>
+      </w:r>
+      <w:r>
+        <w:t>”</w:t>
+      </w:r>
+      <w:r>
+        <w:rPr>
+          <w:rFonts w:hint="eastAsia"/>
+        </w:rPr>
+        <w:t>数组也可以是键值对的值</w:t>
+      </w:r>
+      <w:r>
+        <w:t>”</w:t>
+      </w:r>
+      <w:r>
+        <w:rPr>
+          <w:rFonts w:hint="eastAsia"/>
+        </w:rPr>
+        <w:t>],</w:t>
+      </w:r>
+    </w:p>
+    <w:p>
+      <w:pPr>
+        <w:pStyle w:val="a3"/>
+        <w:ind w:left="360" w:firstLineChars="0" w:firstLine="0"/>
+        <w:rPr>
+          <w:rFonts w:hint="eastAsia"/>
+        </w:rPr>
+      </w:pPr>
+      <w:r>
+        <w:tab/>
+      </w:r>
+      <w:r>
+        <w:tab/>
+        <w:t>“</w:t>
+      </w:r>
+      <w:r>
+        <w:rPr>
+          <w:rFonts w:hint="eastAsia"/>
+        </w:rPr>
+        <w:t>键名5</w:t>
+      </w:r>
+      <w:r>
+        <w:t>”</w:t>
+      </w:r>
+      <w:r>
+        <w:rPr>
+          <w:rFonts w:hint="eastAsia"/>
+        </w:rPr>
+        <w:t>:</w:t>
+      </w:r>
+      <w:r>
+        <w:t>”</w:t>
+      </w:r>
+      <w:r>
+        <w:rPr>
+          <w:rFonts w:hint="eastAsia"/>
+        </w:rPr>
+        <w:t>这是最外层的最后一个键值对，末尾不能有逗号</w:t>
+      </w:r>
+      <w:r>
+        <w:t>”</w:t>
+      </w:r>
+    </w:p>
+    <w:p>
+      <w:pPr>
+        <w:pStyle w:val="a3"/>
+        <w:ind w:left="360" w:firstLineChars="0" w:firstLine="0"/>
+        <w:rPr>
+          <w:rFonts w:hint="eastAsia"/>
+        </w:rPr>
+      </w:pPr>
+      <w:r>
+        <w:rPr>
+          <w:rFonts w:hint="eastAsia"/>
+        </w:rPr>
+        <w:t>}</w:t>
+      </w:r>
+    </w:p>
+    <w:p>
+      <w:pPr>
+        <w:pStyle w:val="a3"/>
+        <w:ind w:left="360" w:firstLineChars="0" w:firstLine="0"/>
+        <w:rPr>
+          <w:rFonts w:hint="eastAsia"/>
+        </w:rPr>
+      </w:pPr>
+      <w:r>
+        <w:rPr>
+          <w:rFonts w:hint="eastAsia"/>
+        </w:rPr>
+        <w:t>这需要你有一些代码基础才能理解，例如为什么数字不需要</w:t>
+      </w:r>
+      <w:r>
+        <w:rPr>
+          <w:rFonts w:hint="eastAsia"/>
+        </w:rPr>
+        <w:t>引号</w:t>
+      </w:r>
+      <w:r>
+        <w:rPr>
+          <w:rFonts w:hint="eastAsia"/>
+        </w:rPr>
+        <w:t>，而字符（无论中英）就需要。实际上字符串里也可以有数字，例如</w:t>
+      </w:r>
+      <w:r>
+        <w:t>”</w:t>
+      </w:r>
+      <w:r>
+        <w:rPr>
+          <w:rFonts w:hint="eastAsia"/>
+        </w:rPr>
+        <w:t>1</w:t>
+      </w:r>
+      <w:r>
+        <w:t>”</w:t>
+      </w:r>
+      <w:r>
+        <w:rPr>
+          <w:rFonts w:hint="eastAsia"/>
+        </w:rPr>
+        <w:t>，但它和数字的1的类型是不同的。</w:t>
+      </w:r>
+    </w:p>
+    <w:p>
+      <w:pPr>
+        <w:pStyle w:val="a3"/>
+        <w:ind w:left="360" w:firstLineChars="0" w:firstLine="0"/>
+        <w:rPr>
+          <w:rFonts w:hint="eastAsia"/>
+        </w:rPr>
+      </w:pPr>
+      <w:r>
+        <w:rPr>
+          <w:rFonts w:hint="eastAsia"/>
+        </w:rPr>
+        <w:t>数组可以认为是</w:t>
+      </w:r>
+      <w:r>
+        <w:rPr>
+          <w:rFonts w:hint="eastAsia"/>
+        </w:rPr>
+        <w:t>一维</w:t>
+      </w:r>
+      <w:r>
+        <w:rPr>
+          <w:rFonts w:hint="eastAsia"/>
+        </w:rPr>
+        <w:t>的表</w:t>
+      </w:r>
+      <w:r>
+        <w:rPr>
+          <w:rFonts w:hint="eastAsia"/>
+        </w:rPr>
+        <w:t>，</w:t>
+      </w:r>
+      <w:r>
+        <w:rPr>
+          <w:rFonts w:hint="eastAsia"/>
+        </w:rPr>
+        <w:t>格式如</w:t>
+      </w:r>
+      <w:r>
+        <w:rPr>
+          <w:rFonts w:hint="eastAsia"/>
+        </w:rPr>
+        <w:t>：</w:t>
+      </w:r>
+      <w:r>
+        <w:rPr>
+          <w:rFonts w:hint="eastAsia"/>
+        </w:rPr>
+        <w:t>[</w:t>
+      </w:r>
+      <w:r>
+        <w:t>“</w:t>
+      </w:r>
+      <w:r>
+        <w:rPr>
+          <w:rFonts w:hint="eastAsia"/>
+        </w:rPr>
+        <w:t>项目1</w:t>
+      </w:r>
+      <w:r>
+        <w:t>”</w:t>
+      </w:r>
+      <w:r>
+        <w:rPr>
+          <w:rFonts w:hint="eastAsia"/>
+        </w:rPr>
+        <w:t>,</w:t>
+      </w:r>
+      <w:r>
+        <w:t xml:space="preserve"> </w:t>
+      </w:r>
+      <w:r>
+        <w:t>“</w:t>
+      </w:r>
+      <w:r>
+        <w:rPr>
+          <w:rFonts w:hint="eastAsia"/>
+        </w:rPr>
+        <w:t>项目2</w:t>
+      </w:r>
+      <w:r>
+        <w:t>”</w:t>
+      </w:r>
+      <w:r>
+        <w:rPr>
+          <w:rFonts w:hint="eastAsia"/>
+        </w:rPr>
+        <w:t>,</w:t>
+      </w:r>
+      <w:r>
+        <w:t xml:space="preserve"> </w:t>
+      </w:r>
+      <w:r>
+        <w:t>“</w:t>
+      </w:r>
+      <w:r>
+        <w:rPr>
+          <w:rFonts w:hint="eastAsia"/>
+        </w:rPr>
+        <w:t>项目3</w:t>
+      </w:r>
+      <w:r>
+        <w:t>”</w:t>
+      </w:r>
+      <w:r>
+        <w:rPr>
+          <w:rFonts w:hint="eastAsia"/>
+        </w:rPr>
+        <w:t>]</w:t>
+      </w:r>
+    </w:p>
+    <w:p>
+      <w:pPr>
+        <w:pStyle w:val="a3"/>
+        <w:ind w:left="360" w:firstLineChars="0" w:firstLine="0"/>
+        <w:rPr>
+          <w:rFonts w:hint="eastAsia"/>
+        </w:rPr>
+      </w:pPr>
+      <w:r>
+        <w:rPr>
+          <w:rFonts w:hint="eastAsia"/>
+        </w:rPr>
+        <w:t>但其中每一项都可以是不同类型的数据，例如：</w:t>
+      </w:r>
+      <w:r>
+        <w:rPr>
+          <w:rFonts w:hint="eastAsia"/>
+        </w:rPr>
+        <w:t>[</w:t>
+      </w:r>
+      <w:r>
+        <w:t>“</w:t>
+      </w:r>
+      <w:r>
+        <w:rPr>
+          <w:rFonts w:hint="eastAsia"/>
+        </w:rPr>
+        <w:t>项目1</w:t>
+      </w:r>
+      <w:r>
+        <w:t>”</w:t>
+      </w:r>
+      <w:r>
+        <w:rPr>
+          <w:rFonts w:hint="eastAsia"/>
+        </w:rPr>
+        <w:t>,2,{</w:t>
+      </w:r>
+      <w:r>
+        <w:t>“</w:t>
+      </w:r>
+      <w:r>
+        <w:rPr>
+          <w:rFonts w:hint="eastAsia"/>
+        </w:rPr>
+        <w:t>属性1</w:t>
+      </w:r>
+      <w:r>
+        <w:t>”</w:t>
+      </w:r>
+      <w:r>
+        <w:rPr>
+          <w:rFonts w:hint="eastAsia"/>
+        </w:rPr>
+        <w:t>:123</w:t>
+      </w:r>
+      <w:r>
+        <w:rPr>
+          <w:rFonts w:hint="eastAsia"/>
+        </w:rPr>
+        <w:t>}]</w:t>
+      </w:r>
+    </w:p>
+    <w:p>
+      <w:pPr>
+        <w:pStyle w:val="a3"/>
+        <w:ind w:left="360" w:firstLineChars="0" w:firstLine="0"/>
+        <w:rPr>
+          <w:rFonts w:hint="eastAsia"/>
+        </w:rPr>
+      </w:pPr>
+      <w:r>
+        <w:rPr>
+          <w:rFonts w:hint="eastAsia"/>
+        </w:rPr>
+        <w:t>键值对在各个编程语言中都很常见，例如对象、字典等</w:t>
+      </w:r>
+      <w:r>
+        <w:rPr>
+          <w:rFonts w:hint="eastAsia"/>
+        </w:rPr>
+        <w:t>数据类型</w:t>
+      </w:r>
+      <w:r>
+        <w:rPr>
+          <w:rFonts w:hint="eastAsia"/>
+        </w:rPr>
+        <w:t>也都是键值对。它们可以</w:t>
+      </w:r>
+      <w:r>
+        <w:rPr>
+          <w:rFonts w:hint="eastAsia"/>
+        </w:rPr>
+        <w:t>根据</w:t>
+      </w:r>
+      <w:r>
+        <w:rPr>
+          <w:rFonts w:hint="eastAsia"/>
+        </w:rPr>
+        <w:t>json</w:t>
+      </w:r>
+      <w:r>
+        <w:rPr>
+          <w:rFonts w:hint="eastAsia"/>
+        </w:rPr>
+        <w:t>文件中读到的数据快速转换</w:t>
+      </w:r>
+      <w:r>
+        <w:rPr>
+          <w:rFonts w:hint="eastAsia"/>
+        </w:rPr>
+        <w:t>。</w:t>
+      </w:r>
+    </w:p>
+    <w:p>
+      <w:pPr>
+        <w:pStyle w:val="a3"/>
+        <w:ind w:left="360" w:firstLineChars="0" w:firstLine="0"/>
+        <w:rPr>
+          <w:rFonts w:hint="eastAsia"/>
+        </w:rPr>
+      </w:pPr>
+      <w:r>
+        <w:rPr>
+          <w:rFonts w:hint="eastAsia"/>
+        </w:rPr>
+        <w:t>如果你不理解，那么只需要记住，</w:t>
       </w:r>
       <w:r>
         <w:rPr>
@@ -3497,43 +4055,7 @@
           <w:b/>
           <w:bCs/>
         </w:rPr>
-        <w:t>值</w:t>
-      </w:r>
-      <w:r>
-        <w:rPr>
-          <w:rFonts w:hint="eastAsia"/>
-        </w:rPr>
-        <w:t>是</w:t>
-      </w:r>
-      <w:r>
-        <w:rPr>
-          <w:rFonts w:hint="eastAsia"/>
-        </w:rPr>
-        <w:t>字符串</w:t>
-      </w:r>
-      <w:r>
-        <w:rPr>
-          <w:rFonts w:hint="eastAsia"/>
-        </w:rPr>
-        <w:t>时</w:t>
-      </w:r>
-      <w:r>
-        <w:rPr>
-          <w:rFonts w:hint="eastAsia"/>
-        </w:rPr>
-        <w:t>需要放在英文</w:t>
-      </w:r>
-      <w:r>
-        <w:rPr>
-          <w:rFonts w:hint="eastAsia"/>
-        </w:rPr>
-        <w:t>引号</w:t>
-      </w:r>
-      <w:r>
-        <w:rPr>
-          <w:rFonts w:hint="eastAsia"/>
-        </w:rPr>
-        <w:t>中</w:t>
+        <w:t>模仿写法时要绝对严格的按照格式进行</w:t>
       </w:r>
       <w:r>
         <w:rPr>
@@ -3541,758 +4063,20 @@
         </w:rPr>
         <w:t>。</w:t>
       </w:r>
-      <w:r>
-        <w:rPr>
-          <w:rFonts w:hint="eastAsia"/>
-        </w:rPr>
-        <w:t>在游戏中，经常见到用键</w:t>
-      </w:r>
-      <w:proofErr w:type="gramStart"/>
-      <w:r>
-        <w:rPr>
-          <w:rFonts w:hint="eastAsia"/>
-        </w:rPr>
-        <w:t>名记录</w:t>
-      </w:r>
-      <w:proofErr w:type="gramEnd"/>
-      <w:r>
-        <w:rPr>
-          <w:rFonts w:hint="eastAsia"/>
-        </w:rPr>
-        <w:t>属性名，</w:t>
-      </w:r>
-      <w:proofErr w:type="gramStart"/>
-      <w:r>
-        <w:rPr>
-          <w:rFonts w:hint="eastAsia"/>
-        </w:rPr>
-        <w:t>值记录</w:t>
-      </w:r>
-      <w:proofErr w:type="gramEnd"/>
-      <w:r>
-        <w:rPr>
-          <w:rFonts w:hint="eastAsia"/>
-        </w:rPr>
-        <w:t>属性值的情况，不过很多时候应用场景会更复杂。</w:t>
-      </w:r>
-    </w:p>
-    <w:p>
-      <w:pPr>
-        <w:pStyle w:val="a3"/>
-        <w:ind w:left="360" w:firstLineChars="0" w:firstLine="0"/>
-      </w:pPr>
-      <w:r>
-        <w:rPr>
-          <w:rFonts w:hint="eastAsia"/>
-        </w:rPr>
-        <w:t>如果一个键值对的值也是一个键值对，</w:t>
-      </w:r>
-      <w:r>
-        <w:rPr>
-          <w:rFonts w:hint="eastAsia"/>
-        </w:rPr>
-        <w:t>可以说</w:t>
-      </w:r>
-      <w:r>
-        <w:rPr>
-          <w:rFonts w:hint="eastAsia"/>
-        </w:rPr>
-        <w:t>这就是一种嵌套。</w:t>
-      </w:r>
-      <w:r>
-        <w:rPr>
-          <w:rFonts w:hint="eastAsia"/>
-        </w:rPr>
-        <w:t>例如：</w:t>
-      </w:r>
-    </w:p>
-    <w:p>
-      <w:pPr>
-        <w:pStyle w:val="a3"/>
-        <w:ind w:left="360" w:firstLineChars="0" w:firstLine="0"/>
-      </w:pPr>
-      <w:r>
-        <w:rPr>
-          <w:rFonts w:hint="eastAsia"/>
-        </w:rPr>
-        <w:t>{</w:t>
-      </w:r>
-    </w:p>
-    <w:p>
-      <w:pPr>
-        <w:pStyle w:val="a3"/>
-        <w:ind w:left="360" w:firstLineChars="0" w:firstLine="0"/>
-      </w:pPr>
-      <w:r>
-        <w:tab/>
-      </w:r>
-      <w:r>
-        <w:tab/>
-      </w:r>
-      <w:r>
-        <w:t>“</w:t>
-      </w:r>
-      <w:r>
-        <w:rPr>
-          <w:rFonts w:hint="eastAsia"/>
-        </w:rPr>
-        <w:t>键名1</w:t>
-      </w:r>
-      <w:r>
-        <w:t>”</w:t>
-      </w:r>
-      <w:r>
-        <w:rPr>
-          <w:rFonts w:hint="eastAsia"/>
-        </w:rPr>
-        <w:t>:</w:t>
-      </w:r>
-      <w:r>
-        <w:t>”</w:t>
-      </w:r>
-      <w:r>
-        <w:rPr>
-          <w:rFonts w:hint="eastAsia"/>
-        </w:rPr>
-        <w:t>键1对应的值1</w:t>
-      </w:r>
-      <w:r>
-        <w:rPr>
-          <w:rFonts w:hint="eastAsia"/>
-        </w:rPr>
-        <w:t>，是字符串所以有</w:t>
-      </w:r>
-      <w:r>
-        <w:rPr>
-          <w:rFonts w:hint="eastAsia"/>
-        </w:rPr>
-        <w:t>引号</w:t>
-      </w:r>
-      <w:r>
-        <w:rPr>
-          <w:rFonts w:hint="eastAsia"/>
-        </w:rPr>
-        <w:t>。下一</w:t>
-      </w:r>
-      <w:r>
-        <w:rPr>
-          <w:rFonts w:hint="eastAsia"/>
-        </w:rPr>
-        <w:t>项是数字就</w:t>
-      </w:r>
-      <w:r>
-        <w:rPr>
-          <w:rFonts w:hint="eastAsia"/>
-        </w:rPr>
-        <w:t>没引号</w:t>
-      </w:r>
-      <w:proofErr w:type="gramStart"/>
-      <w:r>
-        <w:t>”</w:t>
-      </w:r>
-      <w:proofErr w:type="gramEnd"/>
-      <w:r>
-        <w:rPr>
-          <w:rFonts w:hint="eastAsia"/>
-        </w:rPr>
-        <w:t>,</w:t>
-      </w:r>
-    </w:p>
-    <w:p>
-      <w:pPr>
-        <w:pStyle w:val="a3"/>
-        <w:ind w:left="360" w:firstLineChars="0" w:firstLine="0"/>
-      </w:pPr>
-      <w:r>
-        <w:tab/>
-      </w:r>
-      <w:r>
-        <w:tab/>
-      </w:r>
-      <w:r>
-        <w:t>“</w:t>
-      </w:r>
-      <w:r>
-        <w:rPr>
-          <w:rFonts w:hint="eastAsia"/>
-        </w:rPr>
-        <w:t>键名</w:t>
-      </w:r>
-      <w:r>
-        <w:rPr>
-          <w:rFonts w:hint="eastAsia"/>
-        </w:rPr>
-        <w:t>2</w:t>
-      </w:r>
-      <w:r>
-        <w:t>”</w:t>
-      </w:r>
-      <w:r>
-        <w:rPr>
-          <w:rFonts w:hint="eastAsia"/>
-        </w:rPr>
-        <w:t>:</w:t>
-      </w:r>
-      <w:r>
-        <w:rPr>
-          <w:rFonts w:hint="eastAsia"/>
-        </w:rPr>
-        <w:t>2</w:t>
-      </w:r>
-      <w:r>
-        <w:rPr>
-          <w:rFonts w:hint="eastAsia"/>
-        </w:rPr>
-        <w:t>,</w:t>
-      </w:r>
-    </w:p>
-    <w:p>
-      <w:pPr>
-        <w:pStyle w:val="a3"/>
-        <w:ind w:left="360" w:firstLineChars="0" w:firstLine="0"/>
-      </w:pPr>
-      <w:r>
-        <w:tab/>
-      </w:r>
-      <w:r>
-        <w:tab/>
-        <w:t>“</w:t>
-      </w:r>
-      <w:r>
-        <w:rPr>
-          <w:rFonts w:hint="eastAsia"/>
-        </w:rPr>
-        <w:t>键名</w:t>
-      </w:r>
-      <w:r>
-        <w:rPr>
-          <w:rFonts w:hint="eastAsia"/>
-        </w:rPr>
-        <w:t>3</w:t>
-      </w:r>
-      <w:r>
-        <w:t>”</w:t>
-      </w:r>
-      <w:r>
-        <w:rPr>
-          <w:rFonts w:hint="eastAsia"/>
-        </w:rPr>
-        <w:t>:</w:t>
-      </w:r>
-      <w:r>
-        <w:rPr>
-          <w:rFonts w:hint="eastAsia"/>
-        </w:rPr>
-        <w:t>{</w:t>
-      </w:r>
-    </w:p>
-    <w:p>
-      <w:pPr>
-        <w:pStyle w:val="a3"/>
-        <w:ind w:left="1680" w:firstLineChars="0"/>
-      </w:pPr>
-      <w:r>
-        <w:rPr>
-          <w:rFonts w:hint="eastAsia"/>
-        </w:rPr>
-        <w:t>“嵌套的键1”:</w:t>
-      </w:r>
-      <w:r>
-        <w:t>”</w:t>
-      </w:r>
-      <w:r>
-        <w:rPr>
-          <w:rFonts w:hint="eastAsia"/>
-        </w:rPr>
-        <w:t>可以看到键3的值是一个新的键值对</w:t>
-      </w:r>
-      <w:r>
-        <w:t>”</w:t>
-      </w:r>
-    </w:p>
-    <w:p>
-      <w:pPr>
-        <w:pStyle w:val="a3"/>
-        <w:ind w:left="1260" w:firstLineChars="0"/>
-      </w:pPr>
-      <w:r>
-        <w:rPr>
-          <w:rFonts w:hint="eastAsia"/>
-        </w:rPr>
-        <w:t>}</w:t>
-      </w:r>
-      <w:r>
-        <w:rPr>
-          <w:rFonts w:hint="eastAsia"/>
-        </w:rPr>
-        <w:t>,</w:t>
-      </w:r>
-    </w:p>
-    <w:p>
-      <w:pPr>
-        <w:pStyle w:val="a3"/>
-        <w:ind w:left="360" w:firstLineChars="0" w:firstLine="0"/>
-      </w:pPr>
-      <w:r>
-        <w:tab/>
-      </w:r>
-      <w:r>
-        <w:tab/>
-      </w:r>
-      <w:r>
-        <w:t>“</w:t>
-      </w:r>
-      <w:r>
-        <w:rPr>
-          <w:rFonts w:hint="eastAsia"/>
-        </w:rPr>
-        <w:t>键名</w:t>
-      </w:r>
-      <w:r>
-        <w:rPr>
-          <w:rFonts w:hint="eastAsia"/>
-        </w:rPr>
-        <w:t>4</w:t>
-      </w:r>
-      <w:r>
-        <w:t>”</w:t>
-      </w:r>
-      <w:r>
-        <w:rPr>
-          <w:rFonts w:hint="eastAsia"/>
-        </w:rPr>
-        <w:t>:</w:t>
-      </w:r>
-      <w:r>
-        <w:rPr>
-          <w:rFonts w:hint="eastAsia"/>
-        </w:rPr>
-        <w:t>[</w:t>
-      </w:r>
-      <w:r>
-        <w:t>“</w:t>
-      </w:r>
-      <w:r>
-        <w:rPr>
-          <w:rFonts w:hint="eastAsia"/>
-        </w:rPr>
-        <w:t>这是一个数组</w:t>
-      </w:r>
-      <w:r>
-        <w:t>”</w:t>
-      </w:r>
-      <w:r>
-        <w:rPr>
-          <w:rFonts w:hint="eastAsia"/>
-        </w:rPr>
-        <w:t>,</w:t>
-      </w:r>
-      <w:proofErr w:type="gramStart"/>
-      <w:r>
-        <w:t>”</w:t>
-      </w:r>
-      <w:proofErr w:type="gramEnd"/>
-      <w:r>
-        <w:rPr>
-          <w:rFonts w:hint="eastAsia"/>
-        </w:rPr>
-        <w:t>这是数组里第二个项</w:t>
-      </w:r>
-      <w:proofErr w:type="gramStart"/>
-      <w:r>
-        <w:t>”</w:t>
-      </w:r>
-      <w:proofErr w:type="gramEnd"/>
-      <w:r>
-        <w:rPr>
-          <w:rFonts w:hint="eastAsia"/>
-        </w:rPr>
-        <w:t>,</w:t>
-      </w:r>
-      <w:proofErr w:type="gramStart"/>
-      <w:r>
-        <w:t>”</w:t>
-      </w:r>
-      <w:proofErr w:type="gramEnd"/>
-      <w:r>
-        <w:rPr>
-          <w:rFonts w:hint="eastAsia"/>
-        </w:rPr>
-        <w:t>数组也可以是键值对的值</w:t>
-      </w:r>
-      <w:proofErr w:type="gramStart"/>
-      <w:r>
-        <w:t>”</w:t>
-      </w:r>
-      <w:proofErr w:type="gramEnd"/>
-      <w:r>
-        <w:rPr>
-          <w:rFonts w:hint="eastAsia"/>
-        </w:rPr>
-        <w:t>]</w:t>
-      </w:r>
-      <w:r>
-        <w:rPr>
-          <w:rFonts w:hint="eastAsia"/>
-        </w:rPr>
-        <w:t>,</w:t>
-      </w:r>
-    </w:p>
-    <w:p>
-      <w:pPr>
-        <w:pStyle w:val="a3"/>
-        <w:ind w:left="360" w:firstLineChars="0" w:firstLine="0"/>
-        <w:rPr>
-          <w:rFonts w:hint="eastAsia"/>
-        </w:rPr>
-      </w:pPr>
-      <w:r>
-        <w:tab/>
-      </w:r>
-      <w:r>
-        <w:tab/>
-      </w:r>
-      <w:r>
-        <w:t>“</w:t>
-      </w:r>
-      <w:r>
-        <w:rPr>
-          <w:rFonts w:hint="eastAsia"/>
-        </w:rPr>
-        <w:t>键名</w:t>
-      </w:r>
-      <w:r>
-        <w:rPr>
-          <w:rFonts w:hint="eastAsia"/>
-        </w:rPr>
-        <w:t>5</w:t>
-      </w:r>
-      <w:r>
-        <w:t>”</w:t>
-      </w:r>
-      <w:r>
-        <w:rPr>
-          <w:rFonts w:hint="eastAsia"/>
-        </w:rPr>
-        <w:t>:</w:t>
-      </w:r>
-      <w:r>
-        <w:t>”</w:t>
-      </w:r>
-      <w:r>
-        <w:rPr>
-          <w:rFonts w:hint="eastAsia"/>
-        </w:rPr>
-        <w:t>这是最外层的最后一个键值对，末尾不能有逗号</w:t>
-      </w:r>
-      <w:r>
-        <w:t>”</w:t>
-      </w:r>
-    </w:p>
-    <w:p>
-      <w:pPr>
-        <w:pStyle w:val="a3"/>
-        <w:ind w:left="360" w:firstLineChars="0" w:firstLine="0"/>
-      </w:pPr>
-      <w:r>
-        <w:rPr>
-          <w:rFonts w:hint="eastAsia"/>
-        </w:rPr>
-        <w:t>}</w:t>
-      </w:r>
-    </w:p>
-    <w:p>
-      <w:pPr>
-        <w:pStyle w:val="a3"/>
-        <w:ind w:left="360" w:firstLineChars="0" w:firstLine="0"/>
-      </w:pPr>
-      <w:r>
-        <w:rPr>
-          <w:rFonts w:hint="eastAsia"/>
-        </w:rPr>
-        <w:t>这需要你有一些代码基础才能理解，例如为什么数字不需要</w:t>
-      </w:r>
-      <w:r>
-        <w:rPr>
-          <w:rFonts w:hint="eastAsia"/>
-        </w:rPr>
-        <w:t>引号</w:t>
-      </w:r>
-      <w:r>
-        <w:rPr>
-          <w:rFonts w:hint="eastAsia"/>
-        </w:rPr>
-        <w:t>，而字符（无论中英）就需要。实际上字符串里也可以有数字，例如</w:t>
-      </w:r>
-      <w:proofErr w:type="gramStart"/>
-      <w:r>
-        <w:t>”</w:t>
-      </w:r>
-      <w:proofErr w:type="gramEnd"/>
-      <w:r>
-        <w:rPr>
-          <w:rFonts w:hint="eastAsia"/>
-        </w:rPr>
-        <w:t>1</w:t>
-      </w:r>
-      <w:proofErr w:type="gramStart"/>
-      <w:r>
-        <w:t>”</w:t>
-      </w:r>
-      <w:proofErr w:type="gramEnd"/>
-      <w:r>
-        <w:rPr>
-          <w:rFonts w:hint="eastAsia"/>
-        </w:rPr>
-        <w:t>，但它和数字的1的类型是不同的。</w:t>
-      </w:r>
-    </w:p>
-    <w:p>
-      <w:pPr>
-        <w:pStyle w:val="a3"/>
-        <w:ind w:left="360" w:firstLineChars="0" w:firstLine="0"/>
-        <w:rPr>
-          <w:rFonts w:hint="eastAsia"/>
-        </w:rPr>
-      </w:pPr>
-      <w:r>
-        <w:rPr>
-          <w:rFonts w:hint="eastAsia"/>
-        </w:rPr>
-        <w:t>数组可以认为是</w:t>
-      </w:r>
-      <w:r>
-        <w:rPr>
-          <w:rFonts w:hint="eastAsia"/>
-        </w:rPr>
-        <w:t>一维</w:t>
-      </w:r>
-      <w:r>
-        <w:rPr>
-          <w:rFonts w:hint="eastAsia"/>
-        </w:rPr>
-        <w:t>的表</w:t>
-      </w:r>
-      <w:r>
-        <w:rPr>
-          <w:rFonts w:hint="eastAsia"/>
-        </w:rPr>
-        <w:t>，</w:t>
-      </w:r>
-      <w:r>
-        <w:rPr>
-          <w:rFonts w:hint="eastAsia"/>
-        </w:rPr>
-        <w:t>格式如</w:t>
-      </w:r>
-      <w:r>
-        <w:rPr>
-          <w:rFonts w:hint="eastAsia"/>
-        </w:rPr>
-        <w:t>：</w:t>
-      </w:r>
-      <w:r>
-        <w:rPr>
-          <w:rFonts w:hint="eastAsia"/>
-        </w:rPr>
-        <w:t>[</w:t>
-      </w:r>
-      <w:r>
-        <w:t>“</w:t>
-      </w:r>
-      <w:r>
-        <w:rPr>
-          <w:rFonts w:hint="eastAsia"/>
-        </w:rPr>
-        <w:t>项目1</w:t>
-      </w:r>
-      <w:r>
-        <w:t>”</w:t>
-      </w:r>
-      <w:r>
-        <w:rPr>
-          <w:rFonts w:hint="eastAsia"/>
-        </w:rPr>
-        <w:t>,</w:t>
-      </w:r>
-      <w:r>
-        <w:t xml:space="preserve"> </w:t>
-      </w:r>
-      <w:r>
-        <w:t>“</w:t>
-      </w:r>
-      <w:r>
-        <w:rPr>
-          <w:rFonts w:hint="eastAsia"/>
-        </w:rPr>
-        <w:t>项目</w:t>
-      </w:r>
-      <w:r>
-        <w:rPr>
-          <w:rFonts w:hint="eastAsia"/>
-        </w:rPr>
-        <w:t>2</w:t>
-      </w:r>
-      <w:r>
-        <w:t>”</w:t>
-      </w:r>
-      <w:r>
-        <w:rPr>
-          <w:rFonts w:hint="eastAsia"/>
-        </w:rPr>
-        <w:t>,</w:t>
-      </w:r>
-      <w:r>
-        <w:t xml:space="preserve"> </w:t>
-      </w:r>
-      <w:r>
-        <w:t>“</w:t>
-      </w:r>
-      <w:r>
-        <w:rPr>
-          <w:rFonts w:hint="eastAsia"/>
-        </w:rPr>
-        <w:t>项目</w:t>
-      </w:r>
-      <w:r>
-        <w:rPr>
-          <w:rFonts w:hint="eastAsia"/>
-        </w:rPr>
-        <w:t>3</w:t>
-      </w:r>
-      <w:r>
-        <w:t>”</w:t>
-      </w:r>
-      <w:r>
-        <w:rPr>
-          <w:rFonts w:hint="eastAsia"/>
-        </w:rPr>
-        <w:t>]</w:t>
-      </w:r>
-    </w:p>
-    <w:p>
-      <w:pPr>
-        <w:pStyle w:val="a3"/>
-        <w:ind w:left="360" w:firstLineChars="0" w:firstLine="0"/>
-      </w:pPr>
-      <w:r>
-        <w:rPr>
-          <w:rFonts w:hint="eastAsia"/>
-        </w:rPr>
-        <w:t>但其中每一项都可以是不同类型的数据，例如：</w:t>
-      </w:r>
-      <w:r>
-        <w:rPr>
-          <w:rFonts w:hint="eastAsia"/>
-        </w:rPr>
-        <w:t>[</w:t>
-      </w:r>
-      <w:r>
-        <w:t>“</w:t>
-      </w:r>
-      <w:r>
-        <w:rPr>
-          <w:rFonts w:hint="eastAsia"/>
-        </w:rPr>
-        <w:t>项目1</w:t>
-      </w:r>
-      <w:r>
-        <w:t>”</w:t>
-      </w:r>
-      <w:r>
-        <w:rPr>
-          <w:rFonts w:hint="eastAsia"/>
-        </w:rPr>
-        <w:t>,2,{</w:t>
-      </w:r>
-      <w:r>
-        <w:t>“</w:t>
-      </w:r>
-      <w:r>
-        <w:rPr>
-          <w:rFonts w:hint="eastAsia"/>
-        </w:rPr>
-        <w:t>属性1</w:t>
-      </w:r>
-      <w:r>
-        <w:t>”</w:t>
-      </w:r>
-      <w:r>
-        <w:rPr>
-          <w:rFonts w:hint="eastAsia"/>
-        </w:rPr>
-        <w:t>:123</w:t>
-      </w:r>
-      <w:r>
-        <w:rPr>
-          <w:rFonts w:hint="eastAsia"/>
-        </w:rPr>
-        <w:t>}]</w:t>
-      </w:r>
-    </w:p>
-    <w:p>
-      <w:pPr>
-        <w:pStyle w:val="a3"/>
-        <w:ind w:left="360" w:firstLineChars="0" w:firstLine="0"/>
-        <w:rPr>
-          <w:rFonts w:hint="eastAsia"/>
-        </w:rPr>
-      </w:pPr>
-      <w:r>
-        <w:rPr>
-          <w:rFonts w:hint="eastAsia"/>
-        </w:rPr>
-        <w:t>键值对在各个编程语言中都很常见，例如对象、字典等</w:t>
-      </w:r>
-      <w:r>
-        <w:rPr>
-          <w:rFonts w:hint="eastAsia"/>
-        </w:rPr>
-        <w:t>数据类型</w:t>
-      </w:r>
-      <w:r>
-        <w:rPr>
-          <w:rFonts w:hint="eastAsia"/>
-        </w:rPr>
-        <w:t>也都是键值对。它们可以</w:t>
-      </w:r>
-      <w:r>
-        <w:rPr>
-          <w:rFonts w:hint="eastAsia"/>
-        </w:rPr>
-        <w:t>根据</w:t>
-      </w:r>
-      <w:proofErr w:type="spellStart"/>
-      <w:r>
-        <w:rPr>
-          <w:rFonts w:hint="eastAsia"/>
-        </w:rPr>
-        <w:t>json</w:t>
-      </w:r>
-      <w:proofErr w:type="spellEnd"/>
-      <w:r>
-        <w:rPr>
-          <w:rFonts w:hint="eastAsia"/>
-        </w:rPr>
-        <w:t>文件中读到的数据快速转换</w:t>
-      </w:r>
-      <w:r>
-        <w:rPr>
-          <w:rFonts w:hint="eastAsia"/>
-        </w:rPr>
-        <w:t>。</w:t>
-      </w:r>
-    </w:p>
-    <w:p>
-      <w:pPr>
-        <w:pStyle w:val="a3"/>
-        <w:ind w:left="360" w:firstLineChars="0" w:firstLine="0"/>
-      </w:pPr>
-      <w:r>
-        <w:rPr>
-          <w:rFonts w:hint="eastAsia"/>
-        </w:rPr>
-        <w:t>如果你不理解，那么只需要记住，</w:t>
+    </w:p>
+    <w:p>
+      <w:pPr>
+        <w:pStyle w:val="a3"/>
+        <w:ind w:left="360" w:firstLineChars="0" w:firstLine="0"/>
+        <w:rPr>
+          <w:rFonts w:hint="eastAsia"/>
+        </w:rPr>
+      </w:pPr>
+      <w:r>
+        <w:rPr>
+          <w:rFonts w:hint="eastAsia"/>
+        </w:rPr>
+        <w:t>其中</w:t>
       </w:r>
       <w:r>
         <w:rPr>
@@ -4300,7 +4084,7 @@
           <w:b/>
           <w:bCs/>
         </w:rPr>
-        <w:t>模仿写法时要绝对严格的按照格式进行</w:t>
+        <w:t>所有逻辑符号都是英文符号</w:t>
       </w:r>
       <w:r>
         <w:rPr>
@@ -4308,17 +4092,17 @@
         </w:rPr>
         <w:t>。</w:t>
       </w:r>
-    </w:p>
-    <w:p>
-      <w:pPr>
-        <w:pStyle w:val="a3"/>
-        <w:ind w:left="360" w:firstLineChars="0" w:firstLine="0"/>
-      </w:pPr>
-      <w:r>
-        <w:rPr>
-          <w:rFonts w:hint="eastAsia"/>
-        </w:rPr>
-        <w:t>其中</w:t>
+      <w:r>
+        <w:rPr>
+          <w:rFonts w:hint="eastAsia"/>
+        </w:rPr>
+        <w:t>引号</w:t>
+      </w:r>
+      <w:r>
+        <w:rPr>
+          <w:rFonts w:hint="eastAsia"/>
+        </w:rPr>
+        <w:t>之中的</w:t>
       </w:r>
       <w:r>
         <w:rPr>
@@ -4326,32 +4110,6 @@
           <w:b/>
           <w:bCs/>
         </w:rPr>
-        <w:t>所有逻辑符号都是英文符号</w:t>
-      </w:r>
-      <w:r>
-        <w:rPr>
-          <w:rFonts w:hint="eastAsia"/>
-        </w:rPr>
-        <w:t>。</w:t>
-      </w:r>
-      <w:r>
-        <w:rPr>
-          <w:rFonts w:hint="eastAsia"/>
-        </w:rPr>
-        <w:t>引号</w:t>
-      </w:r>
-      <w:r>
-        <w:rPr>
-          <w:rFonts w:hint="eastAsia"/>
-        </w:rPr>
-        <w:t>之中的</w:t>
-      </w:r>
-      <w:r>
-        <w:rPr>
-          <w:rFonts w:hint="eastAsia"/>
-          <w:b/>
-          <w:bCs/>
-        </w:rPr>
         <w:t>字符串</w:t>
       </w:r>
       <w:r>
@@ -4371,6 +4129,9 @@
       <w:pPr>
         <w:pStyle w:val="a3"/>
         <w:ind w:left="360" w:firstLineChars="0" w:firstLine="0"/>
+        <w:rPr>
+          <w:rFonts w:hint="eastAsia"/>
+        </w:rPr>
       </w:pPr>
     </w:p>
     <w:p>
@@ -4409,21 +4170,7 @@
         <w:rPr>
           <w:rFonts w:hint="eastAsia"/>
         </w:rPr>
-        <w:t>，是一些代码文件。当然代码本身也是文本，也可以认为它们是文本文件，但格式和内容远不如</w:t>
-      </w:r>
-      <w:proofErr w:type="spellStart"/>
-      <w:r>
-        <w:rPr>
-          <w:rFonts w:hint="eastAsia"/>
-        </w:rPr>
-        <w:t>json</w:t>
-      </w:r>
-      <w:proofErr w:type="spellEnd"/>
-      <w:r>
-        <w:rPr>
-          <w:rFonts w:hint="eastAsia"/>
-        </w:rPr>
-        <w:t>和xml文件简单直接，因此通常不会用记事本类工具编辑代码</w:t>
+        <w:t>，是一些代码文件。当然代码本身也是文本，也可以认为它们是文本文件，但格式和内容远不如json和xml文件简单直接，因此通常不会用记事本类工具编辑代码</w:t>
       </w:r>
       <w:r>
         <w:rPr>
@@ -4447,27 +4194,16 @@
         <w:rPr>
           <w:rFonts w:hint="eastAsia"/>
         </w:rPr>
-        <w:t>。Flash CS6可以直接编辑as文件，当然</w:t>
-      </w:r>
-      <w:proofErr w:type="spellStart"/>
-      <w:r>
-        <w:rPr>
-          <w:rFonts w:hint="eastAsia"/>
-        </w:rPr>
-        <w:t>VSCode</w:t>
-      </w:r>
-      <w:proofErr w:type="spellEnd"/>
-      <w:r>
-        <w:rPr>
-          <w:rFonts w:hint="eastAsia"/>
-        </w:rPr>
-        <w:t>也比较适合。</w:t>
-      </w:r>
-    </w:p>
-    <w:p>
-      <w:pPr>
-        <w:pStyle w:val="a3"/>
-        <w:ind w:left="360" w:firstLineChars="0" w:firstLine="0"/>
+        <w:t>。Flash CS6可以直接编辑as文件，当然VSCode也比较适合。</w:t>
+      </w:r>
+    </w:p>
+    <w:p>
+      <w:pPr>
+        <w:pStyle w:val="a3"/>
+        <w:ind w:left="360" w:firstLineChars="0" w:firstLine="0"/>
+        <w:rPr>
+          <w:rFonts w:hint="eastAsia"/>
+        </w:rPr>
       </w:pPr>
       <w:r>
         <w:rPr>
@@ -4489,7 +4225,7 @@
                     <pic:cNvPicPr/>
                   </pic:nvPicPr>
                   <pic:blipFill>
-                    <a:blip r:embed="rId20"/>
+                    <a:blip r:embed="rId25"/>
                     <a:stretch>
                       <a:fillRect/>
                     </a:stretch>
@@ -4514,71 +4250,19 @@
       <w:pPr>
         <w:pStyle w:val="a3"/>
         <w:ind w:left="360" w:firstLineChars="0" w:firstLine="0"/>
-        <w:rPr>
-          <w:rFonts w:hint="eastAsia"/>
-        </w:rPr>
-      </w:pPr>
-      <w:r>
-        <w:rPr>
-          <w:rFonts w:hint="eastAsia"/>
-        </w:rPr>
-        <w:t>需要注意的是，data文件夹下的xml和</w:t>
-      </w:r>
-      <w:proofErr w:type="spellStart"/>
-      <w:r>
-        <w:rPr>
-          <w:rFonts w:hint="eastAsia"/>
-        </w:rPr>
-        <w:t>json</w:t>
-      </w:r>
-      <w:proofErr w:type="spellEnd"/>
-      <w:r>
-        <w:rPr>
-          <w:rFonts w:hint="eastAsia"/>
-        </w:rPr>
-        <w:t>文件可以直接被游戏读取，也就是说，你编辑的内容覆盖到游戏目录就行。但as文件不会被直接读取，上文已经说过，游戏读取的是</w:t>
-      </w:r>
-      <w:proofErr w:type="spellStart"/>
-      <w:r>
-        <w:rPr>
-          <w:rFonts w:hint="eastAsia"/>
-        </w:rPr>
-        <w:t>swf</w:t>
-      </w:r>
-      <w:proofErr w:type="spellEnd"/>
-      <w:r>
-        <w:rPr>
-          <w:rFonts w:hint="eastAsia"/>
-        </w:rPr>
-        <w:t>，as文件和</w:t>
-      </w:r>
-      <w:proofErr w:type="spellStart"/>
-      <w:r>
-        <w:rPr>
-          <w:rFonts w:hint="eastAsia"/>
-        </w:rPr>
-        <w:t>fla</w:t>
-      </w:r>
-      <w:proofErr w:type="spellEnd"/>
-      <w:r>
-        <w:rPr>
-          <w:rFonts w:hint="eastAsia"/>
-        </w:rPr>
-        <w:t>文件一样，需要编译进</w:t>
-      </w:r>
-      <w:proofErr w:type="spellStart"/>
-      <w:r>
-        <w:rPr>
-          <w:rFonts w:hint="eastAsia"/>
-        </w:rPr>
-        <w:t>swf</w:t>
-      </w:r>
-      <w:proofErr w:type="spellEnd"/>
-      <w:r>
-        <w:rPr>
-          <w:rFonts w:hint="eastAsia"/>
-        </w:rPr>
-        <w:t>之中才会被游戏读取。因此，如果你更改了</w:t>
+      </w:pPr>
+      <w:r>
+        <w:rPr>
+          <w:rFonts w:hint="eastAsia"/>
+        </w:rPr>
+        <w:t>需要注意的是，data文件夹下的xml和json文件可以直接被游戏读取，也就是说，你编辑的内容覆盖到游戏目录就行。但as文件不会被直接读取，上文已经说过，游戏读取</w:t>
+      </w:r>
+      <w:r>
+        <w:rPr>
+          <w:rFonts w:hint="eastAsia"/>
+        </w:rPr>
+        <w:lastRenderedPageBreak/>
+        <w:t>的是swf，as文件和fla文件一样，需要编译进swf之中才会被游戏读取。因此，如果你更改了</w:t>
       </w:r>
       <w:r>
         <w:rPr>
@@ -4604,19 +4288,2908 @@
         </w:rPr>
         <w:t>文件夹下的</w:t>
       </w:r>
-      <w:proofErr w:type="spellStart"/>
       <w:r>
         <w:rPr>
           <w:rFonts w:hint="eastAsia"/>
         </w:rPr>
         <w:t>asLoader.fla</w:t>
       </w:r>
-      <w:proofErr w:type="spellEnd"/>
       <w:r>
         <w:rPr>
           <w:rFonts w:hint="eastAsia"/>
         </w:rPr>
         <w:t>编译为asLoader.swf，这样才会被主文件读取。</w:t>
+      </w:r>
+    </w:p>
+    <w:p>
+      <w:pPr>
+        <w:pStyle w:val="2"/>
+        <w:numPr>
+          <w:ilvl w:val="0"/>
+          <w:numId w:val="3"/>
+        </w:numPr>
+        <w:rPr>
+          <w:rFonts w:hint="eastAsia"/>
+        </w:rPr>
+      </w:pPr>
+      <w:r>
+        <w:rPr>
+          <w:rFonts w:hint="eastAsia"/>
+        </w:rPr>
+        <w:t>Fla文件的编辑和编译</w:t>
+      </w:r>
+    </w:p>
+    <w:p>
+      <w:pPr>
+        <w:pStyle w:val="5"/>
+      </w:pPr>
+      <w:r>
+        <w:rPr>
+          <w:rFonts w:hint="eastAsia"/>
+        </w:rPr>
+        <w:t>（1）flash</w:t>
+      </w:r>
+      <w:r>
+        <w:rPr>
+          <w:rFonts w:hint="eastAsia"/>
+        </w:rPr>
+        <w:t>开发</w:t>
+      </w:r>
+      <w:r>
+        <w:rPr>
+          <w:rFonts w:hint="eastAsia"/>
+        </w:rPr>
+        <w:t>基本介绍</w:t>
+      </w:r>
+    </w:p>
+    <w:p>
+      <w:pPr>
+        <w:pStyle w:val="a3"/>
+        <w:ind w:left="360" w:firstLineChars="0" w:firstLine="0"/>
+      </w:pPr>
+      <w:r>
+        <w:rPr>
+          <w:rFonts w:hint="eastAsia"/>
+        </w:rPr>
+        <w:t>用</w:t>
+      </w:r>
+      <w:r>
+        <w:rPr>
+          <w:rFonts w:hint="eastAsia"/>
+          <w:b/>
+          <w:bCs/>
+        </w:rPr>
+        <w:t>flash CS6</w:t>
+      </w:r>
+      <w:r>
+        <w:rPr>
+          <w:rFonts w:hint="eastAsia"/>
+        </w:rPr>
+        <w:t>打开你要编辑的fla，原版武器、子弹、特效和怪物大部分都在</w:t>
+      </w:r>
+      <w:r>
+        <w:rPr>
+          <w:rFonts w:hint="eastAsia"/>
+        </w:rPr>
+        <w:t>flashswf\arts</w:t>
+      </w:r>
+      <w:r>
+        <w:rPr>
+          <w:rFonts w:hint="eastAsia"/>
+        </w:rPr>
+        <w:t>文件夹中，而重置版新增的则大部分都在</w:t>
+      </w:r>
+      <w:r>
+        <w:rPr>
+          <w:rFonts w:hint="eastAsia"/>
+        </w:rPr>
+        <w:t>flashswf\arts\new</w:t>
+      </w:r>
+      <w:r>
+        <w:rPr>
+          <w:rFonts w:hint="eastAsia"/>
+        </w:rPr>
+        <w:t>之中。</w:t>
+      </w:r>
+    </w:p>
+    <w:p>
+      <w:pPr>
+        <w:pStyle w:val="a3"/>
+        <w:ind w:left="360" w:firstLineChars="0" w:firstLine="0"/>
+      </w:pPr>
+      <w:r>
+        <w:rPr>
+          <w:rFonts w:hint="eastAsia"/>
+        </w:rPr>
+        <w:t>此处随意打开一个fla文件用于示例：</w:t>
+      </w:r>
+    </w:p>
+    <w:p>
+      <w:pPr>
+        <w:pStyle w:val="a3"/>
+        <w:ind w:left="360" w:firstLineChars="0" w:firstLine="0"/>
+      </w:pPr>
+      <w:r>
+        <w:rPr>
+          <w:noProof/>
+        </w:rPr>
+        <w:drawing>
+          <wp:inline distT="0" distB="0" distL="0" distR="0" wp14:anchorId="28128BA7" wp14:editId="61A75ADA">
+            <wp:extent cx="5274310" cy="2628900"/>
+            <wp:effectExtent l="0" t="0" r="2540" b="0"/>
+            <wp:docPr id="653510896" name="图片 1"/>
+            <wp:cNvGraphicFramePr>
+              <a:graphicFrameLocks xmlns:a="http://schemas.openxmlformats.org/drawingml/2006/main" noChangeAspect="1"/>
+            </wp:cNvGraphicFramePr>
+            <a:graphic xmlns:a="http://schemas.openxmlformats.org/drawingml/2006/main">
+              <a:graphicData uri="http://schemas.openxmlformats.org/drawingml/2006/picture">
+                <pic:pic xmlns:pic="http://schemas.openxmlformats.org/drawingml/2006/picture">
+                  <pic:nvPicPr>
+                    <pic:cNvPr id="653510896" name=""/>
+                    <pic:cNvPicPr/>
+                  </pic:nvPicPr>
+                  <pic:blipFill>
+                    <a:blip r:embed="rId26"/>
+                    <a:stretch>
+                      <a:fillRect/>
+                    </a:stretch>
+                  </pic:blipFill>
+                  <pic:spPr>
+                    <a:xfrm>
+                      <a:off x="0" y="0"/>
+                      <a:ext cx="5274310" cy="2628900"/>
+                    </a:xfrm>
+                    <a:prstGeom prst="rect">
+                      <a:avLst/>
+                    </a:prstGeom>
+                  </pic:spPr>
+                </pic:pic>
+              </a:graphicData>
+            </a:graphic>
+          </wp:inline>
+        </w:drawing>
+      </w:r>
+    </w:p>
+    <w:p>
+      <w:pPr>
+        <w:pStyle w:val="a3"/>
+        <w:ind w:left="360" w:firstLineChars="0" w:firstLine="0"/>
+      </w:pPr>
+      <w:r>
+        <w:rPr>
+          <w:rFonts w:hint="eastAsia"/>
+        </w:rPr>
+        <w:t>右侧红色箭头的窗口是</w:t>
+      </w:r>
+      <w:r>
+        <w:rPr>
+          <w:rFonts w:hint="eastAsia"/>
+          <w:b/>
+          <w:bCs/>
+        </w:rPr>
+        <w:t>库</w:t>
+      </w:r>
+      <w:r>
+        <w:rPr>
+          <w:rFonts w:hint="eastAsia"/>
+        </w:rPr>
+        <w:t>，也就是所有元件存放的地方，无论物品、子弹、特效还是敌人，本身都对应一个元件，而元件可能由多个元件或图形等组成。</w:t>
+      </w:r>
+      <w:r>
+        <w:rPr>
+          <w:rFonts w:hint="eastAsia"/>
+        </w:rPr>
+        <w:t>你可以在库里直接右键编辑元件。</w:t>
+      </w:r>
+    </w:p>
+    <w:p>
+      <w:pPr>
+        <w:pStyle w:val="a3"/>
+        <w:ind w:left="360" w:firstLineChars="0" w:firstLine="0"/>
+      </w:pPr>
+      <w:r>
+        <w:rPr>
+          <w:rFonts w:hint="eastAsia"/>
+        </w:rPr>
+        <w:t>需要注意的是，AS链接就是文件的引用名，这个才是元件最重要的名，</w:t>
+      </w:r>
+      <w:r>
+        <w:rPr>
+          <w:rFonts w:hint="eastAsia"/>
+          <w:b/>
+          <w:bCs/>
+        </w:rPr>
+        <w:t>你在游戏中识别该元件，需要对应的就是AS链接里填的引用名</w:t>
+      </w:r>
+      <w:r>
+        <w:rPr>
+          <w:rFonts w:hint="eastAsia"/>
+        </w:rPr>
+        <w:t>。例如data文件夹里的数据，需要填写元件时，就与AS链接对应。</w:t>
+      </w:r>
+    </w:p>
+    <w:p>
+      <w:pPr>
+        <w:pStyle w:val="a3"/>
+        <w:ind w:left="360" w:firstLineChars="0" w:firstLine="0"/>
+      </w:pPr>
+      <w:r>
+        <w:rPr>
+          <w:rFonts w:hint="eastAsia"/>
+        </w:rPr>
+        <w:t>蓝色箭头指的位置是</w:t>
+      </w:r>
+      <w:r>
+        <w:rPr>
+          <w:rFonts w:hint="eastAsia"/>
+          <w:b/>
+          <w:bCs/>
+        </w:rPr>
+        <w:t>时间轴</w:t>
+      </w:r>
+      <w:r>
+        <w:rPr>
+          <w:rFonts w:hint="eastAsia"/>
+        </w:rPr>
+        <w:t>，里面有图层和帧，现在游戏每秒30帧，通常元件会从第一帧向后循环播放，不过很多元件写了代码，会根据代码控制播放逻辑。</w:t>
+      </w:r>
+    </w:p>
+    <w:p>
+      <w:pPr>
+        <w:pStyle w:val="a3"/>
+        <w:ind w:left="360" w:firstLineChars="0" w:firstLine="0"/>
+      </w:pPr>
+      <w:r>
+        <w:rPr>
+          <w:rFonts w:hint="eastAsia"/>
+        </w:rPr>
+        <w:t>黄色箭头指的是</w:t>
+      </w:r>
+      <w:r>
+        <w:rPr>
+          <w:rFonts w:hint="eastAsia"/>
+          <w:b/>
+          <w:bCs/>
+        </w:rPr>
+        <w:t>舞台</w:t>
+      </w:r>
+      <w:r>
+        <w:rPr>
+          <w:rFonts w:hint="eastAsia"/>
+        </w:rPr>
+        <w:t>，里面是你所编辑的内容。</w:t>
+      </w:r>
+    </w:p>
+    <w:p>
+      <w:pPr>
+        <w:pStyle w:val="a3"/>
+        <w:ind w:left="360" w:firstLineChars="0" w:firstLine="0"/>
+      </w:pPr>
+      <w:r>
+        <w:rPr>
+          <w:rFonts w:hint="eastAsia"/>
+        </w:rPr>
+        <w:t>黑色箭头指的</w:t>
+      </w:r>
+      <w:r>
+        <w:rPr>
+          <w:rFonts w:hint="eastAsia"/>
+          <w:b/>
+          <w:bCs/>
+        </w:rPr>
+        <w:t>动作</w:t>
+      </w:r>
+      <w:r>
+        <w:rPr>
+          <w:rFonts w:hint="eastAsia"/>
+        </w:rPr>
+        <w:t>窗口实际上里面是</w:t>
+      </w:r>
+      <w:r>
+        <w:rPr>
+          <w:rFonts w:hint="eastAsia"/>
+          <w:b/>
+          <w:bCs/>
+        </w:rPr>
+        <w:t>as</w:t>
+      </w:r>
+      <w:r>
+        <w:rPr>
+          <w:rFonts w:hint="eastAsia"/>
+          <w:b/>
+          <w:bCs/>
+        </w:rPr>
+        <w:t>代码</w:t>
+      </w:r>
+      <w:r>
+        <w:rPr>
+          <w:rFonts w:hint="eastAsia"/>
+        </w:rPr>
+        <w:t>。</w:t>
+      </w:r>
+    </w:p>
+    <w:p>
+      <w:pPr>
+        <w:pStyle w:val="a3"/>
+        <w:ind w:left="360" w:firstLineChars="0" w:firstLine="0"/>
+      </w:pPr>
+      <w:r>
+        <w:rPr>
+          <w:rFonts w:hint="eastAsia"/>
+        </w:rPr>
+        <w:t>白色箭头指的部分是绘画工具等</w:t>
+      </w:r>
+      <w:r>
+        <w:rPr>
+          <w:rFonts w:hint="eastAsia"/>
+          <w:b/>
+          <w:bCs/>
+        </w:rPr>
+        <w:t>工具</w:t>
+      </w:r>
+      <w:r>
+        <w:rPr>
+          <w:rFonts w:hint="eastAsia"/>
+        </w:rPr>
+        <w:t>。</w:t>
+      </w:r>
+    </w:p>
+    <w:p>
+      <w:pPr>
+        <w:pStyle w:val="a3"/>
+        <w:ind w:left="360" w:firstLineChars="0" w:firstLine="0"/>
+        <w:rPr>
+          <w:rFonts w:hint="eastAsia"/>
+        </w:rPr>
+      </w:pPr>
+      <w:r>
+        <w:rPr>
+          <w:rFonts w:hint="eastAsia"/>
+        </w:rPr>
+        <w:t>如果你发现你缺失一些窗口，在最上方点击窗口可以打开。</w:t>
+      </w:r>
+    </w:p>
+    <w:p>
+      <w:pPr>
+        <w:pStyle w:val="a3"/>
+        <w:ind w:left="360" w:firstLineChars="0" w:firstLine="0"/>
+      </w:pPr>
+      <w:r>
+        <w:rPr>
+          <w:rFonts w:hint="eastAsia"/>
+        </w:rPr>
+        <w:t>具体如何编辑，可以自行参悟，或者百度查看教程。</w:t>
+      </w:r>
+    </w:p>
+    <w:p>
+      <w:pPr>
+        <w:pStyle w:val="a3"/>
+        <w:ind w:left="360" w:firstLineChars="0" w:firstLine="0"/>
+      </w:pPr>
+      <w:r>
+        <w:rPr>
+          <w:rFonts w:hint="eastAsia"/>
+        </w:rPr>
+        <w:t>有一个核心的</w:t>
+      </w:r>
+      <w:r>
+        <w:rPr>
+          <w:rFonts w:hint="eastAsia"/>
+          <w:b/>
+          <w:bCs/>
+        </w:rPr>
+        <w:t>层级</w:t>
+      </w:r>
+      <w:r>
+        <w:rPr>
+          <w:rFonts w:hint="eastAsia"/>
+        </w:rPr>
+        <w:t>概念需要理解：例如上图是一个fla文件打开的默认窗口，舞台可以认为是最外层，当你把一个元件拖到舞台上时，这个元件就处于</w:t>
+      </w:r>
+      <w:r>
+        <w:rPr>
+          <w:rFonts w:hint="eastAsia"/>
+        </w:rPr>
+        <w:t>舞台</w:t>
+      </w:r>
+      <w:r>
+        <w:rPr>
+          <w:rFonts w:hint="eastAsia"/>
+        </w:rPr>
+        <w:t>这个</w:t>
+      </w:r>
+      <w:r>
+        <w:rPr>
+          <w:rFonts w:hint="eastAsia"/>
+          <w:b/>
+          <w:bCs/>
+        </w:rPr>
+        <w:t>层级</w:t>
+      </w:r>
+      <w:r>
+        <w:rPr>
+          <w:rFonts w:hint="eastAsia"/>
+        </w:rPr>
+        <w:t>。而此时你双击元件，可以进入这个元件内部进行编辑，此时你可以理解为这个元件</w:t>
+      </w:r>
+      <w:r>
+        <w:rPr>
+          <w:rFonts w:hint="eastAsia"/>
+        </w:rPr>
+        <w:t>内部</w:t>
+      </w:r>
+      <w:r>
+        <w:rPr>
+          <w:rFonts w:hint="eastAsia"/>
+        </w:rPr>
+        <w:t>是刚才的层级的</w:t>
+      </w:r>
+      <w:r>
+        <w:rPr>
+          <w:rFonts w:hint="eastAsia"/>
+          <w:b/>
+          <w:bCs/>
+        </w:rPr>
+        <w:t>下一层级</w:t>
+      </w:r>
+      <w:r>
+        <w:rPr>
+          <w:rFonts w:hint="eastAsia"/>
+        </w:rPr>
+        <w:t>。同理，这个层级</w:t>
+      </w:r>
+      <w:r>
+        <w:rPr>
+          <w:rFonts w:hint="eastAsia"/>
+        </w:rPr>
+        <w:t>如果还有另一个</w:t>
+      </w:r>
+      <w:r>
+        <w:rPr>
+          <w:rFonts w:hint="eastAsia"/>
+        </w:rPr>
+        <w:t>元件</w:t>
+      </w:r>
+      <w:r>
+        <w:rPr>
+          <w:rFonts w:hint="eastAsia"/>
+        </w:rPr>
+        <w:t>，那其</w:t>
+      </w:r>
+      <w:r>
+        <w:rPr>
+          <w:rFonts w:hint="eastAsia"/>
+        </w:rPr>
+        <w:t>内部依然是更下一层级。</w:t>
+      </w:r>
+    </w:p>
+    <w:p>
+      <w:pPr>
+        <w:pStyle w:val="a3"/>
+        <w:ind w:left="360" w:firstLineChars="0" w:firstLine="0"/>
+        <w:rPr>
+          <w:rFonts w:hint="eastAsia"/>
+        </w:rPr>
+      </w:pPr>
+      <w:r>
+        <w:rPr>
+          <w:rFonts w:hint="eastAsia"/>
+        </w:rPr>
+        <w:t>不过这个fla的舞台并不会在游戏里调用，</w:t>
+      </w:r>
+      <w:r>
+        <w:rPr>
+          <w:rFonts w:hint="eastAsia"/>
+          <w:b/>
+          <w:bCs/>
+        </w:rPr>
+        <w:t>只有主文件的舞台会在游戏里使用</w:t>
+      </w:r>
+      <w:r>
+        <w:rPr>
+          <w:rFonts w:hint="eastAsia"/>
+        </w:rPr>
+        <w:t>。</w:t>
+      </w:r>
+      <w:r>
+        <w:rPr>
+          <w:rFonts w:hint="eastAsia"/>
+        </w:rPr>
+        <w:t>除了主</w:t>
+      </w:r>
+      <w:r>
+        <w:rPr>
+          <w:rFonts w:hint="eastAsia"/>
+        </w:rPr>
+        <w:lastRenderedPageBreak/>
+        <w:t>文件外，其他swf</w:t>
+      </w:r>
+      <w:r>
+        <w:rPr>
+          <w:rFonts w:hint="eastAsia"/>
+        </w:rPr>
+        <w:t>对应的fla</w:t>
+      </w:r>
+      <w:r>
+        <w:rPr>
+          <w:rFonts w:hint="eastAsia"/>
+          <w:b/>
+          <w:bCs/>
+        </w:rPr>
+        <w:t>只有库中的元件会被游戏引用</w:t>
+      </w:r>
+      <w:r>
+        <w:rPr>
+          <w:rFonts w:hint="eastAsia"/>
+        </w:rPr>
+        <w:t>。</w:t>
+      </w:r>
+    </w:p>
+    <w:p>
+      <w:pPr>
+        <w:pStyle w:val="a3"/>
+        <w:ind w:left="360" w:firstLineChars="0" w:firstLine="0"/>
+        <w:rPr>
+          <w:rFonts w:hint="eastAsia"/>
+        </w:rPr>
+      </w:pPr>
+      <w:r>
+        <w:rPr>
+          <w:rFonts w:hint="eastAsia"/>
+        </w:rPr>
+        <w:t>再次强调，游戏里用到的fla文件，也就是会编译为swf的fla文件，只能用</w:t>
+      </w:r>
+      <w:r>
+        <w:rPr>
+          <w:rFonts w:hint="eastAsia"/>
+          <w:b/>
+          <w:bCs/>
+        </w:rPr>
+        <w:t>flash CS6</w:t>
+      </w:r>
+      <w:r>
+        <w:rPr>
+          <w:rFonts w:hint="eastAsia"/>
+        </w:rPr>
+        <w:t>编辑，否则会导致文件里的代码失效，无法运行游戏。</w:t>
+      </w:r>
+    </w:p>
+    <w:p>
+      <w:pPr>
+        <w:pStyle w:val="5"/>
+      </w:pPr>
+      <w:r>
+        <w:rPr>
+          <w:rFonts w:hint="eastAsia"/>
+        </w:rPr>
+        <w:t>（</w:t>
+      </w:r>
+      <w:r>
+        <w:rPr>
+          <w:rFonts w:hint="eastAsia"/>
+        </w:rPr>
+        <w:t>2</w:t>
+      </w:r>
+      <w:r>
+        <w:rPr>
+          <w:rFonts w:hint="eastAsia"/>
+        </w:rPr>
+        <w:t>）</w:t>
+      </w:r>
+      <w:r>
+        <w:rPr>
+          <w:rFonts w:hint="eastAsia"/>
+        </w:rPr>
+        <w:t>fla编译为swf</w:t>
+      </w:r>
+    </w:p>
+    <w:p>
+      <w:pPr>
+        <w:pStyle w:val="a3"/>
+        <w:ind w:left="360" w:firstLineChars="0" w:firstLine="0"/>
+      </w:pPr>
+      <w:r>
+        <w:rPr>
+          <w:rFonts w:hint="eastAsia"/>
+        </w:rPr>
+        <w:t>当你修改完毕后，</w:t>
+      </w:r>
+      <w:r>
+        <w:rPr>
+          <w:rFonts w:hint="eastAsia"/>
+        </w:rPr>
+        <w:t>此时就可以保存文件，然后编译为swf，再把swf文件覆盖进你游戏目录中（参考本教程中的</w:t>
+      </w:r>
+      <w:r>
+        <w:rPr>
+          <w:rFonts w:hint="eastAsia"/>
+        </w:rPr>
+        <w:t>一.</w:t>
+      </w:r>
+      <w:r>
+        <w:rPr>
+          <w:rFonts w:hint="eastAsia"/>
+        </w:rPr>
+        <w:t>3.），就能打开游戏查看效果。</w:t>
+      </w:r>
+    </w:p>
+    <w:p>
+      <w:pPr>
+        <w:pStyle w:val="a3"/>
+        <w:ind w:left="360" w:firstLineChars="0" w:firstLine="0"/>
+      </w:pPr>
+      <w:r>
+        <w:rPr>
+          <w:rFonts w:hint="eastAsia"/>
+        </w:rPr>
+        <w:t>编译的方式也很简单，如图所示：</w:t>
+      </w:r>
+    </w:p>
+    <w:p>
+      <w:pPr>
+        <w:pStyle w:val="a3"/>
+        <w:ind w:left="360" w:firstLineChars="0" w:firstLine="0"/>
+      </w:pPr>
+      <w:r>
+        <w:drawing>
+          <wp:inline distT="0" distB="0" distL="0" distR="0" wp14:anchorId="2E1D1ADA" wp14:editId="3AE8C9BE">
+            <wp:extent cx="5274310" cy="1794510"/>
+            <wp:effectExtent l="0" t="0" r="2540" b="0"/>
+            <wp:docPr id="80949906" name="图片 1"/>
+            <wp:cNvGraphicFramePr>
+              <a:graphicFrameLocks xmlns:a="http://schemas.openxmlformats.org/drawingml/2006/main" noChangeAspect="1"/>
+            </wp:cNvGraphicFramePr>
+            <a:graphic xmlns:a="http://schemas.openxmlformats.org/drawingml/2006/main">
+              <a:graphicData uri="http://schemas.openxmlformats.org/drawingml/2006/picture">
+                <pic:pic xmlns:pic="http://schemas.openxmlformats.org/drawingml/2006/picture">
+                  <pic:nvPicPr>
+                    <pic:cNvPr id="80949906" name=""/>
+                    <pic:cNvPicPr/>
+                  </pic:nvPicPr>
+                  <pic:blipFill>
+                    <a:blip r:embed="rId27"/>
+                    <a:stretch>
+                      <a:fillRect/>
+                    </a:stretch>
+                  </pic:blipFill>
+                  <pic:spPr>
+                    <a:xfrm>
+                      <a:off x="0" y="0"/>
+                      <a:ext cx="5274310" cy="1794510"/>
+                    </a:xfrm>
+                    <a:prstGeom prst="rect">
+                      <a:avLst/>
+                    </a:prstGeom>
+                  </pic:spPr>
+                </pic:pic>
+              </a:graphicData>
+            </a:graphic>
+          </wp:inline>
+        </w:drawing>
+      </w:r>
+    </w:p>
+    <w:p>
+      <w:pPr>
+        <w:pStyle w:val="a3"/>
+        <w:ind w:left="360" w:firstLineChars="0" w:firstLine="0"/>
+      </w:pPr>
+      <w:r>
+        <w:rPr>
+          <w:rFonts w:hint="eastAsia"/>
+        </w:rPr>
+        <w:t>点击这个按钮，就能进行编译。然后查看这个fla所在的文件夹，如果此前没有</w:t>
+      </w:r>
+      <w:r>
+        <w:rPr>
+          <w:rFonts w:hint="eastAsia"/>
+        </w:rPr>
+        <w:t>同名</w:t>
+      </w:r>
+      <w:r>
+        <w:rPr>
+          <w:rFonts w:hint="eastAsia"/>
+        </w:rPr>
+        <w:t>swf，这时就会生成一个同名swf。如果已经有了同名swf，这时候还是会生成一个新的，然后自动覆盖掉旧的。</w:t>
+      </w:r>
+    </w:p>
+    <w:p>
+      <w:pPr>
+        <w:pStyle w:val="a3"/>
+        <w:ind w:left="360" w:firstLineChars="0" w:firstLine="0"/>
+      </w:pPr>
+      <w:r>
+        <w:rPr>
+          <w:rFonts w:hint="eastAsia"/>
+        </w:rPr>
+        <w:t>项目里已有的swf都已经被游戏引用，这是因为它们都被声明过，因此，你新增的swf也需要你进行声明，才可以在游戏里运行。</w:t>
+      </w:r>
+      <w:r>
+        <w:rPr>
+          <w:rFonts w:hint="eastAsia"/>
+        </w:rPr>
+        <w:t>下文将讲述如何添加只属于你的fla，并且声明你的fla所编译出的同名swf文件</w:t>
+      </w:r>
+      <w:r>
+        <w:rPr>
+          <w:rFonts w:hint="eastAsia"/>
+        </w:rPr>
+        <w:t>，实现对你开发内容的调用</w:t>
+      </w:r>
+      <w:r>
+        <w:rPr>
+          <w:rFonts w:hint="eastAsia"/>
+        </w:rPr>
+        <w:t>。</w:t>
+      </w:r>
+    </w:p>
+    <w:p>
+      <w:pPr>
+        <w:pStyle w:val="1"/>
+        <w:numPr>
+          <w:ilvl w:val="0"/>
+          <w:numId w:val="2"/>
+        </w:numPr>
+        <w:ind w:left="360" w:hanging="360"/>
+        <w:rPr>
+          <w:rFonts w:hint="eastAsia"/>
+        </w:rPr>
+      </w:pPr>
+      <w:r>
+        <w:rPr>
+          <w:rFonts w:hint="eastAsia"/>
+        </w:rPr>
+        <w:t>新增你的Fla素材文件并声明调用</w:t>
+      </w:r>
+    </w:p>
+    <w:p>
+      <w:pPr>
+        <w:pStyle w:val="a3"/>
+        <w:ind w:left="360" w:firstLineChars="0" w:firstLine="0"/>
+        <w:rPr>
+          <w:rFonts w:hint="eastAsia"/>
+        </w:rPr>
+      </w:pPr>
+      <w:r>
+        <w:rPr>
+          <w:rFonts w:hint="eastAsia"/>
+        </w:rPr>
+        <w:t>无论你想添加物品、特效、子弹还是单位，都需要有一个属于你的fla文件，在里面放置内容。</w:t>
+      </w:r>
+      <w:r>
+        <w:rPr>
+          <w:rFonts w:hint="eastAsia"/>
+        </w:rPr>
+        <w:t>将fla编译为swf后，你也需要声明，才能让游戏调用你的swf。</w:t>
+      </w:r>
+    </w:p>
+    <w:p>
+      <w:pPr>
+        <w:pStyle w:val="a3"/>
+        <w:ind w:left="360" w:firstLineChars="0" w:firstLine="0"/>
+        <w:rPr>
+          <w:rFonts w:hint="eastAsia"/>
+        </w:rPr>
+      </w:pPr>
+      <w:r>
+        <w:rPr>
+          <w:rFonts w:hint="eastAsia"/>
+        </w:rPr>
+        <w:t>虽然项目提前预留了一些已经声明的空fla文件，可以直接放置素材</w:t>
+      </w:r>
+      <w:r>
+        <w:rPr>
+          <w:rFonts w:hint="eastAsia"/>
+        </w:rPr>
+        <w:t>并编译</w:t>
+      </w:r>
+      <w:r>
+        <w:rPr>
+          <w:rFonts w:hint="eastAsia"/>
+        </w:rPr>
+        <w:t>，如下图所示，但原则上你最好拥有一个只属于自己的独立fla用于开发工作。如果根据此教程，你</w:t>
+      </w:r>
+      <w:r>
+        <w:rPr>
+          <w:rFonts w:hint="eastAsia"/>
+        </w:rPr>
+        <w:t>依然</w:t>
+      </w:r>
+      <w:r>
+        <w:rPr>
+          <w:rFonts w:hint="eastAsia"/>
+        </w:rPr>
+        <w:t>无法顺利声明调用你的文件，那么再</w:t>
+      </w:r>
+      <w:r>
+        <w:rPr>
+          <w:rFonts w:hint="eastAsia"/>
+        </w:rPr>
+        <w:t>回来</w:t>
+      </w:r>
+      <w:r>
+        <w:rPr>
+          <w:rFonts w:hint="eastAsia"/>
+        </w:rPr>
+        <w:t>使用这些公共素材位也未尝不可。</w:t>
+      </w:r>
+    </w:p>
+    <w:p>
+      <w:pPr>
+        <w:pStyle w:val="a3"/>
+        <w:ind w:left="360" w:firstLineChars="0" w:firstLine="0"/>
+      </w:pPr>
+      <w:r>
+        <w:rPr>
+          <w:noProof/>
+        </w:rPr>
+        <w:drawing>
+          <wp:inline distT="0" distB="0" distL="0" distR="0" wp14:anchorId="10CB6759" wp14:editId="4063F5A7">
+            <wp:extent cx="5274310" cy="1717040"/>
+            <wp:effectExtent l="0" t="0" r="2540" b="0"/>
+            <wp:docPr id="1322955485" name="图片 1"/>
+            <wp:cNvGraphicFramePr>
+              <a:graphicFrameLocks xmlns:a="http://schemas.openxmlformats.org/drawingml/2006/main" noChangeAspect="1"/>
+            </wp:cNvGraphicFramePr>
+            <a:graphic xmlns:a="http://schemas.openxmlformats.org/drawingml/2006/main">
+              <a:graphicData uri="http://schemas.openxmlformats.org/drawingml/2006/picture">
+                <pic:pic xmlns:pic="http://schemas.openxmlformats.org/drawingml/2006/picture">
+                  <pic:nvPicPr>
+                    <pic:cNvPr id="1322955485" name=""/>
+                    <pic:cNvPicPr/>
+                  </pic:nvPicPr>
+                  <pic:blipFill>
+                    <a:blip r:embed="rId28"/>
+                    <a:stretch>
+                      <a:fillRect/>
+                    </a:stretch>
+                  </pic:blipFill>
+                  <pic:spPr>
+                    <a:xfrm>
+                      <a:off x="0" y="0"/>
+                      <a:ext cx="5274310" cy="1717040"/>
+                    </a:xfrm>
+                    <a:prstGeom prst="rect">
+                      <a:avLst/>
+                    </a:prstGeom>
+                  </pic:spPr>
+                </pic:pic>
+              </a:graphicData>
+            </a:graphic>
+          </wp:inline>
+        </w:drawing>
+      </w:r>
+    </w:p>
+    <w:p>
+      <w:pPr>
+        <w:pStyle w:val="2"/>
+        <w:numPr>
+          <w:ilvl w:val="0"/>
+          <w:numId w:val="4"/>
+        </w:numPr>
+      </w:pPr>
+      <w:r>
+        <w:rPr>
+          <w:rFonts w:hint="eastAsia"/>
+        </w:rPr>
+        <w:lastRenderedPageBreak/>
+        <w:t>新建你的fla文件（可复制空fla）</w:t>
+      </w:r>
+    </w:p>
+    <w:p>
+      <w:pPr>
+        <w:pStyle w:val="a3"/>
+        <w:ind w:left="360" w:firstLineChars="0" w:firstLine="0"/>
+      </w:pPr>
+      <w:r>
+        <w:rPr>
+          <w:rFonts w:hint="eastAsia"/>
+        </w:rPr>
+        <w:t>新建一个fla文件并改成你想要取的名字。当然，</w:t>
+      </w:r>
+      <w:r>
+        <w:rPr>
+          <w:rFonts w:hint="eastAsia"/>
+          <w:b/>
+          <w:bCs/>
+        </w:rPr>
+        <w:t>你也可以复制一个空文件再改名</w:t>
+      </w:r>
+      <w:r>
+        <w:rPr>
+          <w:rFonts w:hint="eastAsia"/>
+        </w:rPr>
+        <w:t>，例如此处的</w:t>
+      </w:r>
+      <w:r>
+        <w:rPr>
+          <w:rFonts w:hint="eastAsia"/>
+        </w:rPr>
+        <w:t>公共素材位5.fla</w:t>
+      </w:r>
+      <w:r>
+        <w:rPr>
+          <w:rFonts w:hint="eastAsia"/>
+        </w:rPr>
+        <w:t>，打开后发现没人用过，只有我们提供的</w:t>
+      </w:r>
+      <w:r>
+        <w:rPr>
+          <w:rFonts w:hint="eastAsia"/>
+          <w:b/>
+          <w:bCs/>
+        </w:rPr>
+        <w:t>默认参考元件</w:t>
+      </w:r>
+      <w:r>
+        <w:rPr>
+          <w:rFonts w:hint="eastAsia"/>
+        </w:rPr>
+        <w:t>，那么复制并改名即可。</w:t>
+      </w:r>
+    </w:p>
+    <w:p>
+      <w:pPr>
+        <w:pStyle w:val="a3"/>
+        <w:ind w:left="360" w:firstLineChars="0" w:firstLine="0"/>
+      </w:pPr>
+      <w:r>
+        <w:rPr>
+          <w:noProof/>
+        </w:rPr>
+        <w:drawing>
+          <wp:inline distT="0" distB="0" distL="0" distR="0" wp14:anchorId="1472653B" wp14:editId="61D2C76E">
+            <wp:extent cx="5274310" cy="2538730"/>
+            <wp:effectExtent l="0" t="0" r="2540" b="0"/>
+            <wp:docPr id="174753368" name="图片 1"/>
+            <wp:cNvGraphicFramePr>
+              <a:graphicFrameLocks xmlns:a="http://schemas.openxmlformats.org/drawingml/2006/main" noChangeAspect="1"/>
+            </wp:cNvGraphicFramePr>
+            <a:graphic xmlns:a="http://schemas.openxmlformats.org/drawingml/2006/main">
+              <a:graphicData uri="http://schemas.openxmlformats.org/drawingml/2006/picture">
+                <pic:pic xmlns:pic="http://schemas.openxmlformats.org/drawingml/2006/picture">
+                  <pic:nvPicPr>
+                    <pic:cNvPr id="174753368" name=""/>
+                    <pic:cNvPicPr/>
+                  </pic:nvPicPr>
+                  <pic:blipFill>
+                    <a:blip r:embed="rId29"/>
+                    <a:stretch>
+                      <a:fillRect/>
+                    </a:stretch>
+                  </pic:blipFill>
+                  <pic:spPr>
+                    <a:xfrm>
+                      <a:off x="0" y="0"/>
+                      <a:ext cx="5274310" cy="2538730"/>
+                    </a:xfrm>
+                    <a:prstGeom prst="rect">
+                      <a:avLst/>
+                    </a:prstGeom>
+                  </pic:spPr>
+                </pic:pic>
+              </a:graphicData>
+            </a:graphic>
+          </wp:inline>
+        </w:drawing>
+      </w:r>
+    </w:p>
+    <w:p>
+      <w:pPr>
+        <w:pStyle w:val="a3"/>
+        <w:ind w:left="360" w:firstLineChars="0" w:firstLine="0"/>
+      </w:pPr>
+      <w:r>
+        <w:rPr>
+          <w:rFonts w:hint="eastAsia"/>
+        </w:rPr>
+        <w:t>不过，这里只有物品类的默认元件，</w:t>
+      </w:r>
+      <w:r>
+        <w:rPr>
+          <w:rFonts w:hint="eastAsia"/>
+          <w:b/>
+          <w:bCs/>
+        </w:rPr>
+        <w:t>如果你想要增加的是新单位</w:t>
+      </w:r>
+      <w:r>
+        <w:rPr>
+          <w:rFonts w:hint="eastAsia"/>
+          <w:b/>
+          <w:bCs/>
+        </w:rPr>
+        <w:t>（战宠/怪物）</w:t>
+      </w:r>
+      <w:r>
+        <w:rPr>
+          <w:rFonts w:hint="eastAsia"/>
+        </w:rPr>
+        <w:t>，那么我推荐你复制这个fla：</w:t>
+      </w:r>
+      <w:r>
+        <w:rPr>
+          <w:rFonts w:hint="eastAsia"/>
+        </w:rPr>
+        <w:t>蛙型仿生僵尸.fla</w:t>
+      </w:r>
+    </w:p>
+    <w:p>
+      <w:pPr>
+        <w:pStyle w:val="a3"/>
+        <w:ind w:left="360" w:firstLineChars="0" w:firstLine="0"/>
+      </w:pPr>
+      <w:r>
+        <w:rPr>
+          <w:rFonts w:hint="eastAsia"/>
+        </w:rPr>
+        <w:t>这是我一开始用来当敌人模板示例的怪物，现在只有这个fla中有基础模板和怪物实装的教程。</w:t>
+      </w:r>
+    </w:p>
+    <w:p>
+      <w:pPr>
+        <w:pStyle w:val="a3"/>
+        <w:ind w:left="360" w:firstLineChars="0" w:firstLine="0"/>
+      </w:pPr>
+      <w:r>
+        <w:rPr>
+          <w:noProof/>
+        </w:rPr>
+        <w:drawing>
+          <wp:inline distT="0" distB="0" distL="0" distR="0" wp14:anchorId="4050294B" wp14:editId="391C194A">
+            <wp:extent cx="5274310" cy="2402840"/>
+            <wp:effectExtent l="0" t="0" r="2540" b="0"/>
+            <wp:docPr id="1060132186" name="图片 1"/>
+            <wp:cNvGraphicFramePr>
+              <a:graphicFrameLocks xmlns:a="http://schemas.openxmlformats.org/drawingml/2006/main" noChangeAspect="1"/>
+            </wp:cNvGraphicFramePr>
+            <a:graphic xmlns:a="http://schemas.openxmlformats.org/drawingml/2006/main">
+              <a:graphicData uri="http://schemas.openxmlformats.org/drawingml/2006/picture">
+                <pic:pic xmlns:pic="http://schemas.openxmlformats.org/drawingml/2006/picture">
+                  <pic:nvPicPr>
+                    <pic:cNvPr id="1060132186" name=""/>
+                    <pic:cNvPicPr/>
+                  </pic:nvPicPr>
+                  <pic:blipFill>
+                    <a:blip r:embed="rId30"/>
+                    <a:stretch>
+                      <a:fillRect/>
+                    </a:stretch>
+                  </pic:blipFill>
+                  <pic:spPr>
+                    <a:xfrm>
+                      <a:off x="0" y="0"/>
+                      <a:ext cx="5274310" cy="2402840"/>
+                    </a:xfrm>
+                    <a:prstGeom prst="rect">
+                      <a:avLst/>
+                    </a:prstGeom>
+                  </pic:spPr>
+                </pic:pic>
+              </a:graphicData>
+            </a:graphic>
+          </wp:inline>
+        </w:drawing>
+      </w:r>
+    </w:p>
+    <w:p>
+      <w:pPr>
+        <w:pStyle w:val="a3"/>
+        <w:ind w:left="360" w:firstLineChars="0" w:firstLine="0"/>
+      </w:pPr>
+      <w:r>
+        <w:rPr>
+          <w:rFonts w:hint="eastAsia"/>
+        </w:rPr>
+        <w:t>此处的教程写的可能需要一定悟性，后文二.3.的部分会</w:t>
+      </w:r>
+      <w:r>
+        <w:rPr>
+          <w:rFonts w:hint="eastAsia"/>
+        </w:rPr>
+        <w:t>逐步进行基础的</w:t>
+      </w:r>
+      <w:r>
+        <w:rPr>
+          <w:rFonts w:hint="eastAsia"/>
+        </w:rPr>
+        <w:t>描述，如果还有不懂的地方，可自行尝试参悟。</w:t>
+      </w:r>
+    </w:p>
+    <w:p>
+      <w:pPr>
+        <w:pStyle w:val="a3"/>
+        <w:ind w:left="360" w:firstLineChars="0" w:firstLine="0"/>
+      </w:pPr>
+      <w:r>
+        <w:rPr>
+          <w:rFonts w:hint="eastAsia"/>
+        </w:rPr>
+        <w:t>接下来将分别描述如何实装物品和单位。</w:t>
+      </w:r>
+    </w:p>
+    <w:p>
+      <w:pPr>
+        <w:pStyle w:val="2"/>
+        <w:numPr>
+          <w:ilvl w:val="0"/>
+          <w:numId w:val="4"/>
+        </w:numPr>
+      </w:pPr>
+      <w:r>
+        <w:rPr>
+          <w:rFonts w:hint="eastAsia"/>
+        </w:rPr>
+        <w:lastRenderedPageBreak/>
+        <w:t>物品实装</w:t>
+      </w:r>
+    </w:p>
+    <w:p>
+      <w:pPr>
+        <w:pStyle w:val="5"/>
+      </w:pPr>
+      <w:r>
+        <w:rPr>
+          <w:rFonts w:hint="eastAsia"/>
+        </w:rPr>
+        <w:t>（1）素材添加</w:t>
+      </w:r>
+    </w:p>
+    <w:p>
+      <w:pPr>
+        <w:pStyle w:val="a3"/>
+        <w:ind w:left="360" w:firstLineChars="0" w:firstLine="0"/>
+      </w:pPr>
+      <w:r>
+        <w:rPr>
+          <w:rFonts w:hint="eastAsia"/>
+        </w:rPr>
+        <w:t>物品实装非常简单，这里复制了</w:t>
+      </w:r>
+      <w:r>
+        <w:rPr>
+          <w:rFonts w:hint="eastAsia"/>
+        </w:rPr>
+        <w:t>公共素材位5.fla</w:t>
+      </w:r>
+      <w:r>
+        <w:rPr>
+          <w:rFonts w:hint="eastAsia"/>
+        </w:rPr>
+        <w:t>，改名为你自己的文件名即可（此教程为</w:t>
+      </w:r>
+      <w:r>
+        <w:rPr>
+          <w:rFonts w:hint="eastAsia"/>
+        </w:rPr>
+        <w:t>物品教学.fla</w:t>
+      </w:r>
+      <w:r>
+        <w:rPr>
+          <w:rFonts w:hint="eastAsia"/>
+        </w:rPr>
+        <w:t>）</w:t>
+      </w:r>
+      <w:r>
+        <w:rPr>
+          <w:noProof/>
+        </w:rPr>
+        <w:drawing>
+          <wp:inline distT="0" distB="0" distL="0" distR="0" wp14:anchorId="723C161E" wp14:editId="06297889">
+            <wp:extent cx="2095608" cy="330217"/>
+            <wp:effectExtent l="0" t="0" r="0" b="0"/>
+            <wp:docPr id="1269834511" name="图片 1"/>
+            <wp:cNvGraphicFramePr>
+              <a:graphicFrameLocks xmlns:a="http://schemas.openxmlformats.org/drawingml/2006/main" noChangeAspect="1"/>
+            </wp:cNvGraphicFramePr>
+            <a:graphic xmlns:a="http://schemas.openxmlformats.org/drawingml/2006/main">
+              <a:graphicData uri="http://schemas.openxmlformats.org/drawingml/2006/picture">
+                <pic:pic xmlns:pic="http://schemas.openxmlformats.org/drawingml/2006/picture">
+                  <pic:nvPicPr>
+                    <pic:cNvPr id="1269834511" name=""/>
+                    <pic:cNvPicPr/>
+                  </pic:nvPicPr>
+                  <pic:blipFill>
+                    <a:blip r:embed="rId31"/>
+                    <a:stretch>
+                      <a:fillRect/>
+                    </a:stretch>
+                  </pic:blipFill>
+                  <pic:spPr>
+                    <a:xfrm>
+                      <a:off x="0" y="0"/>
+                      <a:ext cx="2095608" cy="330217"/>
+                    </a:xfrm>
+                    <a:prstGeom prst="rect">
+                      <a:avLst/>
+                    </a:prstGeom>
+                  </pic:spPr>
+                </pic:pic>
+              </a:graphicData>
+            </a:graphic>
+          </wp:inline>
+        </w:drawing>
+      </w:r>
+    </w:p>
+    <w:p>
+      <w:pPr>
+        <w:pStyle w:val="a3"/>
+        <w:ind w:left="360" w:firstLineChars="0" w:firstLine="0"/>
+      </w:pPr>
+      <w:r>
+        <w:rPr>
+          <w:rFonts w:hint="eastAsia"/>
+        </w:rPr>
+        <w:t>打开后</w:t>
+      </w:r>
+      <w:r>
+        <w:rPr>
+          <w:rFonts w:hint="eastAsia"/>
+        </w:rPr>
+        <w:t>，查看右侧的库，以冷兵器为例，可以发现物品需要图标和物品本身两个元件。图标顾名思义就是图标用的元件，而另一个元件是物品本身用的元件。</w:t>
+      </w:r>
+    </w:p>
+    <w:p>
+      <w:pPr>
+        <w:pStyle w:val="a3"/>
+        <w:ind w:left="360" w:firstLineChars="0" w:firstLine="0"/>
+        <w:rPr>
+          <w:rFonts w:hint="eastAsia"/>
+        </w:rPr>
+      </w:pPr>
+      <w:r>
+        <w:rPr>
+          <w:rFonts w:hint="eastAsia"/>
+        </w:rPr>
+        <w:t>需要注意的是，此处as链接的格式需要和示例严格对应，而名称出于规范和方便搜索的因素，也可以和as链接保持一致。</w:t>
+      </w:r>
+    </w:p>
+    <w:p>
+      <w:pPr>
+        <w:pStyle w:val="a3"/>
+        <w:ind w:left="360" w:firstLineChars="0" w:firstLine="0"/>
+      </w:pPr>
+      <w:r>
+        <w:rPr>
+          <w:noProof/>
+        </w:rPr>
+        <w:drawing>
+          <wp:inline distT="0" distB="0" distL="0" distR="0" wp14:anchorId="1B374907" wp14:editId="32F9447F">
+            <wp:extent cx="3397425" cy="4273770"/>
+            <wp:effectExtent l="0" t="0" r="0" b="0"/>
+            <wp:docPr id="1373609635" name="图片 1"/>
+            <wp:cNvGraphicFramePr>
+              <a:graphicFrameLocks xmlns:a="http://schemas.openxmlformats.org/drawingml/2006/main" noChangeAspect="1"/>
+            </wp:cNvGraphicFramePr>
+            <a:graphic xmlns:a="http://schemas.openxmlformats.org/drawingml/2006/main">
+              <a:graphicData uri="http://schemas.openxmlformats.org/drawingml/2006/picture">
+                <pic:pic xmlns:pic="http://schemas.openxmlformats.org/drawingml/2006/picture">
+                  <pic:nvPicPr>
+                    <pic:cNvPr id="1373609635" name=""/>
+                    <pic:cNvPicPr/>
+                  </pic:nvPicPr>
+                  <pic:blipFill>
+                    <a:blip r:embed="rId32"/>
+                    <a:stretch>
+                      <a:fillRect/>
+                    </a:stretch>
+                  </pic:blipFill>
+                  <pic:spPr>
+                    <a:xfrm>
+                      <a:off x="0" y="0"/>
+                      <a:ext cx="3397425" cy="4273770"/>
+                    </a:xfrm>
+                    <a:prstGeom prst="rect">
+                      <a:avLst/>
+                    </a:prstGeom>
+                  </pic:spPr>
+                </pic:pic>
+              </a:graphicData>
+            </a:graphic>
+          </wp:inline>
+        </w:drawing>
+      </w:r>
+    </w:p>
+    <w:p>
+      <w:pPr>
+        <w:pStyle w:val="a3"/>
+        <w:ind w:left="360" w:firstLineChars="0" w:firstLine="0"/>
+      </w:pPr>
+      <w:r>
+        <w:rPr>
+          <w:rFonts w:hint="eastAsia"/>
+        </w:rPr>
+        <w:t>右键</w:t>
+      </w:r>
+      <w:r>
+        <w:t>复制这两个元件，并粘贴。为了规范管理，你可以新增一个文件夹，再粘贴进文件夹中</w:t>
+      </w:r>
+      <w:r>
+        <w:t>，此处用的是教学物品这个文件夹：</w:t>
+      </w:r>
+    </w:p>
+    <w:p>
+      <w:pPr>
+        <w:pStyle w:val="a3"/>
+        <w:ind w:left="360" w:firstLineChars="0" w:firstLine="0"/>
+      </w:pPr>
+      <w:r>
+        <w:rPr>
+          <w:noProof/>
+        </w:rPr>
+        <w:drawing>
+          <wp:inline distT="0" distB="0" distL="0" distR="0" wp14:anchorId="2E69352F" wp14:editId="152A076C">
+            <wp:extent cx="3657788" cy="984301"/>
+            <wp:effectExtent l="0" t="0" r="0" b="6350"/>
+            <wp:docPr id="1245983647" name="图片 1"/>
+            <wp:cNvGraphicFramePr>
+              <a:graphicFrameLocks xmlns:a="http://schemas.openxmlformats.org/drawingml/2006/main" noChangeAspect="1"/>
+            </wp:cNvGraphicFramePr>
+            <a:graphic xmlns:a="http://schemas.openxmlformats.org/drawingml/2006/main">
+              <a:graphicData uri="http://schemas.openxmlformats.org/drawingml/2006/picture">
+                <pic:pic xmlns:pic="http://schemas.openxmlformats.org/drawingml/2006/picture">
+                  <pic:nvPicPr>
+                    <pic:cNvPr id="1245983647" name=""/>
+                    <pic:cNvPicPr/>
+                  </pic:nvPicPr>
+                  <pic:blipFill>
+                    <a:blip r:embed="rId33"/>
+                    <a:stretch>
+                      <a:fillRect/>
+                    </a:stretch>
+                  </pic:blipFill>
+                  <pic:spPr>
+                    <a:xfrm>
+                      <a:off x="0" y="0"/>
+                      <a:ext cx="3657788" cy="984301"/>
+                    </a:xfrm>
+                    <a:prstGeom prst="rect">
+                      <a:avLst/>
+                    </a:prstGeom>
+                  </pic:spPr>
+                </pic:pic>
+              </a:graphicData>
+            </a:graphic>
+          </wp:inline>
+        </w:drawing>
+      </w:r>
+    </w:p>
+    <w:p>
+      <w:pPr>
+        <w:pStyle w:val="a3"/>
+        <w:ind w:left="360" w:firstLineChars="0" w:firstLine="0"/>
+      </w:pPr>
+      <w:r>
+        <w:t>这里把相对路径都复制进来了，你可以重新排布一下，或者把</w:t>
+      </w:r>
+      <w:r>
+        <w:rPr>
+          <w:rFonts w:hint="eastAsia"/>
+        </w:rPr>
+        <w:t>内部这个</w:t>
+      </w:r>
+      <w:r>
+        <w:t>文件</w:t>
+      </w:r>
+      <w:r>
+        <w:rPr>
+          <w:rFonts w:hint="eastAsia"/>
+        </w:rPr>
+        <w:t>夹</w:t>
+      </w:r>
+      <w:r>
+        <w:t>名改了，</w:t>
+      </w:r>
+      <w:r>
+        <w:lastRenderedPageBreak/>
+        <w:t>然后再把元件名</w:t>
+      </w:r>
+      <w:r>
+        <w:rPr>
+          <w:rFonts w:hint="eastAsia"/>
+        </w:rPr>
+        <w:t>和as链接改了。你的物品的名称是什么，就替换掉上面的“参考冷兵”，注意其他格式要完全一样，也就是图标要有</w:t>
+      </w:r>
+      <w:r>
+        <w:t>”</w:t>
+      </w:r>
+      <w:r>
+        <w:rPr>
+          <w:rFonts w:hint="eastAsia"/>
+        </w:rPr>
+        <w:t>图标-</w:t>
+      </w:r>
+      <w:r>
+        <w:t>“</w:t>
+      </w:r>
+      <w:r>
+        <w:rPr>
+          <w:rFonts w:hint="eastAsia"/>
+        </w:rPr>
+        <w:t>前缀，刀要有</w:t>
+      </w:r>
+      <w:r>
+        <w:t>”</w:t>
+      </w:r>
+      <w:r>
+        <w:rPr>
+          <w:rFonts w:hint="eastAsia"/>
+        </w:rPr>
+        <w:t>刀-</w:t>
+      </w:r>
+      <w:r>
+        <w:t>”</w:t>
+      </w:r>
+      <w:r>
+        <w:rPr>
+          <w:rFonts w:hint="eastAsia"/>
+        </w:rPr>
+        <w:t>前缀。此处改名为教学刀，如下图所示：</w:t>
+      </w:r>
+    </w:p>
+    <w:p>
+      <w:pPr>
+        <w:pStyle w:val="a3"/>
+        <w:ind w:left="360" w:firstLineChars="0" w:firstLine="0"/>
+      </w:pPr>
+      <w:r>
+        <w:rPr>
+          <w:noProof/>
+        </w:rPr>
+        <w:drawing>
+          <wp:inline distT="0" distB="0" distL="0" distR="0" wp14:anchorId="1ED5486D" wp14:editId="7748386A">
+            <wp:extent cx="3035456" cy="800141"/>
+            <wp:effectExtent l="0" t="0" r="0" b="0"/>
+            <wp:docPr id="1240726214" name="图片 1"/>
+            <wp:cNvGraphicFramePr>
+              <a:graphicFrameLocks xmlns:a="http://schemas.openxmlformats.org/drawingml/2006/main" noChangeAspect="1"/>
+            </wp:cNvGraphicFramePr>
+            <a:graphic xmlns:a="http://schemas.openxmlformats.org/drawingml/2006/main">
+              <a:graphicData uri="http://schemas.openxmlformats.org/drawingml/2006/picture">
+                <pic:pic xmlns:pic="http://schemas.openxmlformats.org/drawingml/2006/picture">
+                  <pic:nvPicPr>
+                    <pic:cNvPr id="1240726214" name=""/>
+                    <pic:cNvPicPr/>
+                  </pic:nvPicPr>
+                  <pic:blipFill>
+                    <a:blip r:embed="rId34"/>
+                    <a:stretch>
+                      <a:fillRect/>
+                    </a:stretch>
+                  </pic:blipFill>
+                  <pic:spPr>
+                    <a:xfrm>
+                      <a:off x="0" y="0"/>
+                      <a:ext cx="3035456" cy="800141"/>
+                    </a:xfrm>
+                    <a:prstGeom prst="rect">
+                      <a:avLst/>
+                    </a:prstGeom>
+                  </pic:spPr>
+                </pic:pic>
+              </a:graphicData>
+            </a:graphic>
+          </wp:inline>
+        </w:drawing>
+      </w:r>
+    </w:p>
+    <w:p>
+      <w:pPr>
+        <w:pStyle w:val="a3"/>
+        <w:ind w:left="360" w:firstLineChars="0" w:firstLine="0"/>
+      </w:pPr>
+      <w:r>
+        <w:rPr>
+          <w:rFonts w:hint="eastAsia"/>
+        </w:rPr>
+        <w:t>右键，</w:t>
+      </w:r>
+      <w:r>
+        <w:rPr>
+          <w:rFonts w:hint="eastAsia"/>
+        </w:rPr>
+        <w:t>编辑</w:t>
+      </w:r>
+      <w:r>
+        <w:rPr>
+          <w:rFonts w:hint="eastAsia"/>
+        </w:rPr>
+        <w:t>这里的刀-教学刀元件</w:t>
+      </w:r>
+      <w:r>
+        <w:rPr>
+          <w:rFonts w:hint="eastAsia"/>
+        </w:rPr>
+        <w:t>，可以发现</w:t>
+      </w:r>
+      <w:r>
+        <w:rPr>
+          <w:rFonts w:hint="eastAsia"/>
+        </w:rPr>
+        <w:t>左侧就可以开始编辑</w:t>
+      </w:r>
+      <w:r>
+        <w:rPr>
+          <w:rFonts w:hint="eastAsia"/>
+        </w:rPr>
+        <w:t>这把刀了。</w:t>
+      </w:r>
+    </w:p>
+    <w:p>
+      <w:pPr>
+        <w:pStyle w:val="a3"/>
+        <w:ind w:left="360" w:firstLineChars="0" w:firstLine="0"/>
+        <w:rPr>
+          <w:rFonts w:hint="eastAsia"/>
+        </w:rPr>
+      </w:pPr>
+      <w:r>
+        <w:rPr>
+          <w:noProof/>
+        </w:rPr>
+        <w:drawing>
+          <wp:inline distT="0" distB="0" distL="0" distR="0" wp14:anchorId="10A6E66F" wp14:editId="6DE2F63B">
+            <wp:extent cx="5274310" cy="1968500"/>
+            <wp:effectExtent l="0" t="0" r="2540" b="0"/>
+            <wp:docPr id="1598900533" name="图片 1"/>
+            <wp:cNvGraphicFramePr>
+              <a:graphicFrameLocks xmlns:a="http://schemas.openxmlformats.org/drawingml/2006/main" noChangeAspect="1"/>
+            </wp:cNvGraphicFramePr>
+            <a:graphic xmlns:a="http://schemas.openxmlformats.org/drawingml/2006/main">
+              <a:graphicData uri="http://schemas.openxmlformats.org/drawingml/2006/picture">
+                <pic:pic xmlns:pic="http://schemas.openxmlformats.org/drawingml/2006/picture">
+                  <pic:nvPicPr>
+                    <pic:cNvPr id="1598900533" name=""/>
+                    <pic:cNvPicPr/>
+                  </pic:nvPicPr>
+                  <pic:blipFill>
+                    <a:blip r:embed="rId35"/>
+                    <a:stretch>
+                      <a:fillRect/>
+                    </a:stretch>
+                  </pic:blipFill>
+                  <pic:spPr>
+                    <a:xfrm>
+                      <a:off x="0" y="0"/>
+                      <a:ext cx="5274310" cy="1968500"/>
+                    </a:xfrm>
+                    <a:prstGeom prst="rect">
+                      <a:avLst/>
+                    </a:prstGeom>
+                  </pic:spPr>
+                </pic:pic>
+              </a:graphicData>
+            </a:graphic>
+          </wp:inline>
+        </w:drawing>
+      </w:r>
+      <w:r>
+        <w:rPr>
+          <w:noProof/>
+        </w:rPr>
+        <w:t xml:space="preserve"> </w:t>
+      </w:r>
+    </w:p>
+    <w:p>
+      <w:pPr>
+        <w:pStyle w:val="a3"/>
+        <w:ind w:left="360" w:firstLineChars="0" w:firstLine="0"/>
+      </w:pPr>
+      <w:r>
+        <w:rPr>
+          <w:rFonts w:hint="eastAsia"/>
+        </w:rPr>
+        <w:t>这里的图层名描述的很清楚，三个刀口对应上面三个框，每个框都代表攻击时会有一次判定，框的范围就是判定范围。</w:t>
+      </w:r>
+    </w:p>
+    <w:p>
+      <w:pPr>
+        <w:pStyle w:val="a3"/>
+        <w:ind w:left="360" w:firstLineChars="0" w:firstLine="0"/>
+      </w:pPr>
+      <w:r>
+        <w:rPr>
+          <w:rFonts w:hint="eastAsia"/>
+        </w:rPr>
+        <w:t>出于数值规范，目前的刀基本都为三个刀口，三个刀口互相不重叠，覆盖整个刀的有效攻击位置。</w:t>
+      </w:r>
+    </w:p>
+    <w:p>
+      <w:pPr>
+        <w:pStyle w:val="a3"/>
+        <w:ind w:left="360" w:firstLineChars="0" w:firstLine="0"/>
+      </w:pPr>
+      <w:r>
+        <w:rPr>
+          <w:rFonts w:hint="eastAsia"/>
+        </w:rPr>
+        <w:t>第四个图层就是刀的美术素材，这里的锁代表锁定了，点击就能解锁。</w:t>
+      </w:r>
+    </w:p>
+    <w:p>
+      <w:pPr>
+        <w:pStyle w:val="a3"/>
+        <w:ind w:left="360" w:firstLineChars="0" w:firstLine="0"/>
+      </w:pPr>
+      <w:r>
+        <w:rPr>
+          <w:noProof/>
+        </w:rPr>
+        <w:drawing>
+          <wp:inline distT="0" distB="0" distL="0" distR="0" wp14:anchorId="29D5A2DD" wp14:editId="03D5C82A">
+            <wp:extent cx="1200212" cy="304816"/>
+            <wp:effectExtent l="0" t="0" r="0" b="0"/>
+            <wp:docPr id="2111765956" name="图片 1"/>
+            <wp:cNvGraphicFramePr>
+              <a:graphicFrameLocks xmlns:a="http://schemas.openxmlformats.org/drawingml/2006/main" noChangeAspect="1"/>
+            </wp:cNvGraphicFramePr>
+            <a:graphic xmlns:a="http://schemas.openxmlformats.org/drawingml/2006/main">
+              <a:graphicData uri="http://schemas.openxmlformats.org/drawingml/2006/picture">
+                <pic:pic xmlns:pic="http://schemas.openxmlformats.org/drawingml/2006/picture">
+                  <pic:nvPicPr>
+                    <pic:cNvPr id="2111765956" name=""/>
+                    <pic:cNvPicPr/>
+                  </pic:nvPicPr>
+                  <pic:blipFill>
+                    <a:blip r:embed="rId36"/>
+                    <a:stretch>
+                      <a:fillRect/>
+                    </a:stretch>
+                  </pic:blipFill>
+                  <pic:spPr>
+                    <a:xfrm>
+                      <a:off x="0" y="0"/>
+                      <a:ext cx="1200212" cy="304816"/>
+                    </a:xfrm>
+                    <a:prstGeom prst="rect">
+                      <a:avLst/>
+                    </a:prstGeom>
+                  </pic:spPr>
+                </pic:pic>
+              </a:graphicData>
+            </a:graphic>
+          </wp:inline>
+        </w:drawing>
+      </w:r>
+    </w:p>
+    <w:p>
+      <w:pPr>
+        <w:pStyle w:val="a3"/>
+        <w:ind w:left="360" w:firstLineChars="0" w:firstLine="0"/>
+      </w:pPr>
+      <w:r>
+        <w:rPr>
+          <w:rFonts w:hint="eastAsia"/>
+        </w:rPr>
+        <w:t>解锁后就能替换为你的刀的素材了，注意大小和位置要用这个刀作为参考。我推荐你右键插入一个新图层，然后再放你的素材，大小和相对位置用已有的这个刀作为对照，调整完毕后再删除原有刀的素材。</w:t>
+      </w:r>
+    </w:p>
+    <w:p>
+      <w:pPr>
+        <w:pStyle w:val="a3"/>
+        <w:ind w:left="360" w:firstLineChars="0" w:firstLine="0"/>
+      </w:pPr>
+      <w:r>
+        <w:rPr>
+          <w:rFonts w:hint="eastAsia"/>
+        </w:rPr>
+        <w:t>刀口注意不要误删了，保留这三个刀口调整位置和范围即可。左侧有任意变形工具，可以调整大小。</w:t>
+      </w:r>
+      <w:r>
+        <w:rPr>
+          <w:noProof/>
+        </w:rPr>
+        <w:drawing>
+          <wp:inline distT="0" distB="0" distL="0" distR="0" wp14:anchorId="59851886" wp14:editId="620AA3D2">
+            <wp:extent cx="1263715" cy="679485"/>
+            <wp:effectExtent l="0" t="0" r="0" b="6350"/>
+            <wp:docPr id="1675475732" name="图片 1"/>
+            <wp:cNvGraphicFramePr>
+              <a:graphicFrameLocks xmlns:a="http://schemas.openxmlformats.org/drawingml/2006/main" noChangeAspect="1"/>
+            </wp:cNvGraphicFramePr>
+            <a:graphic xmlns:a="http://schemas.openxmlformats.org/drawingml/2006/main">
+              <a:graphicData uri="http://schemas.openxmlformats.org/drawingml/2006/picture">
+                <pic:pic xmlns:pic="http://schemas.openxmlformats.org/drawingml/2006/picture">
+                  <pic:nvPicPr>
+                    <pic:cNvPr id="1675475732" name=""/>
+                    <pic:cNvPicPr/>
+                  </pic:nvPicPr>
+                  <pic:blipFill>
+                    <a:blip r:embed="rId37"/>
+                    <a:stretch>
+                      <a:fillRect/>
+                    </a:stretch>
+                  </pic:blipFill>
+                  <pic:spPr>
+                    <a:xfrm>
+                      <a:off x="0" y="0"/>
+                      <a:ext cx="1263715" cy="679485"/>
+                    </a:xfrm>
+                    <a:prstGeom prst="rect">
+                      <a:avLst/>
+                    </a:prstGeom>
+                  </pic:spPr>
+                </pic:pic>
+              </a:graphicData>
+            </a:graphic>
+          </wp:inline>
+        </w:drawing>
+      </w:r>
+    </w:p>
+    <w:p>
+      <w:pPr>
+        <w:pStyle w:val="a3"/>
+        <w:ind w:left="360" w:firstLineChars="0" w:firstLine="0"/>
+      </w:pPr>
+      <w:r>
+        <w:rPr>
+          <w:noProof/>
+        </w:rPr>
+        <w:lastRenderedPageBreak/>
+        <w:drawing>
+          <wp:inline distT="0" distB="0" distL="0" distR="0" wp14:anchorId="43DCFA50" wp14:editId="010E6E8E">
+            <wp:extent cx="5274310" cy="2331085"/>
+            <wp:effectExtent l="0" t="0" r="2540" b="0"/>
+            <wp:docPr id="453555976" name="图片 1"/>
+            <wp:cNvGraphicFramePr>
+              <a:graphicFrameLocks xmlns:a="http://schemas.openxmlformats.org/drawingml/2006/main" noChangeAspect="1"/>
+            </wp:cNvGraphicFramePr>
+            <a:graphic xmlns:a="http://schemas.openxmlformats.org/drawingml/2006/main">
+              <a:graphicData uri="http://schemas.openxmlformats.org/drawingml/2006/picture">
+                <pic:pic xmlns:pic="http://schemas.openxmlformats.org/drawingml/2006/picture">
+                  <pic:nvPicPr>
+                    <pic:cNvPr id="453555976" name=""/>
+                    <pic:cNvPicPr/>
+                  </pic:nvPicPr>
+                  <pic:blipFill>
+                    <a:blip r:embed="rId38"/>
+                    <a:stretch>
+                      <a:fillRect/>
+                    </a:stretch>
+                  </pic:blipFill>
+                  <pic:spPr>
+                    <a:xfrm>
+                      <a:off x="0" y="0"/>
+                      <a:ext cx="5274310" cy="2331085"/>
+                    </a:xfrm>
+                    <a:prstGeom prst="rect">
+                      <a:avLst/>
+                    </a:prstGeom>
+                  </pic:spPr>
+                </pic:pic>
+              </a:graphicData>
+            </a:graphic>
+          </wp:inline>
+        </w:drawing>
+      </w:r>
+    </w:p>
+    <w:p>
+      <w:pPr>
+        <w:pStyle w:val="a3"/>
+        <w:ind w:left="360" w:firstLineChars="0" w:firstLine="0"/>
+      </w:pPr>
+      <w:r>
+        <w:rPr>
+          <w:rFonts w:hint="eastAsia"/>
+        </w:rPr>
+        <w:t>这里随便改了一下，改完了可以发现右侧图标也跟着改了，因为你复制时，图标里引用的元件就是这个刀元件，所以不需要再改了。</w:t>
+      </w:r>
+    </w:p>
+    <w:p>
+      <w:pPr>
+        <w:pStyle w:val="a3"/>
+        <w:ind w:left="360" w:firstLineChars="0" w:firstLine="0"/>
+      </w:pPr>
+      <w:r>
+        <w:rPr>
+          <w:rFonts w:hint="eastAsia"/>
+        </w:rPr>
+        <w:t>如果未来你遇到了需要更改图标元件引用元件的情况，那么点进图标元件编辑，解锁下图红色箭头指的帧，然后把这个图层两帧里的元件点击右键交换元件，就能换成其他元件了</w:t>
+      </w:r>
+      <w:r>
+        <w:rPr>
+          <w:rFonts w:hint="eastAsia"/>
+        </w:rPr>
+        <w:t>：</w:t>
+      </w:r>
+    </w:p>
+    <w:p>
+      <w:pPr>
+        <w:pStyle w:val="a3"/>
+        <w:ind w:left="360" w:firstLineChars="0" w:firstLine="0"/>
+      </w:pPr>
+      <w:r>
+        <w:rPr>
+          <w:noProof/>
+        </w:rPr>
+        <w:drawing>
+          <wp:inline distT="0" distB="0" distL="0" distR="0" wp14:anchorId="4046AB60" wp14:editId="209ADF38">
+            <wp:extent cx="5274310" cy="2689225"/>
+            <wp:effectExtent l="0" t="0" r="2540" b="0"/>
+            <wp:docPr id="1621915010" name="图片 1"/>
+            <wp:cNvGraphicFramePr>
+              <a:graphicFrameLocks xmlns:a="http://schemas.openxmlformats.org/drawingml/2006/main" noChangeAspect="1"/>
+            </wp:cNvGraphicFramePr>
+            <a:graphic xmlns:a="http://schemas.openxmlformats.org/drawingml/2006/main">
+              <a:graphicData uri="http://schemas.openxmlformats.org/drawingml/2006/picture">
+                <pic:pic xmlns:pic="http://schemas.openxmlformats.org/drawingml/2006/picture">
+                  <pic:nvPicPr>
+                    <pic:cNvPr id="1621915010" name=""/>
+                    <pic:cNvPicPr/>
+                  </pic:nvPicPr>
+                  <pic:blipFill>
+                    <a:blip r:embed="rId39"/>
+                    <a:stretch>
+                      <a:fillRect/>
+                    </a:stretch>
+                  </pic:blipFill>
+                  <pic:spPr>
+                    <a:xfrm>
+                      <a:off x="0" y="0"/>
+                      <a:ext cx="5274310" cy="2689225"/>
+                    </a:xfrm>
+                    <a:prstGeom prst="rect">
+                      <a:avLst/>
+                    </a:prstGeom>
+                  </pic:spPr>
+                </pic:pic>
+              </a:graphicData>
+            </a:graphic>
+          </wp:inline>
+        </w:drawing>
+      </w:r>
+    </w:p>
+    <w:p>
+      <w:pPr>
+        <w:pStyle w:val="a3"/>
+        <w:ind w:left="360" w:firstLineChars="0" w:firstLine="0"/>
+      </w:pPr>
+      <w:r>
+        <w:rPr>
+          <w:rFonts w:hint="eastAsia"/>
+        </w:rPr>
+        <w:t>当然此处添加刀是不需要更改的。</w:t>
+      </w:r>
+    </w:p>
+    <w:p>
+      <w:pPr>
+        <w:pStyle w:val="a3"/>
+        <w:ind w:left="360" w:firstLineChars="0" w:firstLine="0"/>
+      </w:pPr>
+      <w:r>
+        <w:rPr>
+          <w:rFonts w:hint="eastAsia"/>
+        </w:rPr>
+        <w:t>到这里，你的刀的素材部分就完成了，</w:t>
+      </w:r>
+      <w:r>
+        <w:rPr>
+          <w:rFonts w:hint="eastAsia"/>
+        </w:rPr>
+        <w:t>如果是枪的话，</w:t>
+      </w:r>
+      <w:r>
+        <w:rPr>
+          <w:rFonts w:hint="eastAsia"/>
+        </w:rPr>
+        <w:t>手枪和长枪也各有一个例子</w:t>
+      </w:r>
+      <w:r>
+        <w:rPr>
+          <w:rFonts w:hint="eastAsia"/>
+        </w:rPr>
+        <w:t>，复制对应元件就行</w:t>
+      </w:r>
+      <w:r>
+        <w:rPr>
+          <w:rFonts w:hint="eastAsia"/>
+        </w:rPr>
+        <w:t>。</w:t>
+      </w:r>
+      <w:r>
+        <w:rPr>
+          <w:rFonts w:hint="eastAsia"/>
+        </w:rPr>
+        <w:t>注意一定要有一个枪口元件，类似刀口。其他的和刀差不多。</w:t>
+      </w:r>
+    </w:p>
+    <w:p>
+      <w:pPr>
+        <w:pStyle w:val="a3"/>
+        <w:ind w:left="360" w:firstLineChars="0" w:firstLine="0"/>
+        <w:rPr>
+          <w:rFonts w:hint="eastAsia"/>
+        </w:rPr>
+      </w:pPr>
+    </w:p>
+    <w:p>
+      <w:pPr>
+        <w:pStyle w:val="a3"/>
+        <w:ind w:left="360" w:firstLineChars="0" w:firstLine="0"/>
+      </w:pPr>
+      <w:r>
+        <w:rPr>
+          <w:rFonts w:hint="eastAsia"/>
+        </w:rPr>
+        <w:t>接下来</w:t>
+      </w:r>
+      <w:r>
+        <w:rPr>
+          <w:rFonts w:hint="eastAsia"/>
+        </w:rPr>
+        <w:t>是数据部分。</w:t>
+      </w:r>
+    </w:p>
+    <w:p>
+      <w:pPr>
+        <w:pStyle w:val="5"/>
+        <w:rPr>
+          <w:rFonts w:hint="eastAsia"/>
+        </w:rPr>
+      </w:pPr>
+      <w:r>
+        <w:rPr>
+          <w:rFonts w:hint="eastAsia"/>
+        </w:rPr>
+        <w:t>（</w:t>
+      </w:r>
+      <w:r>
+        <w:rPr>
+          <w:rFonts w:hint="eastAsia"/>
+        </w:rPr>
+        <w:t>2</w:t>
+      </w:r>
+      <w:r>
+        <w:rPr>
+          <w:rFonts w:hint="eastAsia"/>
+        </w:rPr>
+        <w:t>）</w:t>
+      </w:r>
+      <w:r>
+        <w:rPr>
+          <w:rFonts w:hint="eastAsia"/>
+        </w:rPr>
+        <w:t>物品数据</w:t>
+      </w:r>
+      <w:r>
+        <w:rPr>
+          <w:rFonts w:hint="eastAsia"/>
+        </w:rPr>
+        <w:t>添加</w:t>
+      </w:r>
+    </w:p>
+    <w:p>
+      <w:pPr>
+        <w:pStyle w:val="a3"/>
+        <w:ind w:left="360" w:firstLineChars="0" w:firstLine="0"/>
+      </w:pPr>
+      <w:r>
+        <w:rPr>
+          <w:rFonts w:hint="eastAsia"/>
+        </w:rPr>
+        <w:t>打开开发文件夹的data文件夹，找到item文件夹：</w:t>
+      </w:r>
+    </w:p>
+    <w:p>
+      <w:pPr>
+        <w:pStyle w:val="a3"/>
+        <w:ind w:left="360" w:firstLineChars="0" w:firstLine="0"/>
+      </w:pPr>
+      <w:r>
+        <w:rPr>
+          <w:noProof/>
+        </w:rPr>
+        <w:lastRenderedPageBreak/>
+        <w:drawing>
+          <wp:inline distT="0" distB="0" distL="0" distR="0" wp14:anchorId="52969C2F" wp14:editId="2227AD5B">
+            <wp:extent cx="4490648" cy="2590800"/>
+            <wp:effectExtent l="0" t="0" r="5715" b="0"/>
+            <wp:docPr id="2128595970" name="图片 1"/>
+            <wp:cNvGraphicFramePr>
+              <a:graphicFrameLocks xmlns:a="http://schemas.openxmlformats.org/drawingml/2006/main" noChangeAspect="1"/>
+            </wp:cNvGraphicFramePr>
+            <a:graphic xmlns:a="http://schemas.openxmlformats.org/drawingml/2006/main">
+              <a:graphicData uri="http://schemas.openxmlformats.org/drawingml/2006/picture">
+                <pic:pic xmlns:pic="http://schemas.openxmlformats.org/drawingml/2006/picture">
+                  <pic:nvPicPr>
+                    <pic:cNvPr id="2128595970" name=""/>
+                    <pic:cNvPicPr/>
+                  </pic:nvPicPr>
+                  <pic:blipFill>
+                    <a:blip r:embed="rId40"/>
+                    <a:stretch>
+                      <a:fillRect/>
+                    </a:stretch>
+                  </pic:blipFill>
+                  <pic:spPr>
+                    <a:xfrm>
+                      <a:off x="0" y="0"/>
+                      <a:ext cx="4503822" cy="2598400"/>
+                    </a:xfrm>
+                    <a:prstGeom prst="rect">
+                      <a:avLst/>
+                    </a:prstGeom>
+                  </pic:spPr>
+                </pic:pic>
+              </a:graphicData>
+            </a:graphic>
+          </wp:inline>
+        </w:drawing>
+      </w:r>
+    </w:p>
+    <w:p>
+      <w:pPr>
+        <w:pStyle w:val="a3"/>
+        <w:ind w:left="360" w:firstLineChars="0" w:firstLine="0"/>
+      </w:pPr>
+      <w:r>
+        <w:rPr>
+          <w:rFonts w:hint="eastAsia"/>
+        </w:rPr>
+        <w:t>注意这里的list.xml，这个list负责管理这个文件夹下哪些文件会被游戏调用。</w:t>
+      </w:r>
+    </w:p>
+    <w:p>
+      <w:pPr>
+        <w:pStyle w:val="a3"/>
+        <w:ind w:left="360" w:firstLineChars="0" w:firstLine="0"/>
+        <w:rPr>
+          <w:rFonts w:hint="eastAsia"/>
+        </w:rPr>
+      </w:pPr>
+      <w:r>
+        <w:rPr>
+          <w:rFonts w:hint="eastAsia"/>
+        </w:rPr>
+        <w:t>打开list文件夹，最后添加一行，要保持格式完全一致，此处取你打算给你的xml文件取的名字。这里的示例就是</w:t>
+      </w:r>
+      <w:r>
+        <w:rPr>
+          <w:rFonts w:hint="eastAsia"/>
+        </w:rPr>
+        <w:t>教学示例.xml</w:t>
+      </w:r>
+      <w:r>
+        <w:rPr>
+          <w:rFonts w:hint="eastAsia"/>
+        </w:rPr>
+        <w:t>。</w:t>
+      </w:r>
+    </w:p>
+    <w:p>
+      <w:pPr>
+        <w:pStyle w:val="a3"/>
+        <w:ind w:left="360" w:firstLineChars="0" w:firstLine="0"/>
+      </w:pPr>
+      <w:r>
+        <w:rPr>
+          <w:noProof/>
+        </w:rPr>
+        <w:drawing>
+          <wp:inline distT="0" distB="0" distL="0" distR="0" wp14:anchorId="1ACE648D" wp14:editId="5E5FAD0F">
+            <wp:extent cx="4174332" cy="939800"/>
+            <wp:effectExtent l="0" t="0" r="0" b="0"/>
+            <wp:docPr id="1628824636" name="图片 1"/>
+            <wp:cNvGraphicFramePr>
+              <a:graphicFrameLocks xmlns:a="http://schemas.openxmlformats.org/drawingml/2006/main" noChangeAspect="1"/>
+            </wp:cNvGraphicFramePr>
+            <a:graphic xmlns:a="http://schemas.openxmlformats.org/drawingml/2006/main">
+              <a:graphicData uri="http://schemas.openxmlformats.org/drawingml/2006/picture">
+                <pic:pic xmlns:pic="http://schemas.openxmlformats.org/drawingml/2006/picture">
+                  <pic:nvPicPr>
+                    <pic:cNvPr id="1628824636" name=""/>
+                    <pic:cNvPicPr/>
+                  </pic:nvPicPr>
+                  <pic:blipFill>
+                    <a:blip r:embed="rId41"/>
+                    <a:stretch>
+                      <a:fillRect/>
+                    </a:stretch>
+                  </pic:blipFill>
+                  <pic:spPr>
+                    <a:xfrm>
+                      <a:off x="0" y="0"/>
+                      <a:ext cx="4210946" cy="948043"/>
+                    </a:xfrm>
+                    <a:prstGeom prst="rect">
+                      <a:avLst/>
+                    </a:prstGeom>
+                  </pic:spPr>
+                </pic:pic>
+              </a:graphicData>
+            </a:graphic>
+          </wp:inline>
+        </w:drawing>
+      </w:r>
+    </w:p>
+    <w:p>
+      <w:pPr>
+        <w:pStyle w:val="a3"/>
+        <w:ind w:left="360" w:firstLineChars="0" w:firstLine="0"/>
+      </w:pPr>
+      <w:r>
+        <w:rPr>
+          <w:rFonts w:hint="eastAsia"/>
+        </w:rPr>
+        <w:t>然后复制一个内容少的xml（但最好至少有一个），可以查看文件大小。比如此时物品少的是这个，只有两个物品：</w:t>
+      </w:r>
+      <w:r>
+        <w:rPr>
+          <w:noProof/>
+        </w:rPr>
+        <w:drawing>
+          <wp:inline distT="0" distB="0" distL="0" distR="0" wp14:anchorId="1538E00E" wp14:editId="21431BF1">
+            <wp:extent cx="1572647" cy="330200"/>
+            <wp:effectExtent l="0" t="0" r="8890" b="0"/>
+            <wp:docPr id="1918443217" name="图片 1"/>
+            <wp:cNvGraphicFramePr>
+              <a:graphicFrameLocks xmlns:a="http://schemas.openxmlformats.org/drawingml/2006/main" noChangeAspect="1"/>
+            </wp:cNvGraphicFramePr>
+            <a:graphic xmlns:a="http://schemas.openxmlformats.org/drawingml/2006/main">
+              <a:graphicData uri="http://schemas.openxmlformats.org/drawingml/2006/picture">
+                <pic:pic xmlns:pic="http://schemas.openxmlformats.org/drawingml/2006/picture">
+                  <pic:nvPicPr>
+                    <pic:cNvPr id="1918443217" name=""/>
+                    <pic:cNvPicPr/>
+                  </pic:nvPicPr>
+                  <pic:blipFill>
+                    <a:blip r:embed="rId42"/>
+                    <a:stretch>
+                      <a:fillRect/>
+                    </a:stretch>
+                  </pic:blipFill>
+                  <pic:spPr>
+                    <a:xfrm>
+                      <a:off x="0" y="0"/>
+                      <a:ext cx="1575483" cy="330795"/>
+                    </a:xfrm>
+                    <a:prstGeom prst="rect">
+                      <a:avLst/>
+                    </a:prstGeom>
+                  </pic:spPr>
+                </pic:pic>
+              </a:graphicData>
+            </a:graphic>
+          </wp:inline>
+        </w:drawing>
+      </w:r>
+    </w:p>
+    <w:p>
+      <w:pPr>
+        <w:pStyle w:val="a3"/>
+        <w:ind w:left="360" w:firstLineChars="0" w:firstLine="0"/>
+      </w:pPr>
+      <w:r>
+        <w:rPr>
+          <w:rFonts w:hint="eastAsia"/>
+        </w:rPr>
+        <w:t>粘贴并改为你的名字，此处用教学示例：</w:t>
+      </w:r>
+    </w:p>
+    <w:p>
+      <w:pPr>
+        <w:pStyle w:val="a3"/>
+        <w:ind w:left="360" w:firstLineChars="0" w:firstLine="0"/>
+      </w:pPr>
+      <w:r>
+        <w:rPr>
+          <w:noProof/>
+        </w:rPr>
+        <w:drawing>
+          <wp:inline distT="0" distB="0" distL="0" distR="0" wp14:anchorId="371C7D9B" wp14:editId="7CF254E2">
+            <wp:extent cx="5003800" cy="3415789"/>
+            <wp:effectExtent l="0" t="0" r="6350" b="0"/>
+            <wp:docPr id="1908957061" name="图片 1"/>
+            <wp:cNvGraphicFramePr>
+              <a:graphicFrameLocks xmlns:a="http://schemas.openxmlformats.org/drawingml/2006/main" noChangeAspect="1"/>
+            </wp:cNvGraphicFramePr>
+            <a:graphic xmlns:a="http://schemas.openxmlformats.org/drawingml/2006/main">
+              <a:graphicData uri="http://schemas.openxmlformats.org/drawingml/2006/picture">
+                <pic:pic xmlns:pic="http://schemas.openxmlformats.org/drawingml/2006/picture">
+                  <pic:nvPicPr>
+                    <pic:cNvPr id="1908957061" name=""/>
+                    <pic:cNvPicPr/>
+                  </pic:nvPicPr>
+                  <pic:blipFill>
+                    <a:blip r:embed="rId43"/>
+                    <a:stretch>
+                      <a:fillRect/>
+                    </a:stretch>
+                  </pic:blipFill>
+                  <pic:spPr>
+                    <a:xfrm>
+                      <a:off x="0" y="0"/>
+                      <a:ext cx="5010896" cy="3420633"/>
+                    </a:xfrm>
+                    <a:prstGeom prst="rect">
+                      <a:avLst/>
+                    </a:prstGeom>
+                  </pic:spPr>
+                </pic:pic>
+              </a:graphicData>
+            </a:graphic>
+          </wp:inline>
+        </w:drawing>
+      </w:r>
+    </w:p>
+    <w:p>
+      <w:pPr>
+        <w:pStyle w:val="a3"/>
+        <w:ind w:left="360" w:firstLineChars="0" w:firstLine="0"/>
+      </w:pPr>
+      <w:r>
+        <w:rPr>
+          <w:rFonts w:hint="eastAsia"/>
+        </w:rPr>
+        <w:lastRenderedPageBreak/>
+        <w:t>Xml格式在上文教过，再次强调它的格式要求是非常严格的，而且要一一对应。</w:t>
+      </w:r>
+    </w:p>
+    <w:p>
+      <w:pPr>
+        <w:pStyle w:val="a3"/>
+        <w:ind w:left="360" w:firstLineChars="0" w:firstLine="0"/>
+      </w:pPr>
+      <w:r>
+        <w:rPr>
+          <w:rFonts w:hint="eastAsia"/>
+        </w:rPr>
+        <w:t>这里的每个item标签内就是一个物品，上图红蓝箭头之间的部分，其中红色箭头指的那个按钮是notepad3自带的功能，点击可以直接把这个标签内的东西收缩起来。</w:t>
+      </w:r>
+    </w:p>
+    <w:p>
+      <w:pPr>
+        <w:pStyle w:val="a3"/>
+        <w:ind w:left="360" w:firstLineChars="0" w:firstLine="0"/>
+      </w:pPr>
+      <w:r>
+        <w:rPr>
+          <w:rFonts w:hint="eastAsia"/>
+        </w:rPr>
+        <w:t>这里把两个物品都收缩了：</w:t>
+      </w:r>
+      <w:r>
+        <w:rPr>
+          <w:noProof/>
+        </w:rPr>
+        <w:drawing>
+          <wp:inline distT="0" distB="0" distL="0" distR="0" wp14:anchorId="19345D9C" wp14:editId="08F7E060">
+            <wp:extent cx="2330570" cy="1060505"/>
+            <wp:effectExtent l="0" t="0" r="0" b="6350"/>
+            <wp:docPr id="2090130266" name="图片 1"/>
+            <wp:cNvGraphicFramePr>
+              <a:graphicFrameLocks xmlns:a="http://schemas.openxmlformats.org/drawingml/2006/main" noChangeAspect="1"/>
+            </wp:cNvGraphicFramePr>
+            <a:graphic xmlns:a="http://schemas.openxmlformats.org/drawingml/2006/main">
+              <a:graphicData uri="http://schemas.openxmlformats.org/drawingml/2006/picture">
+                <pic:pic xmlns:pic="http://schemas.openxmlformats.org/drawingml/2006/picture">
+                  <pic:nvPicPr>
+                    <pic:cNvPr id="2090130266" name=""/>
+                    <pic:cNvPicPr/>
+                  </pic:nvPicPr>
+                  <pic:blipFill>
+                    <a:blip r:embed="rId44"/>
+                    <a:stretch>
+                      <a:fillRect/>
+                    </a:stretch>
+                  </pic:blipFill>
+                  <pic:spPr>
+                    <a:xfrm>
+                      <a:off x="0" y="0"/>
+                      <a:ext cx="2330570" cy="1060505"/>
+                    </a:xfrm>
+                    <a:prstGeom prst="rect">
+                      <a:avLst/>
+                    </a:prstGeom>
+                  </pic:spPr>
+                </pic:pic>
+              </a:graphicData>
+            </a:graphic>
+          </wp:inline>
+        </w:drawing>
+      </w:r>
+    </w:p>
+    <w:p>
+      <w:pPr>
+        <w:pStyle w:val="a3"/>
+        <w:ind w:left="360" w:firstLineChars="0" w:firstLine="0"/>
+      </w:pPr>
+      <w:r>
+        <w:rPr>
+          <w:rFonts w:hint="eastAsia"/>
+        </w:rPr>
+        <w:t>如果你用的不是notepad3也没事，只需要注意只保留第一个</w:t>
+      </w:r>
+      <w:r>
+        <w:rPr>
+          <w:rFonts w:hint="eastAsia"/>
+        </w:rPr>
+        <w:t>&lt;item&gt;</w:t>
+      </w:r>
+      <w:r>
+        <w:rPr>
+          <w:rFonts w:hint="eastAsia"/>
+        </w:rPr>
+        <w:t xml:space="preserve"> </w:t>
+      </w:r>
+      <w:r>
+        <w:rPr>
+          <w:rFonts w:hint="eastAsia"/>
+        </w:rPr>
+        <w:t>&lt;/item&gt;</w:t>
+      </w:r>
+      <w:r>
+        <w:rPr>
+          <w:rFonts w:hint="eastAsia"/>
+        </w:rPr>
+        <w:t>之间的内容，其他的</w:t>
+      </w:r>
+      <w:r>
+        <w:rPr>
+          <w:rFonts w:hint="eastAsia"/>
+        </w:rPr>
+        <w:t>&lt;item&gt; &lt;/item&gt;</w:t>
+      </w:r>
+      <w:r>
+        <w:rPr>
+          <w:rFonts w:hint="eastAsia"/>
+        </w:rPr>
+        <w:t>都整个删掉，注意不要多删。</w:t>
+      </w:r>
+    </w:p>
+    <w:p>
+      <w:pPr>
+        <w:pStyle w:val="a3"/>
+        <w:ind w:left="360" w:firstLineChars="0" w:firstLine="0"/>
+      </w:pPr>
+      <w:r>
+        <w:rPr>
+          <w:rFonts w:hint="eastAsia"/>
+        </w:rPr>
+        <w:t>删完之后应该只有下图这些内容，</w:t>
+      </w:r>
+      <w:r>
+        <w:rPr>
+          <w:rFonts w:hint="eastAsia"/>
+        </w:rPr>
+        <w:t>&lt;root&gt;&lt;/root&gt;</w:t>
+      </w:r>
+      <w:r>
+        <w:rPr>
+          <w:rFonts w:hint="eastAsia"/>
+        </w:rPr>
+        <w:t>是最外层，其中有一个</w:t>
+      </w:r>
+      <w:r>
+        <w:rPr>
+          <w:rFonts w:hint="eastAsia"/>
+        </w:rPr>
+        <w:t>&lt;item&gt; &lt;/item&gt;</w:t>
+      </w:r>
+      <w:r>
+        <w:rPr>
+          <w:rFonts w:hint="eastAsia"/>
+        </w:rPr>
+        <w:t>。</w:t>
+      </w:r>
+    </w:p>
+    <w:p>
+      <w:pPr>
+        <w:pStyle w:val="a3"/>
+        <w:ind w:left="360" w:firstLineChars="0" w:firstLine="0"/>
+        <w:rPr>
+          <w:rFonts w:hint="eastAsia"/>
+        </w:rPr>
+      </w:pPr>
+      <w:r>
+        <w:rPr>
+          <w:rFonts w:hint="eastAsia"/>
+        </w:rPr>
+        <w:t>此时更改这里的</w:t>
+      </w:r>
+      <w:r>
+        <w:rPr>
+          <w:rFonts w:hint="eastAsia"/>
+        </w:rPr>
+        <w:t>&lt;item&gt; &lt;/item&gt;</w:t>
+      </w:r>
+      <w:r>
+        <w:rPr>
+          <w:rFonts w:hint="eastAsia"/>
+        </w:rPr>
+        <w:t>中间的数据就行，如果你要新增新的物品，则复制</w:t>
+      </w:r>
+      <w:r>
+        <w:rPr>
+          <w:rFonts w:hint="eastAsia"/>
+        </w:rPr>
+        <w:t>&lt;item&gt; &lt;/item&gt;</w:t>
+      </w:r>
+      <w:r>
+        <w:rPr>
+          <w:rFonts w:hint="eastAsia"/>
+        </w:rPr>
+        <w:t>之间的部分，再粘贴然后再修改就行。</w:t>
+      </w:r>
+    </w:p>
+    <w:p>
+      <w:pPr>
+        <w:pStyle w:val="a3"/>
+        <w:ind w:left="360" w:firstLineChars="0" w:firstLine="0"/>
+        <w:rPr>
+          <w:rFonts w:hint="eastAsia"/>
+        </w:rPr>
+      </w:pPr>
+      <w:r>
+        <w:rPr>
+          <w:noProof/>
+        </w:rPr>
+        <w:drawing>
+          <wp:inline distT="0" distB="0" distL="0" distR="0" wp14:anchorId="77C701AF" wp14:editId="61BF9A05">
+            <wp:extent cx="4070350" cy="3810885"/>
+            <wp:effectExtent l="0" t="0" r="6350" b="0"/>
+            <wp:docPr id="78159483" name="图片 1"/>
+            <wp:cNvGraphicFramePr>
+              <a:graphicFrameLocks xmlns:a="http://schemas.openxmlformats.org/drawingml/2006/main" noChangeAspect="1"/>
+            </wp:cNvGraphicFramePr>
+            <a:graphic xmlns:a="http://schemas.openxmlformats.org/drawingml/2006/main">
+              <a:graphicData uri="http://schemas.openxmlformats.org/drawingml/2006/picture">
+                <pic:pic xmlns:pic="http://schemas.openxmlformats.org/drawingml/2006/picture">
+                  <pic:nvPicPr>
+                    <pic:cNvPr id="78159483" name=""/>
+                    <pic:cNvPicPr/>
+                  </pic:nvPicPr>
+                  <pic:blipFill>
+                    <a:blip r:embed="rId45"/>
+                    <a:stretch>
+                      <a:fillRect/>
+                    </a:stretch>
+                  </pic:blipFill>
+                  <pic:spPr>
+                    <a:xfrm>
+                      <a:off x="0" y="0"/>
+                      <a:ext cx="4084810" cy="3824423"/>
+                    </a:xfrm>
+                    <a:prstGeom prst="rect">
+                      <a:avLst/>
+                    </a:prstGeom>
+                  </pic:spPr>
+                </pic:pic>
+              </a:graphicData>
+            </a:graphic>
+          </wp:inline>
+        </w:drawing>
+      </w:r>
+    </w:p>
+    <w:p>
+      <w:pPr>
+        <w:pStyle w:val="a3"/>
+        <w:ind w:left="360" w:firstLineChars="0" w:firstLine="0"/>
+      </w:pPr>
+      <w:r>
+        <w:rPr>
+          <w:rFonts w:hint="eastAsia"/>
+        </w:rPr>
+        <w:t>不过先别急着填数据，</w:t>
+      </w:r>
+      <w:r>
+        <w:rPr>
+          <w:rFonts w:hint="eastAsia"/>
+        </w:rPr>
+        <w:t>打开这个文件：</w:t>
+      </w:r>
+    </w:p>
+    <w:p>
+      <w:pPr>
+        <w:pStyle w:val="a3"/>
+        <w:ind w:left="360" w:firstLineChars="0" w:firstLine="0"/>
+      </w:pPr>
+      <w:r>
+        <w:rPr>
+          <w:rFonts w:hint="eastAsia"/>
+        </w:rPr>
+        <w:t>0.添加物品时请规避以下序号并添加你的使用范围.txt</w:t>
+      </w:r>
+    </w:p>
+    <w:p>
+      <w:pPr>
+        <w:pStyle w:val="a3"/>
+        <w:ind w:left="360" w:firstLineChars="0" w:firstLine="0"/>
+      </w:pPr>
+      <w:r>
+        <w:rPr>
+          <w:noProof/>
+        </w:rPr>
+        <w:drawing>
+          <wp:inline distT="0" distB="0" distL="0" distR="0" wp14:anchorId="07ADD1C2" wp14:editId="3254C22A">
+            <wp:extent cx="3079908" cy="317516"/>
+            <wp:effectExtent l="0" t="0" r="6350" b="6350"/>
+            <wp:docPr id="1310576384" name="图片 1"/>
+            <wp:cNvGraphicFramePr>
+              <a:graphicFrameLocks xmlns:a="http://schemas.openxmlformats.org/drawingml/2006/main" noChangeAspect="1"/>
+            </wp:cNvGraphicFramePr>
+            <a:graphic xmlns:a="http://schemas.openxmlformats.org/drawingml/2006/main">
+              <a:graphicData uri="http://schemas.openxmlformats.org/drawingml/2006/picture">
+                <pic:pic xmlns:pic="http://schemas.openxmlformats.org/drawingml/2006/picture">
+                  <pic:nvPicPr>
+                    <pic:cNvPr id="1310576384" name=""/>
+                    <pic:cNvPicPr/>
+                  </pic:nvPicPr>
+                  <pic:blipFill>
+                    <a:blip r:embed="rId46"/>
+                    <a:stretch>
+                      <a:fillRect/>
+                    </a:stretch>
+                  </pic:blipFill>
+                  <pic:spPr>
+                    <a:xfrm>
+                      <a:off x="0" y="0"/>
+                      <a:ext cx="3079908" cy="317516"/>
+                    </a:xfrm>
+                    <a:prstGeom prst="rect">
+                      <a:avLst/>
+                    </a:prstGeom>
+                  </pic:spPr>
+                </pic:pic>
+              </a:graphicData>
+            </a:graphic>
+          </wp:inline>
+        </w:drawing>
+      </w:r>
+    </w:p>
+    <w:p>
+      <w:pPr>
+        <w:pStyle w:val="a3"/>
+        <w:ind w:left="360" w:firstLineChars="0" w:firstLine="0"/>
+      </w:pPr>
+      <w:r>
+        <w:rPr>
+          <w:noProof/>
+        </w:rPr>
+        <w:lastRenderedPageBreak/>
+        <w:drawing>
+          <wp:inline distT="0" distB="0" distL="0" distR="0" wp14:anchorId="504CCB22" wp14:editId="2289469D">
+            <wp:extent cx="5274310" cy="2101850"/>
+            <wp:effectExtent l="0" t="0" r="2540" b="0"/>
+            <wp:docPr id="1260436198" name="图片 1"/>
+            <wp:cNvGraphicFramePr>
+              <a:graphicFrameLocks xmlns:a="http://schemas.openxmlformats.org/drawingml/2006/main" noChangeAspect="1"/>
+            </wp:cNvGraphicFramePr>
+            <a:graphic xmlns:a="http://schemas.openxmlformats.org/drawingml/2006/main">
+              <a:graphicData uri="http://schemas.openxmlformats.org/drawingml/2006/picture">
+                <pic:pic xmlns:pic="http://schemas.openxmlformats.org/drawingml/2006/picture">
+                  <pic:nvPicPr>
+                    <pic:cNvPr id="1260436198" name=""/>
+                    <pic:cNvPicPr/>
+                  </pic:nvPicPr>
+                  <pic:blipFill>
+                    <a:blip r:embed="rId47"/>
+                    <a:stretch>
+                      <a:fillRect/>
+                    </a:stretch>
+                  </pic:blipFill>
+                  <pic:spPr>
+                    <a:xfrm>
+                      <a:off x="0" y="0"/>
+                      <a:ext cx="5274310" cy="2101850"/>
+                    </a:xfrm>
+                    <a:prstGeom prst="rect">
+                      <a:avLst/>
+                    </a:prstGeom>
+                  </pic:spPr>
+                </pic:pic>
+              </a:graphicData>
+            </a:graphic>
+          </wp:inline>
+        </w:drawing>
+      </w:r>
+    </w:p>
+    <w:p>
+      <w:pPr>
+        <w:pStyle w:val="a3"/>
+        <w:ind w:left="360" w:firstLineChars="0" w:firstLine="0"/>
+      </w:pPr>
+      <w:r>
+        <w:rPr>
+          <w:rFonts w:hint="eastAsia"/>
+        </w:rPr>
+        <w:t>这里负责记录物品id，因为物品id不能重复。其中已经覆盖的范围的id你不能再使用，随便找个空缺，加上你的名字，并选择一段范围，注意和其他人的首尾也不能重复（比如你不能</w:t>
+      </w:r>
+      <w:r>
+        <w:rPr>
+          <w:rFonts w:hint="eastAsia"/>
+        </w:rPr>
+        <w:t>再</w:t>
+      </w:r>
+      <w:r>
+        <w:rPr>
+          <w:rFonts w:hint="eastAsia"/>
+        </w:rPr>
+        <w:t>选择1800，</w:t>
+      </w:r>
+      <w:r>
+        <w:rPr>
+          <w:rFonts w:hint="eastAsia"/>
+        </w:rPr>
+        <w:t>因为飞龙的物品已经占用了，</w:t>
+      </w:r>
+      <w:r>
+        <w:rPr>
+          <w:rFonts w:hint="eastAsia"/>
+        </w:rPr>
+        <w:t>只能是1801-xxxx）</w:t>
+      </w:r>
+    </w:p>
+    <w:p>
+      <w:pPr>
+        <w:pStyle w:val="a3"/>
+        <w:ind w:left="360" w:firstLineChars="0" w:firstLine="0"/>
+      </w:pPr>
+      <w:r>
+        <w:rPr>
+          <w:rFonts w:hint="eastAsia"/>
+        </w:rPr>
+        <w:t>然后就可以编辑你的xml了，改成你的物品数据，id用你刚才填的范围内的id：</w:t>
+      </w:r>
+    </w:p>
+    <w:p>
+      <w:pPr>
+        <w:pStyle w:val="a3"/>
+        <w:ind w:left="360" w:firstLineChars="0" w:firstLine="0"/>
+      </w:pPr>
+      <w:r>
+        <w:rPr>
+          <w:noProof/>
+        </w:rPr>
+        <w:drawing>
+          <wp:inline distT="0" distB="0" distL="0" distR="0" wp14:anchorId="415B646B" wp14:editId="1B67F00F">
+            <wp:extent cx="5274310" cy="3361055"/>
+            <wp:effectExtent l="0" t="0" r="2540" b="0"/>
+            <wp:docPr id="972465274" name="图片 1"/>
+            <wp:cNvGraphicFramePr>
+              <a:graphicFrameLocks xmlns:a="http://schemas.openxmlformats.org/drawingml/2006/main" noChangeAspect="1"/>
+            </wp:cNvGraphicFramePr>
+            <a:graphic xmlns:a="http://schemas.openxmlformats.org/drawingml/2006/main">
+              <a:graphicData uri="http://schemas.openxmlformats.org/drawingml/2006/picture">
+                <pic:pic xmlns:pic="http://schemas.openxmlformats.org/drawingml/2006/picture">
+                  <pic:nvPicPr>
+                    <pic:cNvPr id="972465274" name=""/>
+                    <pic:cNvPicPr/>
+                  </pic:nvPicPr>
+                  <pic:blipFill>
+                    <a:blip r:embed="rId48"/>
+                    <a:stretch>
+                      <a:fillRect/>
+                    </a:stretch>
+                  </pic:blipFill>
+                  <pic:spPr>
+                    <a:xfrm>
+                      <a:off x="0" y="0"/>
+                      <a:ext cx="5274310" cy="3361055"/>
+                    </a:xfrm>
+                    <a:prstGeom prst="rect">
+                      <a:avLst/>
+                    </a:prstGeom>
+                  </pic:spPr>
+                </pic:pic>
+              </a:graphicData>
+            </a:graphic>
+          </wp:inline>
+        </w:drawing>
+      </w:r>
+    </w:p>
+    <w:p>
+      <w:pPr>
+        <w:pStyle w:val="a3"/>
+        <w:ind w:left="360" w:firstLineChars="0" w:firstLine="0"/>
+      </w:pPr>
+      <w:r>
+        <w:rPr>
+          <w:rFonts w:hint="eastAsia"/>
+        </w:rPr>
+        <w:t>注意你自己的物品的id也别重复了。</w:t>
+      </w:r>
+    </w:p>
+    <w:p>
+      <w:pPr>
+        <w:pStyle w:val="a3"/>
+        <w:ind w:left="360" w:firstLineChars="0" w:firstLine="0"/>
+        <w:rPr>
+          <w:rFonts w:hint="eastAsia"/>
+        </w:rPr>
+      </w:pPr>
+      <w:r>
+        <w:rPr>
+          <w:rFonts w:hint="eastAsia"/>
+        </w:rPr>
+        <w:t>这里红色箭头指的name icon dress-up的三个内容要和你fla文件里的as链接对应：</w:t>
+      </w:r>
+    </w:p>
+    <w:p>
+      <w:pPr>
+        <w:pStyle w:val="a3"/>
+        <w:ind w:left="360" w:firstLineChars="0" w:firstLine="0"/>
+      </w:pPr>
+      <w:r>
+        <w:rPr>
+          <w:noProof/>
+        </w:rPr>
+        <w:drawing>
+          <wp:inline distT="0" distB="0" distL="0" distR="0" wp14:anchorId="6808FD68" wp14:editId="3BEE7A0A">
+            <wp:extent cx="2108308" cy="425472"/>
+            <wp:effectExtent l="0" t="0" r="6350" b="0"/>
+            <wp:docPr id="1508933399" name="图片 1"/>
+            <wp:cNvGraphicFramePr>
+              <a:graphicFrameLocks xmlns:a="http://schemas.openxmlformats.org/drawingml/2006/main" noChangeAspect="1"/>
+            </wp:cNvGraphicFramePr>
+            <a:graphic xmlns:a="http://schemas.openxmlformats.org/drawingml/2006/main">
+              <a:graphicData uri="http://schemas.openxmlformats.org/drawingml/2006/picture">
+                <pic:pic xmlns:pic="http://schemas.openxmlformats.org/drawingml/2006/picture">
+                  <pic:nvPicPr>
+                    <pic:cNvPr id="1508933399" name=""/>
+                    <pic:cNvPicPr/>
+                  </pic:nvPicPr>
+                  <pic:blipFill>
+                    <a:blip r:embed="rId49"/>
+                    <a:stretch>
+                      <a:fillRect/>
+                    </a:stretch>
+                  </pic:blipFill>
+                  <pic:spPr>
+                    <a:xfrm>
+                      <a:off x="0" y="0"/>
+                      <a:ext cx="2108308" cy="425472"/>
+                    </a:xfrm>
+                    <a:prstGeom prst="rect">
+                      <a:avLst/>
+                    </a:prstGeom>
+                  </pic:spPr>
+                </pic:pic>
+              </a:graphicData>
+            </a:graphic>
+          </wp:inline>
+        </w:drawing>
+      </w:r>
+    </w:p>
+    <w:p>
+      <w:pPr>
+        <w:pStyle w:val="a3"/>
+        <w:ind w:left="360" w:firstLineChars="0" w:firstLine="0"/>
+      </w:pPr>
+      <w:r>
+        <w:rPr>
+          <w:rFonts w:hint="eastAsia"/>
+        </w:rPr>
+        <w:t>注意dress-up要加上</w:t>
+      </w:r>
+      <w:r>
+        <w:t>”</w:t>
+      </w:r>
+      <w:r>
+        <w:rPr>
+          <w:rFonts w:hint="eastAsia"/>
+        </w:rPr>
+        <w:t>刀-</w:t>
+      </w:r>
+      <w:r>
+        <w:t>“</w:t>
+      </w:r>
+      <w:r>
+        <w:rPr>
+          <w:rFonts w:hint="eastAsia"/>
+        </w:rPr>
+        <w:t>的前缀，而另外两个不用。Icon对应的是</w:t>
+      </w:r>
+      <w:r>
+        <w:t>”</w:t>
+      </w:r>
+      <w:r>
+        <w:rPr>
+          <w:rFonts w:hint="eastAsia"/>
+        </w:rPr>
+        <w:t>图标-</w:t>
+      </w:r>
+      <w:r>
+        <w:t>“</w:t>
+      </w:r>
+      <w:r>
+        <w:rPr>
+          <w:rFonts w:hint="eastAsia"/>
+        </w:rPr>
+        <w:t>后面的内容。</w:t>
+      </w:r>
+    </w:p>
+    <w:p>
+      <w:pPr>
+        <w:pStyle w:val="a3"/>
+        <w:ind w:left="360" w:firstLineChars="0" w:firstLine="0"/>
+      </w:pPr>
+      <w:r>
+        <w:rPr>
+          <w:rFonts w:hint="eastAsia"/>
+        </w:rPr>
+        <w:t>圈起来的type和use是固定内容的，不能乱填，比如刀对应的就是武器和刀，其他</w:t>
+      </w:r>
+      <w:r>
+        <w:rPr>
+          <w:rFonts w:hint="eastAsia"/>
+        </w:rPr>
+        <w:t>类型</w:t>
+      </w:r>
+      <w:r>
+        <w:rPr>
+          <w:rFonts w:hint="eastAsia"/>
+        </w:rPr>
+        <w:t>物品请自行参考同类物品。</w:t>
+      </w:r>
+    </w:p>
+    <w:p>
+      <w:pPr>
+        <w:pStyle w:val="a3"/>
+        <w:ind w:left="360" w:firstLineChars="0" w:firstLine="0"/>
+      </w:pPr>
+      <w:r>
+        <w:rPr>
+          <w:rFonts w:hint="eastAsia"/>
+        </w:rPr>
+        <w:t>剩下的是自己可以改的部分，保持数据类型一样就行，原本是数字的填数字。Displayname是游戏里显示的名称，只负责</w:t>
+      </w:r>
+      <w:r>
+        <w:rPr>
+          <w:rFonts w:hint="eastAsia"/>
+        </w:rPr>
+        <w:t>最终的</w:t>
+      </w:r>
+      <w:r>
+        <w:rPr>
+          <w:rFonts w:hint="eastAsia"/>
+        </w:rPr>
+        <w:t>显示，不负责引用，可以和name不一样。但所有你定位这个物品用的都是name里填的名称。</w:t>
+      </w:r>
+      <w:r>
+        <w:rPr>
+          <w:rFonts w:hint="eastAsia"/>
+        </w:rPr>
+        <w:t>其他的</w:t>
+      </w:r>
+      <w:r>
+        <w:rPr>
+          <w:rFonts w:hint="eastAsia"/>
+        </w:rPr>
+        <w:t>属性</w:t>
+      </w:r>
+      <w:r>
+        <w:rPr>
+          <w:rFonts w:hint="eastAsia"/>
+        </w:rPr>
+        <w:t>如果英文不好可以百度。</w:t>
+      </w:r>
+    </w:p>
+    <w:p>
+      <w:pPr>
+        <w:pStyle w:val="a3"/>
+        <w:ind w:left="360" w:firstLineChars="0" w:firstLine="0"/>
+      </w:pPr>
+      <w:r>
+        <w:rPr>
+          <w:rFonts w:hint="eastAsia"/>
+        </w:rPr>
+        <w:lastRenderedPageBreak/>
+        <w:t>以上数据部分就结束了。</w:t>
+      </w:r>
+    </w:p>
+    <w:p>
+      <w:pPr>
+        <w:pStyle w:val="a3"/>
+        <w:ind w:left="360" w:firstLineChars="0" w:firstLine="0"/>
+        <w:rPr>
+          <w:rFonts w:hint="eastAsia"/>
+        </w:rPr>
+      </w:pPr>
+      <w:r>
+        <w:rPr>
+          <w:rFonts w:hint="eastAsia"/>
+        </w:rPr>
+        <w:t>上面所有更改的文件都要复制到游戏目录里才能看效果，不过此时还没讲到引用部分，所以你的swf应该还无法读取，接下来将讲解如何引用。</w:t>
       </w:r>
     </w:p>
     <w:sectPr>
@@ -4898,6 +7471,95 @@
       </w:pPr>
     </w:lvl>
   </w:abstractNum>
+  <w:abstractNum w:abstractNumId="3" w15:restartNumberingAfterBreak="0">
+    <w:nsid w:val="66022544"/>
+    <w:multiLevelType w:val="hybridMultilevel"/>
+    <w:tmpl w:val="0EB6B88A"/>
+    <w:lvl w:ilvl="0" w:tplc="9D8475FE">
+      <w:start w:val="1"/>
+      <w:numFmt w:val="decimal"/>
+      <w:lvlText w:val="%1."/>
+      <w:lvlJc w:val="left"/>
+      <w:pPr>
+        <w:ind w:left="360" w:hanging="360"/>
+      </w:pPr>
+      <w:rPr>
+        <w:rFonts w:hint="default"/>
+      </w:rPr>
+    </w:lvl>
+    <w:lvl w:ilvl="1" w:tplc="04090019" w:tentative="1">
+      <w:start w:val="1"/>
+      <w:numFmt w:val="lowerLetter"/>
+      <w:lvlText w:val="%2)"/>
+      <w:lvlJc w:val="left"/>
+      <w:pPr>
+        <w:ind w:left="880" w:hanging="440"/>
+      </w:pPr>
+    </w:lvl>
+    <w:lvl w:ilvl="2" w:tplc="0409001B" w:tentative="1">
+      <w:start w:val="1"/>
+      <w:numFmt w:val="lowerRoman"/>
+      <w:lvlText w:val="%3."/>
+      <w:lvlJc w:val="right"/>
+      <w:pPr>
+        <w:ind w:left="1320" w:hanging="440"/>
+      </w:pPr>
+    </w:lvl>
+    <w:lvl w:ilvl="3" w:tplc="0409000F" w:tentative="1">
+      <w:start w:val="1"/>
+      <w:numFmt w:val="decimal"/>
+      <w:lvlText w:val="%4."/>
+      <w:lvlJc w:val="left"/>
+      <w:pPr>
+        <w:ind w:left="1760" w:hanging="440"/>
+      </w:pPr>
+    </w:lvl>
+    <w:lvl w:ilvl="4" w:tplc="04090019" w:tentative="1">
+      <w:start w:val="1"/>
+      <w:numFmt w:val="lowerLetter"/>
+      <w:lvlText w:val="%5)"/>
+      <w:lvlJc w:val="left"/>
+      <w:pPr>
+        <w:ind w:left="2200" w:hanging="440"/>
+      </w:pPr>
+    </w:lvl>
+    <w:lvl w:ilvl="5" w:tplc="0409001B" w:tentative="1">
+      <w:start w:val="1"/>
+      <w:numFmt w:val="lowerRoman"/>
+      <w:lvlText w:val="%6."/>
+      <w:lvlJc w:val="right"/>
+      <w:pPr>
+        <w:ind w:left="2640" w:hanging="440"/>
+      </w:pPr>
+    </w:lvl>
+    <w:lvl w:ilvl="6" w:tplc="0409000F" w:tentative="1">
+      <w:start w:val="1"/>
+      <w:numFmt w:val="decimal"/>
+      <w:lvlText w:val="%7."/>
+      <w:lvlJc w:val="left"/>
+      <w:pPr>
+        <w:ind w:left="3080" w:hanging="440"/>
+      </w:pPr>
+    </w:lvl>
+    <w:lvl w:ilvl="7" w:tplc="04090019" w:tentative="1">
+      <w:start w:val="1"/>
+      <w:numFmt w:val="lowerLetter"/>
+      <w:lvlText w:val="%8)"/>
+      <w:lvlJc w:val="left"/>
+      <w:pPr>
+        <w:ind w:left="3520" w:hanging="440"/>
+      </w:pPr>
+    </w:lvl>
+    <w:lvl w:ilvl="8" w:tplc="0409001B" w:tentative="1">
+      <w:start w:val="1"/>
+      <w:numFmt w:val="lowerRoman"/>
+      <w:lvlText w:val="%9."/>
+      <w:lvlJc w:val="right"/>
+      <w:pPr>
+        <w:ind w:left="3960" w:hanging="440"/>
+      </w:pPr>
+    </w:lvl>
+  </w:abstractNum>
   <w:num w:numId="1" w16cid:durableId="1424186472">
     <w:abstractNumId w:val="1"/>
   </w:num>
@@ -4906,6 +7568,9 @@
   </w:num>
   <w:num w:numId="3" w16cid:durableId="729230762">
     <w:abstractNumId w:val="0"/>
+  </w:num>
+  <w:num w:numId="4" w16cid:durableId="751463072">
+    <w:abstractNumId w:val="3"/>
   </w:num>
 </w:numbering>
 </file>
@@ -5426,6 +8091,7 @@
   <w:style w:type="character" w:default="1" w:styleId="a0">
     <w:name w:val="Default Paragraph Font"/>
     <w:uiPriority w:val="1"/>
+    <w:semiHidden/>
     <w:unhideWhenUsed/>
   </w:style>
   <w:style w:type="table" w:default="1" w:styleId="a1">
